--- a/README.docx
+++ b/README.docx
@@ -10,57 +10,7 @@
         <w:t xml:space="preserve">Herald</w:t>
       </w:r>
     </w:p>
-    <w:p>
-      <w:pPr>
-        <w:pStyle w:val="FirstParagraph"/>
-      </w:pPr>
-      <w:r>
-        <w:drawing>
-          <wp:inline>
-            <wp:extent cx="1625600" cy="1625600"/>
-            <wp:effectExtent b="0" l="0" r="0" t="0"/>
-            <wp:docPr descr="Herald" title="" id="10" name="Picture"/>
-            <a:graphic>
-              <a:graphicData uri="http://schemas.openxmlformats.org/drawingml/2006/picture">
-                <pic:pic>
-                  <pic:nvPicPr>
-                    <pic:cNvPr descr="assets/logo/herald_logo_square_128.png" id="11" name="Picture"/>
-                    <pic:cNvPicPr>
-                      <a:picLocks noChangeArrowheads="1" noChangeAspect="1"/>
-                    </pic:cNvPicPr>
-                  </pic:nvPicPr>
-                  <pic:blipFill>
-                    <a:blip r:embed="rId9"/>
-                    <a:stretch>
-                      <a:fillRect/>
-                    </a:stretch>
-                  </pic:blipFill>
-                  <pic:spPr bwMode="auto">
-                    <a:xfrm>
-                      <a:off x="0" y="0"/>
-                      <a:ext cx="1625600" cy="1625600"/>
-                    </a:xfrm>
-                    <a:prstGeom prst="rect">
-                      <a:avLst/>
-                    </a:prstGeom>
-                    <a:noFill/>
-                    <a:ln w="9525">
-                      <a:noFill/>
-                      <a:headEnd/>
-                      <a:tailEnd/>
-                    </a:ln>
-                  </pic:spPr>
-                </pic:pic>
-              </a:graphicData>
-            </a:graphic>
-          </wp:inline>
-        </w:drawing>
-      </w:r>
-      <w:r>
-        <w:t xml:space="preserve">{width=96px height=96px}</w:t>
-      </w:r>
-    </w:p>
-    <w:bookmarkStart w:id="57" w:name="herald"/>
+    <w:bookmarkStart w:id="54" w:name="herald"/>
     <w:p>
       <w:pPr>
         <w:pStyle w:val="Heading1"/>
@@ -347,7 +297,7 @@
         </w:tc>
       </w:tr>
     </w:tbl>
-    <w:bookmarkStart w:id="12" w:name="table-of-contents"/>
+    <w:bookmarkStart w:id="9" w:name="table-of-contents"/>
     <w:p>
       <w:pPr>
         <w:pStyle w:val="Heading2"/>
@@ -643,8 +593,8 @@
         </w:pict>
       </w:r>
     </w:p>
-    <w:bookmarkEnd w:id="12"/>
-    <w:bookmarkStart w:id="18" w:name="status"/>
+    <w:bookmarkEnd w:id="9"/>
+    <w:bookmarkStart w:id="15" w:name="status"/>
     <w:p>
       <w:pPr>
         <w:pStyle w:val="Heading2"/>
@@ -703,7 +653,7 @@
       <w:r>
         <w:t xml:space="preserve"> </w:t>
       </w:r>
-      <w:hyperlink r:id="rId13">
+      <w:hyperlink r:id="rId10">
         <w:r>
           <w:rPr>
             <w:rStyle w:val="VerbatimChar"/>
@@ -720,7 +670,7 @@
       <w:r>
         <w:t xml:space="preserve"> </w:t>
       </w:r>
-      <w:hyperlink r:id="rId14">
+      <w:hyperlink r:id="rId11">
         <w:r>
           <w:rPr>
             <w:rStyle w:val="VerbatimChar"/>
@@ -749,7 +699,7 @@
       <w:r>
         <w:t xml:space="preserve"> </w:t>
       </w:r>
-      <w:hyperlink r:id="rId15">
+      <w:hyperlink r:id="rId12">
         <w:r>
           <w:rPr>
             <w:rStyle w:val="VerbatimChar"/>
@@ -775,7 +725,7 @@
       <w:r>
         <w:t xml:space="preserve"> </w:t>
       </w:r>
-      <w:hyperlink r:id="rId16">
+      <w:hyperlink r:id="rId13">
         <w:r>
           <w:rPr>
             <w:rStyle w:val="VerbatimChar"/>
@@ -816,7 +766,7 @@
       <w:r>
         <w:t xml:space="preserve"> </w:t>
       </w:r>
-      <w:hyperlink r:id="rId17">
+      <w:hyperlink r:id="rId14">
         <w:r>
           <w:rPr>
             <w:rStyle w:val="VerbatimChar"/>
@@ -944,8 +894,8 @@
         <w:t xml:space="preserve">layout will be used when scaffolding starts.</w:t>
       </w:r>
     </w:p>
-    <w:bookmarkEnd w:id="18"/>
-    <w:bookmarkStart w:id="19" w:name="mission"/>
+    <w:bookmarkEnd w:id="15"/>
+    <w:bookmarkStart w:id="16" w:name="mission"/>
     <w:p>
       <w:pPr>
         <w:pStyle w:val="Heading2"/>
@@ -1027,8 +977,8 @@
         <w:t xml:space="preserve">Delivery failures on one channel never block delivery to other channels.</w:t>
       </w:r>
     </w:p>
-    <w:bookmarkEnd w:id="19"/>
-    <w:bookmarkStart w:id="21" w:name="deployment-model"/>
+    <w:bookmarkEnd w:id="16"/>
+    <w:bookmarkStart w:id="18" w:name="deployment-model"/>
     <w:p>
       <w:pPr>
         <w:pStyle w:val="Heading2"/>
@@ -1151,7 +1101,7 @@
       <w:r>
         <w:t xml:space="preserve"> </w:t>
       </w:r>
-      <w:hyperlink r:id="rId20">
+      <w:hyperlink r:id="rId17">
         <w:r>
           <w:rPr>
             <w:rStyle w:val="VerbatimChar"/>
@@ -1166,8 +1116,8 @@
         <w:t xml:space="preserve">for the full rationale and the discovery contract that lets Herald locate the constitution at runtime from any nested depth.</w:t>
       </w:r>
     </w:p>
-    <w:bookmarkEnd w:id="21"/>
-    <w:bookmarkStart w:id="24" w:name="Xb3c0546342e3c7234c2c61ace57582bb2caf8dc"/>
+    <w:bookmarkEnd w:id="18"/>
+    <w:bookmarkStart w:id="21" w:name="Xb3c0546342e3c7234c2c61ace57582bb2caf8dc"/>
     <w:p>
       <w:pPr>
         <w:pStyle w:val="Heading2"/>
@@ -1186,7 +1136,7 @@
       <w:r>
         <w:t xml:space="preserve"> </w:t>
       </w:r>
-      <w:hyperlink r:id="rId22">
+      <w:hyperlink r:id="rId19">
         <w:r>
           <w:rPr>
             <w:rStyle w:val="Hyperlink"/>
@@ -1215,7 +1165,7 @@
       <w:r>
         <w:t xml:space="preserve"> </w:t>
       </w:r>
-      <w:hyperlink r:id="rId23">
+      <w:hyperlink r:id="rId20">
         <w:r>
           <w:rPr>
             <w:rStyle w:val="VerbatimChar"/>
@@ -1455,7 +1405,7 @@
       <w:r>
         <w:t xml:space="preserve"> </w:t>
       </w:r>
-      <w:hyperlink r:id="rId22">
+      <w:hyperlink r:id="rId19">
         <w:r>
           <w:rPr>
             <w:rStyle w:val="Hyperlink"/>
@@ -1470,8 +1420,8 @@
         <w:t xml:space="preserve">and is mirrored to GitLab, GitFlic, and GitVerse.</w:t>
       </w:r>
     </w:p>
-    <w:bookmarkEnd w:id="24"/>
-    <w:bookmarkStart w:id="25" w:name="repository-layout"/>
+    <w:bookmarkEnd w:id="21"/>
+    <w:bookmarkStart w:id="22" w:name="repository-layout"/>
     <w:p>
       <w:pPr>
         <w:pStyle w:val="Heading2"/>
@@ -1698,8 +1648,8 @@
         <w:t xml:space="preserve">    └── test_constitution_inheritance_meta.sh  # paired mutation meta-test (§1.1)</w:t>
       </w:r>
     </w:p>
-    <w:bookmarkEnd w:id="25"/>
-    <w:bookmarkStart w:id="32" w:name="quickstart-for-developers-and-agents"/>
+    <w:bookmarkEnd w:id="22"/>
+    <w:bookmarkStart w:id="29" w:name="quickstart-for-developers-and-agents"/>
     <w:p>
       <w:pPr>
         <w:pStyle w:val="Heading2"/>
@@ -1708,7 +1658,7 @@
         <w:t xml:space="preserve">Quickstart for developers and agents</w:t>
       </w:r>
     </w:p>
-    <w:bookmarkStart w:id="27" w:name="X35378431ec8015390932b28e42d6964f4f9b45b"/>
+    <w:bookmarkStart w:id="24" w:name="X35378431ec8015390932b28e42d6964f4f9b45b"/>
     <w:p>
       <w:pPr>
         <w:pStyle w:val="Heading3"/>
@@ -1743,7 +1693,7 @@
       <w:r>
         <w:t xml:space="preserve"> </w:t>
       </w:r>
-      <w:hyperlink r:id="rId26">
+      <w:hyperlink r:id="rId23">
         <w:r>
           <w:rPr>
             <w:rStyle w:val="Hyperlink"/>
@@ -1855,8 +1805,8 @@
         <w:t xml:space="preserve">.</w:t>
       </w:r>
     </w:p>
-    <w:bookmarkEnd w:id="27"/>
-    <w:bookmarkStart w:id="28" w:name="Xc40abc6fbfefede58fa4628a50b4d998da0274f"/>
+    <w:bookmarkEnd w:id="24"/>
+    <w:bookmarkStart w:id="25" w:name="Xc40abc6fbfefede58fa4628a50b4d998da0274f"/>
     <w:p>
       <w:pPr>
         <w:pStyle w:val="Heading3"/>
@@ -1985,8 +1935,8 @@
         <w:t xml:space="preserve">fails (constitution not found), follow the message — clone the constitution alongside Herald.</w:t>
       </w:r>
     </w:p>
-    <w:bookmarkEnd w:id="28"/>
-    <w:bookmarkStart w:id="31" w:name="X656158d4d89821062c6d841c838450ce114ecc9"/>
+    <w:bookmarkEnd w:id="25"/>
+    <w:bookmarkStart w:id="28" w:name="X656158d4d89821062c6d841c838450ce114ecc9"/>
     <w:p>
       <w:pPr>
         <w:pStyle w:val="Heading3"/>
@@ -2080,7 +2030,7 @@
           <w:numId w:val="1008"/>
         </w:numPr>
       </w:pPr>
-      <w:hyperlink r:id="rId29">
+      <w:hyperlink r:id="rId26">
         <w:r>
           <w:rPr>
             <w:rStyle w:val="VerbatimChar"/>
@@ -2097,7 +2047,7 @@
       <w:r>
         <w:t xml:space="preserve"> </w:t>
       </w:r>
-      <w:hyperlink r:id="rId30">
+      <w:hyperlink r:id="rId27">
         <w:r>
           <w:rPr>
             <w:rStyle w:val="VerbatimChar"/>
@@ -2120,7 +2070,7 @@
           <w:numId w:val="1008"/>
         </w:numPr>
       </w:pPr>
-      <w:hyperlink r:id="rId23">
+      <w:hyperlink r:id="rId20">
         <w:r>
           <w:rPr>
             <w:rStyle w:val="VerbatimChar"/>
@@ -2143,7 +2093,7 @@
           <w:numId w:val="1008"/>
         </w:numPr>
       </w:pPr>
-      <w:hyperlink r:id="rId20">
+      <w:hyperlink r:id="rId17">
         <w:r>
           <w:rPr>
             <w:rStyle w:val="VerbatimChar"/>
@@ -2166,7 +2116,7 @@
           <w:numId w:val="1008"/>
         </w:numPr>
       </w:pPr>
-      <w:hyperlink r:id="rId13">
+      <w:hyperlink r:id="rId10">
         <w:r>
           <w:rPr>
             <w:rStyle w:val="VerbatimChar"/>
@@ -2183,7 +2133,7 @@
       <w:r>
         <w:t xml:space="preserve"> </w:t>
       </w:r>
-      <w:hyperlink r:id="rId14">
+      <w:hyperlink r:id="rId11">
         <w:r>
           <w:rPr>
             <w:rStyle w:val="VerbatimChar"/>
@@ -2195,9 +2145,9 @@
         <w:t xml:space="preserve">.</w:t>
       </w:r>
     </w:p>
-    <w:bookmarkEnd w:id="31"/>
-    <w:bookmarkEnd w:id="32"/>
-    <w:bookmarkStart w:id="52" w:name="operator-setup-guides"/>
+    <w:bookmarkEnd w:id="28"/>
+    <w:bookmarkEnd w:id="29"/>
+    <w:bookmarkStart w:id="49" w:name="operator-setup-guides"/>
     <w:p>
       <w:pPr>
         <w:pStyle w:val="Heading2"/>
@@ -2216,7 +2166,7 @@
       <w:r>
         <w:t xml:space="preserve"> </w:t>
       </w:r>
-      <w:hyperlink r:id="rId15">
+      <w:hyperlink r:id="rId12">
         <w:r>
           <w:rPr>
             <w:rStyle w:val="VerbatimChar"/>
@@ -2275,7 +2225,7 @@
         <w:t xml:space="preserve">stays stable as features land.</w:t>
       </w:r>
     </w:p>
-    <w:bookmarkStart w:id="42" w:name="messengers"/>
+    <w:bookmarkStart w:id="39" w:name="messengers"/>
     <w:p>
       <w:pPr>
         <w:pStyle w:val="Heading3"/>
@@ -2372,7 +2322,7 @@
             <w:pPr>
               <w:pStyle w:val="Compact"/>
             </w:pPr>
-            <w:hyperlink r:id="rId33">
+            <w:hyperlink r:id="rId30">
               <w:r>
                 <w:rPr>
                   <w:rStyle w:val="VerbatimChar"/>
@@ -2412,7 +2362,7 @@
             <w:pPr>
               <w:pStyle w:val="Compact"/>
             </w:pPr>
-            <w:hyperlink r:id="rId34">
+            <w:hyperlink r:id="rId31">
               <w:r>
                 <w:rPr>
                   <w:rStyle w:val="VerbatimChar"/>
@@ -2452,7 +2402,7 @@
             <w:pPr>
               <w:pStyle w:val="Compact"/>
             </w:pPr>
-            <w:hyperlink r:id="rId35">
+            <w:hyperlink r:id="rId32">
               <w:r>
                 <w:rPr>
                   <w:rStyle w:val="VerbatimChar"/>
@@ -2492,7 +2442,7 @@
             <w:pPr>
               <w:pStyle w:val="Compact"/>
             </w:pPr>
-            <w:hyperlink r:id="rId36">
+            <w:hyperlink r:id="rId33">
               <w:r>
                 <w:rPr>
                   <w:rStyle w:val="VerbatimChar"/>
@@ -2532,7 +2482,7 @@
             <w:pPr>
               <w:pStyle w:val="Compact"/>
             </w:pPr>
-            <w:hyperlink r:id="rId37">
+            <w:hyperlink r:id="rId34">
               <w:r>
                 <w:rPr>
                   <w:rStyle w:val="VerbatimChar"/>
@@ -2572,7 +2522,7 @@
             <w:pPr>
               <w:pStyle w:val="Compact"/>
             </w:pPr>
-            <w:hyperlink r:id="rId38">
+            <w:hyperlink r:id="rId35">
               <w:r>
                 <w:rPr>
                   <w:rStyle w:val="VerbatimChar"/>
@@ -2612,7 +2562,7 @@
             <w:pPr>
               <w:pStyle w:val="Compact"/>
             </w:pPr>
-            <w:hyperlink r:id="rId39">
+            <w:hyperlink r:id="rId36">
               <w:r>
                 <w:rPr>
                   <w:rStyle w:val="VerbatimChar"/>
@@ -2652,7 +2602,7 @@
             <w:pPr>
               <w:pStyle w:val="Compact"/>
             </w:pPr>
-            <w:hyperlink r:id="rId40">
+            <w:hyperlink r:id="rId37">
               <w:r>
                 <w:rPr>
                   <w:rStyle w:val="VerbatimChar"/>
@@ -2692,7 +2642,7 @@
             <w:pPr>
               <w:pStyle w:val="Compact"/>
             </w:pPr>
-            <w:hyperlink r:id="rId41">
+            <w:hyperlink r:id="rId38">
               <w:r>
                 <w:rPr>
                   <w:rStyle w:val="VerbatimChar"/>
@@ -2704,8 +2654,8 @@
         </w:tc>
       </w:tr>
     </w:tbl>
-    <w:bookmarkEnd w:id="42"/>
-    <w:bookmarkStart w:id="49" w:name="llm--agent-dispatchers"/>
+    <w:bookmarkEnd w:id="39"/>
+    <w:bookmarkStart w:id="46" w:name="llm--agent-dispatchers"/>
     <w:p>
       <w:pPr>
         <w:pStyle w:val="Heading3"/>
@@ -2802,7 +2752,7 @@
             <w:pPr>
               <w:pStyle w:val="Compact"/>
             </w:pPr>
-            <w:hyperlink r:id="rId43">
+            <w:hyperlink r:id="rId40">
               <w:r>
                 <w:rPr>
                   <w:rStyle w:val="VerbatimChar"/>
@@ -2842,7 +2792,7 @@
             <w:pPr>
               <w:pStyle w:val="Compact"/>
             </w:pPr>
-            <w:hyperlink r:id="rId44">
+            <w:hyperlink r:id="rId41">
               <w:r>
                 <w:rPr>
                   <w:rStyle w:val="VerbatimChar"/>
@@ -2882,7 +2832,7 @@
             <w:pPr>
               <w:pStyle w:val="Compact"/>
             </w:pPr>
-            <w:hyperlink r:id="rId45">
+            <w:hyperlink r:id="rId42">
               <w:r>
                 <w:rPr>
                   <w:rStyle w:val="VerbatimChar"/>
@@ -2922,7 +2872,7 @@
             <w:pPr>
               <w:pStyle w:val="Compact"/>
             </w:pPr>
-            <w:hyperlink r:id="rId46">
+            <w:hyperlink r:id="rId43">
               <w:r>
                 <w:rPr>
                   <w:rStyle w:val="VerbatimChar"/>
@@ -2962,7 +2912,7 @@
             <w:pPr>
               <w:pStyle w:val="Compact"/>
             </w:pPr>
-            <w:hyperlink r:id="rId47">
+            <w:hyperlink r:id="rId44">
               <w:r>
                 <w:rPr>
                   <w:rStyle w:val="VerbatimChar"/>
@@ -3002,7 +2952,7 @@
             <w:pPr>
               <w:pStyle w:val="Compact"/>
             </w:pPr>
-            <w:hyperlink r:id="rId48">
+            <w:hyperlink r:id="rId45">
               <w:r>
                 <w:rPr>
                   <w:rStyle w:val="VerbatimChar"/>
@@ -3014,8 +2964,8 @@
         </w:tc>
       </w:tr>
     </w:tbl>
-    <w:bookmarkEnd w:id="49"/>
-    <w:bookmarkStart w:id="51" w:name="credentials-master-guide"/>
+    <w:bookmarkEnd w:id="46"/>
+    <w:bookmarkStart w:id="48" w:name="credentials-master-guide"/>
     <w:p>
       <w:pPr>
         <w:pStyle w:val="Heading3"/>
@@ -3028,7 +2978,7 @@
       <w:pPr>
         <w:pStyle w:val="FirstParagraph"/>
       </w:pPr>
-      <w:hyperlink r:id="rId50">
+      <w:hyperlink r:id="rId47">
         <w:r>
           <w:rPr>
             <w:rStyle w:val="VerbatimChar"/>
@@ -3268,9 +3218,9 @@
         <w:t xml:space="preserve">is the only credentials-file that lives in git, and it contains only placeholder values.</w:t>
       </w:r>
     </w:p>
-    <w:bookmarkEnd w:id="51"/>
-    <w:bookmarkEnd w:id="52"/>
-    <w:bookmarkStart w:id="53" w:name="mirror--push-convention"/>
+    <w:bookmarkEnd w:id="48"/>
+    <w:bookmarkEnd w:id="49"/>
+    <w:bookmarkStart w:id="50" w:name="mirror--push-convention"/>
     <w:p>
       <w:pPr>
         <w:pStyle w:val="Heading2"/>
@@ -3616,8 +3566,8 @@
         <w:t xml:space="preserve">declarations and configures git remotes accordingly; the same pattern can be adapted for Herald.</w:t>
       </w:r>
     </w:p>
-    <w:bookmarkEnd w:id="53"/>
-    <w:bookmarkStart w:id="55" w:name="license"/>
+    <w:bookmarkEnd w:id="50"/>
+    <w:bookmarkStart w:id="52" w:name="license"/>
     <w:p>
       <w:pPr>
         <w:pStyle w:val="Heading2"/>
@@ -3630,7 +3580,7 @@
       <w:pPr>
         <w:pStyle w:val="FirstParagraph"/>
       </w:pPr>
-      <w:hyperlink r:id="rId54">
+      <w:hyperlink r:id="rId51">
         <w:r>
           <w:rPr>
             <w:rStyle w:val="VerbatimChar"/>
@@ -3645,8 +3595,8 @@
         <w:t xml:space="preserve">— see file for terms.</w:t>
       </w:r>
     </w:p>
-    <w:bookmarkEnd w:id="55"/>
-    <w:bookmarkStart w:id="56" w:name="contact--contribution"/>
+    <w:bookmarkEnd w:id="52"/>
+    <w:bookmarkStart w:id="53" w:name="contact--contribution"/>
     <w:p>
       <w:pPr>
         <w:pStyle w:val="Heading2"/>
@@ -3663,8 +3613,8 @@
         <w:t xml:space="preserve">Substantive contributions land via PRs on GitHub; mirrors are read-only for external consumers. Inheritance rules and the gate apply to every PR.</w:t>
       </w:r>
     </w:p>
-    <w:bookmarkEnd w:id="56"/>
-    <w:bookmarkEnd w:id="57"/>
+    <w:bookmarkEnd w:id="53"/>
+    <w:bookmarkEnd w:id="54"/>
     <w:sectPr>
       <w:footnotePr>
         <w:numRestart w:val="eachSect"/>

--- a/README.docx
+++ b/README.docx
@@ -10,7 +10,7 @@
         <w:t xml:space="preserve">Herald</w:t>
       </w:r>
     </w:p>
-    <w:bookmarkStart w:id="54" w:name="herald"/>
+    <w:bookmarkStart w:id="57" w:name="herald"/>
     <w:p>
       <w:pPr>
         <w:pStyle w:val="Heading1"/>
@@ -2147,7 +2147,7 @@
     </w:p>
     <w:bookmarkEnd w:id="28"/>
     <w:bookmarkEnd w:id="29"/>
-    <w:bookmarkStart w:id="49" w:name="operator-setup-guides"/>
+    <w:bookmarkStart w:id="52" w:name="operator-setup-guides"/>
     <w:p>
       <w:pPr>
         <w:pStyle w:val="Heading2"/>
@@ -3219,8 +3219,90 @@
       </w:r>
     </w:p>
     <w:bookmarkEnd w:id="48"/>
-    <w:bookmarkEnd w:id="49"/>
-    <w:bookmarkStart w:id="50" w:name="mirror--push-convention"/>
+    <w:bookmarkStart w:id="51" w:name="X2d57ec4c52902418777a57d1b6587fe0de5df6e"/>
+    <w:p>
+      <w:pPr>
+        <w:pStyle w:val="Heading3"/>
+      </w:pPr>
+      <w:r>
+        <w:t xml:space="preserve">Active blockers — operator action required</w:t>
+      </w:r>
+    </w:p>
+    <w:p>
+      <w:pPr>
+        <w:pStyle w:val="FirstParagraph"/>
+      </w:pPr>
+      <w:hyperlink r:id="rId49">
+        <w:r>
+          <w:rPr>
+            <w:rStyle w:val="VerbatimChar"/>
+          </w:rPr>
+          <w:t xml:space="preserve">docs/requirements/blockers/missing_env_variables.md</w:t>
+        </w:r>
+      </w:hyperlink>
+      <w:r>
+        <w:t xml:space="preserve"> </w:t>
+      </w:r>
+      <w:r>
+        <w:t xml:space="preserve">— the step-by-step MTProto credential setup the operator must complete to unblock Wave 8 Track B (the full-automation rewrite of</w:t>
+      </w:r>
+      <w:r>
+        <w:t xml:space="preserve"> </w:t>
+      </w:r>
+      <w:r>
+        <w:rPr>
+          <w:rStyle w:val="VerbatimChar"/>
+        </w:rPr>
+        <w:t xml:space="preserve">TestSubscribe_LiveBotAPI</w:t>
+      </w:r>
+      <w:r>
+        <w:t xml:space="preserve">,</w:t>
+      </w:r>
+      <w:r>
+        <w:t xml:space="preserve"> </w:t>
+      </w:r>
+      <w:r>
+        <w:rPr>
+          <w:rStyle w:val="VerbatimChar"/>
+        </w:rPr>
+        <w:t xml:space="preserve">tests/test_wave6_live_loop.sh</w:t>
+      </w:r>
+      <w:r>
+        <w:t xml:space="preserve">, and Wave 6.5 lifecycle scenarios per HelixConstitution §11.4.98 + Herald §108.m). Available in Markdown / HTML / PDF / DOCX.</w:t>
+      </w:r>
+      <w:r>
+        <w:t xml:space="preserve"> </w:t>
+      </w:r>
+      <w:r>
+        <w:rPr>
+          <w:b/>
+          <w:bCs/>
+        </w:rPr>
+        <w:t xml:space="preserve">Required for §11.4.98 compliance — release-gate item.</w:t>
+      </w:r>
+    </w:p>
+    <w:p>
+      <w:pPr>
+        <w:pStyle w:val="BodyText"/>
+      </w:pPr>
+      <w:hyperlink r:id="rId50">
+        <w:r>
+          <w:rPr>
+            <w:rStyle w:val="VerbatimChar"/>
+          </w:rPr>
+          <w:t xml:space="preserve">docs/audits/full-automation-114-98-audit-2026-05-28.md</w:t>
+        </w:r>
+      </w:hyperlink>
+      <w:r>
+        <w:t xml:space="preserve"> </w:t>
+      </w:r>
+      <w:r>
+        <w:t xml:space="preserve">— the canonical classification of every Herald test against §11.4.98 (794 tests audited: 758 COMPLIANT-hermetic, 32 COMPLIANT-with-creds-bootstrap, 4 NON-COMPLIANT-manual-dep, 1 STRUCTURALLY-BROKEN). NON-COMPLIANT items have until 2026-06-27 (T+30 days) to be rewritten before graduating to §11.4.90 Obsolete.</w:t>
+      </w:r>
+    </w:p>
+    <w:bookmarkEnd w:id="51"/>
+    <w:bookmarkEnd w:id="52"/>
+    <w:bookmarkStart w:id="53" w:name="mirror--push-convention"/>
     <w:p>
       <w:pPr>
         <w:pStyle w:val="Heading2"/>
@@ -3566,8 +3648,8 @@
         <w:t xml:space="preserve">declarations and configures git remotes accordingly; the same pattern can be adapted for Herald.</w:t>
       </w:r>
     </w:p>
-    <w:bookmarkEnd w:id="50"/>
-    <w:bookmarkStart w:id="52" w:name="license"/>
+    <w:bookmarkEnd w:id="53"/>
+    <w:bookmarkStart w:id="55" w:name="license"/>
     <w:p>
       <w:pPr>
         <w:pStyle w:val="Heading2"/>
@@ -3580,7 +3662,7 @@
       <w:pPr>
         <w:pStyle w:val="FirstParagraph"/>
       </w:pPr>
-      <w:hyperlink r:id="rId51">
+      <w:hyperlink r:id="rId54">
         <w:r>
           <w:rPr>
             <w:rStyle w:val="VerbatimChar"/>
@@ -3595,8 +3677,8 @@
         <w:t xml:space="preserve">— see file for terms.</w:t>
       </w:r>
     </w:p>
-    <w:bookmarkEnd w:id="52"/>
-    <w:bookmarkStart w:id="53" w:name="contact--contribution"/>
+    <w:bookmarkEnd w:id="55"/>
+    <w:bookmarkStart w:id="56" w:name="contact--contribution"/>
     <w:p>
       <w:pPr>
         <w:pStyle w:val="Heading2"/>
@@ -3613,8 +3695,8 @@
         <w:t xml:space="preserve">Substantive contributions land via PRs on GitHub; mirrors are read-only for external consumers. Inheritance rules and the gate apply to every PR.</w:t>
       </w:r>
     </w:p>
-    <w:bookmarkEnd w:id="53"/>
-    <w:bookmarkEnd w:id="54"/>
+    <w:bookmarkEnd w:id="56"/>
+    <w:bookmarkEnd w:id="57"/>
     <w:sectPr>
       <w:footnotePr>
         <w:numRestart w:val="eachSect"/>

--- a/README.docx
+++ b/README.docx
@@ -10,7 +10,7 @@
         <w:t xml:space="preserve">Herald</w:t>
       </w:r>
     </w:p>
-    <w:bookmarkStart w:id="57" w:name="herald"/>
+    <w:bookmarkStart w:id="61" w:name="herald"/>
     <w:p>
       <w:pPr>
         <w:pStyle w:val="Heading1"/>
@@ -3695,8 +3695,431 @@
         <w:t xml:space="preserve">Substantive contributions land via PRs on GitHub; mirrors are read-only for external consumers. Inheritance rules and the gate apply to every PR.</w:t>
       </w:r>
     </w:p>
+    <w:p>
+      <w:r>
+        <w:pict>
+          <v:rect style="width:0;height:1.5pt" o:hralign="center" o:hrstd="t" o:hr="t"/>
+        </w:pict>
+      </w:r>
+    </w:p>
     <w:bookmarkEnd w:id="56"/>
-    <w:bookmarkEnd w:id="57"/>
+    <w:bookmarkStart w:id="60" w:name="sources-verified"/>
+    <w:p>
+      <w:pPr>
+        <w:pStyle w:val="Heading2"/>
+      </w:pPr>
+      <w:r>
+        <w:t xml:space="preserve">Sources verified</w:t>
+      </w:r>
+    </w:p>
+    <w:p>
+      <w:pPr>
+        <w:pStyle w:val="FirstParagraph"/>
+      </w:pPr>
+      <w:r>
+        <w:t xml:space="preserve">Per HelixConstitution §11.4.99 + Herald §108.n (Latest-Source Documentation Cross-Reference Mandate). This README is a gateway document — the substantive operator-facing instructions live in the per-channel / per-dispatcher guides linked above. Each linked guide carries its own</w:t>
+      </w:r>
+      <w:r>
+        <w:t xml:space="preserve"> </w:t>
+      </w:r>
+      <w:r>
+        <w:rPr>
+          <w:rStyle w:val="VerbatimChar"/>
+        </w:rPr>
+        <w:t xml:space="preserve">## Sources verified</w:t>
+      </w:r>
+      <w:r>
+        <w:t xml:space="preserve"> </w:t>
+      </w:r>
+      <w:r>
+        <w:t xml:space="preserve">footer covering the external services it documents. The cross-references below cover the external claims this README makes directly.</w:t>
+      </w:r>
+    </w:p>
+    <w:p>
+      <w:pPr>
+        <w:pStyle w:val="BodyText"/>
+      </w:pPr>
+      <w:r>
+        <w:rPr>
+          <w:b/>
+          <w:bCs/>
+        </w:rPr>
+        <w:t xml:space="preserve">Last verified:</w:t>
+      </w:r>
+      <w:r>
+        <w:t xml:space="preserve"> </w:t>
+      </w:r>
+      <w:r>
+        <w:t xml:space="preserve">2026-05-28</w:t>
+      </w:r>
+    </w:p>
+    <w:tbl>
+      <w:tblPr>
+        <w:tblStyle w:val="Table"/>
+        <w:tblW w:type="auto" w:w="0"/>
+        <w:tblLook w:firstRow="1" w:lastRow="0" w:firstColumn="0" w:lastColumn="0" w:noHBand="0" w:noVBand="0" w:val="0020"/>
+      </w:tblPr>
+      <w:tblGrid>
+        <w:gridCol w:w="2640"/>
+        <w:gridCol w:w="2640"/>
+        <w:gridCol w:w="2640"/>
+      </w:tblGrid>
+      <w:tr>
+        <w:trPr>
+          <w:tblHeader w:val="on"/>
+        </w:trPr>
+        <w:tc>
+          <w:tcPr/>
+          <w:p>
+            <w:pPr>
+              <w:pStyle w:val="Compact"/>
+            </w:pPr>
+            <w:r>
+              <w:t xml:space="preserve">Source</w:t>
+            </w:r>
+          </w:p>
+        </w:tc>
+        <w:tc>
+          <w:tcPr/>
+          <w:p>
+            <w:pPr>
+              <w:pStyle w:val="Compact"/>
+            </w:pPr>
+            <w:r>
+              <w:t xml:space="preserve">URL / path</w:t>
+            </w:r>
+          </w:p>
+        </w:tc>
+        <w:tc>
+          <w:tcPr/>
+          <w:p>
+            <w:pPr>
+              <w:pStyle w:val="Compact"/>
+            </w:pPr>
+            <w:r>
+              <w:t xml:space="preserve">Authored / verified</w:t>
+            </w:r>
+          </w:p>
+        </w:tc>
+      </w:tr>
+      <w:tr>
+        <w:tc>
+          <w:tcPr/>
+          <w:p>
+            <w:pPr>
+              <w:pStyle w:val="Compact"/>
+            </w:pPr>
+            <w:r>
+              <w:t xml:space="preserve">HelixConstitution</w:t>
+            </w:r>
+          </w:p>
+        </w:tc>
+        <w:tc>
+          <w:tcPr/>
+          <w:p>
+            <w:pPr>
+              <w:pStyle w:val="Compact"/>
+            </w:pPr>
+            <w:hyperlink r:id="rId19">
+              <w:r>
+                <w:rPr>
+                  <w:rStyle w:val="Hyperlink"/>
+                </w:rPr>
+                <w:t xml:space="preserve">https://github.com/HelixDevelopment/HelixConstitution</w:t>
+              </w:r>
+            </w:hyperlink>
+          </w:p>
+        </w:tc>
+        <w:tc>
+          <w:tcPr/>
+          <w:p>
+            <w:pPr>
+              <w:pStyle w:val="Compact"/>
+            </w:pPr>
+            <w:r>
+              <w:t xml:space="preserve">§"Governance" (constitution authority + canonical URL); §"Quickstart" step 1 (clone-alongside command); §"Inherited invariants" list (§11.4 anti-bluff, §1.1 paired mutations, §11.4.6 no-guessing language, §11.4.10 credentials-never-tracked, §2.1 multi-upstream push, §9 hardlinked-backup).</w:t>
+            </w:r>
+          </w:p>
+        </w:tc>
+      </w:tr>
+      <w:tr>
+        <w:tc>
+          <w:tcPr/>
+          <w:p>
+            <w:pPr>
+              <w:pStyle w:val="Compact"/>
+            </w:pPr>
+            <w:r>
+              <w:t xml:space="preserve">Telegram official Bot API documentation</w:t>
+            </w:r>
+          </w:p>
+        </w:tc>
+        <w:tc>
+          <w:tcPr/>
+          <w:p>
+            <w:pPr>
+              <w:pStyle w:val="Compact"/>
+            </w:pPr>
+            <w:hyperlink r:id="rId57">
+              <w:r>
+                <w:rPr>
+                  <w:rStyle w:val="Hyperlink"/>
+                </w:rPr>
+                <w:t xml:space="preserve">https://core.telegram.org/bots/api</w:t>
+              </w:r>
+            </w:hyperlink>
+          </w:p>
+        </w:tc>
+        <w:tc>
+          <w:tcPr/>
+          <w:p>
+            <w:pPr>
+              <w:pStyle w:val="Compact"/>
+            </w:pPr>
+            <w:r>
+              <w:t xml:space="preserve">§"Messengers" table — Telegram channel status (LIVE — HRD-011 + HRD-100). The substantive setup steps are in</w:t>
+            </w:r>
+            <w:r>
+              <w:t xml:space="preserve"> </w:t>
+            </w:r>
+            <w:hyperlink r:id="rId30">
+              <w:r>
+                <w:rPr>
+                  <w:rStyle w:val="VerbatimChar"/>
+                </w:rPr>
+                <w:t xml:space="preserve">docs/guides/messengers/TELEGRAM.md</w:t>
+              </w:r>
+            </w:hyperlink>
+            <w:r>
+              <w:t xml:space="preserve"> </w:t>
+            </w:r>
+            <w:r>
+              <w:t xml:space="preserve">+</w:t>
+            </w:r>
+            <w:r>
+              <w:t xml:space="preserve"> </w:t>
+            </w:r>
+            <w:hyperlink r:id="rId58">
+              <w:r>
+                <w:rPr>
+                  <w:rStyle w:val="VerbatimChar"/>
+                </w:rPr>
+                <w:t xml:space="preserve">docs/guides/TELEGRAM.md</w:t>
+              </w:r>
+            </w:hyperlink>
+            <w:r>
+              <w:t xml:space="preserve"> </w:t>
+            </w:r>
+            <w:r>
+              <w:t xml:space="preserve">which carry their own §11.4.99 footers.</w:t>
+            </w:r>
+          </w:p>
+        </w:tc>
+      </w:tr>
+      <w:tr>
+        <w:tc>
+          <w:tcPr/>
+          <w:p>
+            <w:pPr>
+              <w:pStyle w:val="Compact"/>
+            </w:pPr>
+            <w:r>
+              <w:t xml:space="preserve">Anthropic — Claude Code documentation</w:t>
+            </w:r>
+          </w:p>
+        </w:tc>
+        <w:tc>
+          <w:tcPr/>
+          <w:p>
+            <w:pPr>
+              <w:pStyle w:val="Compact"/>
+            </w:pPr>
+            <w:hyperlink r:id="rId59">
+              <w:r>
+                <w:rPr>
+                  <w:rStyle w:val="Hyperlink"/>
+                </w:rPr>
+                <w:t xml:space="preserve">https://docs.anthropic.com/claude-code</w:t>
+              </w:r>
+            </w:hyperlink>
+          </w:p>
+        </w:tc>
+        <w:tc>
+          <w:tcPr/>
+          <w:p>
+            <w:pPr>
+              <w:pStyle w:val="Compact"/>
+            </w:pPr>
+            <w:r>
+              <w:t xml:space="preserve">§"LLM / agent dispatchers" table — Claude Code status (LIVE — HRD-012 Fixed). The substantive setup steps are in</w:t>
+            </w:r>
+            <w:r>
+              <w:t xml:space="preserve"> </w:t>
+            </w:r>
+            <w:hyperlink r:id="rId40">
+              <w:r>
+                <w:rPr>
+                  <w:rStyle w:val="VerbatimChar"/>
+                </w:rPr>
+                <w:t xml:space="preserve">docs/guides/dispatchers/CLAUDE_CODE.md</w:t>
+              </w:r>
+            </w:hyperlink>
+            <w:r>
+              <w:t xml:space="preserve"> </w:t>
+            </w:r>
+            <w:r>
+              <w:t xml:space="preserve">which carries its own §11.4.99 footer.</w:t>
+            </w:r>
+          </w:p>
+        </w:tc>
+      </w:tr>
+      <w:tr>
+        <w:tc>
+          <w:tcPr/>
+          <w:p>
+            <w:pPr>
+              <w:pStyle w:val="Compact"/>
+            </w:pPr>
+            <w:r>
+              <w:t xml:space="preserve">Herald active blockers — MTProto credential setup</w:t>
+            </w:r>
+          </w:p>
+        </w:tc>
+        <w:tc>
+          <w:tcPr/>
+          <w:p>
+            <w:pPr>
+              <w:pStyle w:val="Compact"/>
+            </w:pPr>
+            <w:hyperlink r:id="rId49">
+              <w:r>
+                <w:rPr>
+                  <w:rStyle w:val="VerbatimChar"/>
+                </w:rPr>
+                <w:t xml:space="preserve">docs/requirements/blockers/missing_env_variables.md</w:t>
+              </w:r>
+            </w:hyperlink>
+          </w:p>
+        </w:tc>
+        <w:tc>
+          <w:tcPr/>
+          <w:p>
+            <w:pPr>
+              <w:pStyle w:val="Compact"/>
+            </w:pPr>
+            <w:r>
+              <w:t xml:space="preserve">§"Active blockers" link target — that document carries the canonical Telegram-userbot safety walkthrough (the</w:t>
+            </w:r>
+            <w:r>
+              <w:t xml:space="preserve"> </w:t>
+            </w:r>
+            <w:r>
+              <w:rPr>
+                <w:rStyle w:val="VerbatimChar"/>
+              </w:rPr>
+              <w:t xml:space="preserve">recover@telegram.org</w:t>
+            </w:r>
+            <w:r>
+              <w:t xml:space="preserve"> </w:t>
+            </w:r>
+            <w:r>
+              <w:t xml:space="preserve">pre-login email; no VoIP / Google Voice / Twilio / TextNow numbers; one phone = one</w:t>
+            </w:r>
+            <w:r>
+              <w:t xml:space="preserve"> </w:t>
+            </w:r>
+            <w:r>
+              <w:rPr>
+                <w:rStyle w:val="VerbatimChar"/>
+              </w:rPr>
+              <w:t xml:space="preserve">api_id</w:t>
+            </w:r>
+            <w:r>
+              <w:t xml:space="preserve"> </w:t>
+            </w:r>
+            <w:r>
+              <w:t xml:space="preserve">forever; Short-name STRICTLY alphanumeric — underscores REJECTED; ratelimit + floodwait middlewares) with its own §11.4.99 footer.</w:t>
+            </w:r>
+          </w:p>
+        </w:tc>
+      </w:tr>
+      <w:tr>
+        <w:tc>
+          <w:tcPr/>
+          <w:p>
+            <w:pPr>
+              <w:pStyle w:val="Compact"/>
+            </w:pPr>
+            <w:r>
+              <w:t xml:space="preserve">Herald spec V3 (source of truth)</w:t>
+            </w:r>
+          </w:p>
+        </w:tc>
+        <w:tc>
+          <w:tcPr/>
+          <w:p>
+            <w:pPr>
+              <w:pStyle w:val="Compact"/>
+            </w:pPr>
+            <w:hyperlink r:id="rId10">
+              <w:r>
+                <w:rPr>
+                  <w:rStyle w:val="VerbatimChar"/>
+                </w:rPr>
+                <w:t xml:space="preserve">docs/specs/mvp/specification.V3.md</w:t>
+              </w:r>
+            </w:hyperlink>
+          </w:p>
+        </w:tc>
+        <w:tc>
+          <w:tcPr/>
+          <w:p>
+            <w:pPr>
+              <w:pStyle w:val="Compact"/>
+            </w:pPr>
+            <w:r>
+              <w:t xml:space="preserve">§"Status" claims about Herald implementation maturity; §"Mission" canonical statement; §"Repository layout"; the V1→V2→V3 supersession chain. The spec itself carries its own §11.4.99 footer covering the external service contracts its design decisions depend on.</w:t>
+            </w:r>
+          </w:p>
+        </w:tc>
+      </w:tr>
+    </w:tbl>
+    <w:p>
+      <w:pPr>
+        <w:pStyle w:val="BodyText"/>
+      </w:pPr>
+      <w:r>
+        <w:rPr>
+          <w:b/>
+          <w:bCs/>
+        </w:rPr>
+        <w:t xml:space="preserve">Re-verification cadence (per §11.4.99 (C)):</w:t>
+      </w:r>
+      <w:r>
+        <w:t xml:space="preserve"> </w:t>
+      </w:r>
+      <w:r>
+        <w:t xml:space="preserve">This README does not contain operator-actionable external-service instructions directly — those are in the linked guides, each with its own cadence. README-level re-verification is</w:t>
+      </w:r>
+      <w:r>
+        <w:t xml:space="preserve"> </w:t>
+      </w:r>
+      <w:r>
+        <w:rPr>
+          <w:b/>
+          <w:bCs/>
+        </w:rPr>
+        <w:t xml:space="preserve">on Herald structural changes</w:t>
+      </w:r>
+      <w:r>
+        <w:t xml:space="preserve"> </w:t>
+      </w:r>
+      <w:r>
+        <w:t xml:space="preserve">(repo-layout changes, new flavors, new mirror hosts, new linked guides) — no time-bound staleness. Linked guides MUST be kept current per their own footers.</w:t>
+      </w:r>
+    </w:p>
+    <w:bookmarkEnd w:id="60"/>
+    <w:bookmarkEnd w:id="61"/>
     <w:sectPr>
       <w:footnotePr>
         <w:numRestart w:val="eachSect"/>

--- a/README.docx
+++ b/README.docx
@@ -10,7 +10,7 @@
         <w:t xml:space="preserve">Herald</w:t>
       </w:r>
     </w:p>
-    <w:bookmarkStart w:id="61" w:name="herald"/>
+    <w:bookmarkStart w:id="70" w:name="herald"/>
     <w:p>
       <w:pPr>
         <w:pStyle w:val="Heading1"/>
@@ -518,6 +518,23 @@
           <w:numId w:val="1003"/>
         </w:numPr>
       </w:pPr>
+      <w:hyperlink w:anchor="per-flavor-operator-guides">
+        <w:r>
+          <w:rPr>
+            <w:rStyle w:val="Hyperlink"/>
+          </w:rPr>
+          <w:t xml:space="preserve">Per-flavor operator guides</w:t>
+        </w:r>
+      </w:hyperlink>
+    </w:p>
+    <w:p>
+      <w:pPr>
+        <w:pStyle w:val="Compact"/>
+        <w:numPr>
+          <w:ilvl w:val="1"/>
+          <w:numId w:val="1003"/>
+        </w:numPr>
+      </w:pPr>
       <w:hyperlink w:anchor="credentials-master-guide">
         <w:r>
           <w:rPr>
@@ -2147,7 +2164,7 @@
     </w:p>
     <w:bookmarkEnd w:id="28"/>
     <w:bookmarkEnd w:id="29"/>
-    <w:bookmarkStart w:id="52" w:name="operator-setup-guides"/>
+    <w:bookmarkStart w:id="61" w:name="operator-setup-guides"/>
     <w:p>
       <w:pPr>
         <w:pStyle w:val="Heading2"/>
@@ -2965,792 +2982,44 @@
       </w:tr>
     </w:tbl>
     <w:bookmarkEnd w:id="46"/>
-    <w:bookmarkStart w:id="48" w:name="credentials-master-guide"/>
+    <w:bookmarkStart w:id="55" w:name="per-flavor-operator-guides"/>
     <w:p>
       <w:pPr>
         <w:pStyle w:val="Heading3"/>
       </w:pPr>
       <w:r>
-        <w:t xml:space="preserve">Credentials master guide</w:t>
+        <w:t xml:space="preserve">Per-flavor operator guides</w:t>
       </w:r>
     </w:p>
     <w:p>
       <w:pPr>
         <w:pStyle w:val="FirstParagraph"/>
       </w:pPr>
-      <w:hyperlink r:id="rId47">
+      <w:r>
+        <w:t xml:space="preserve">Each Herald flavor binary ships with a nano-detail operator reference under</w:t>
+      </w:r>
+      <w:r>
+        <w:t xml:space="preserve"> </w:t>
+      </w:r>
+      <w:hyperlink r:id="rId12">
         <w:r>
           <w:rPr>
             <w:rStyle w:val="VerbatimChar"/>
           </w:rPr>
-          <w:t xml:space="preserve">docs/guides/OPERATOR_CREDENTIALS.md</w:t>
+          <w:t xml:space="preserve">docs/guides/</w:t>
         </w:r>
       </w:hyperlink>
       <w:r>
-        <w:t xml:space="preserve"> </w:t>
-      </w:r>
-      <w:r>
-        <w:t xml:space="preserve">is the umbrella reference covering:</w:t>
-      </w:r>
-    </w:p>
-    <w:p>
-      <w:pPr>
-        <w:pStyle w:val="Compact"/>
-        <w:numPr>
-          <w:ilvl w:val="0"/>
-          <w:numId w:val="1009"/>
-        </w:numPr>
-      </w:pPr>
-      <w:r>
-        <w:t xml:space="preserve">The 12-factor resolution order (CLI flag &gt; shell exports &gt;</w:t>
-      </w:r>
-      <w:r>
-        <w:t xml:space="preserve"> </w:t>
-      </w:r>
-      <w:r>
-        <w:rPr>
-          <w:rStyle w:val="VerbatimChar"/>
-        </w:rPr>
-        <w:t xml:space="preserve">.env</w:t>
-      </w:r>
-      <w:r>
-        <w:t xml:space="preserve"> </w:t>
-      </w:r>
-      <w:r>
-        <w:t xml:space="preserve">&gt; defaults)</w:t>
-      </w:r>
-    </w:p>
-    <w:p>
-      <w:pPr>
-        <w:pStyle w:val="Compact"/>
-        <w:numPr>
-          <w:ilvl w:val="0"/>
-          <w:numId w:val="1009"/>
-        </w:numPr>
-      </w:pPr>
-      <w:r>
-        <w:t xml:space="preserve">How to set credentials via</w:t>
-      </w:r>
-      <w:r>
-        <w:t xml:space="preserve"> </w:t>
-      </w:r>
-      <w:r>
-        <w:rPr>
-          <w:rStyle w:val="VerbatimChar"/>
-        </w:rPr>
-        <w:t xml:space="preserve">~/.bashrc</w:t>
-      </w:r>
-      <w:r>
-        <w:t xml:space="preserve"> </w:t>
-      </w:r>
-      <w:r>
-        <w:t xml:space="preserve">/</w:t>
-      </w:r>
-      <w:r>
-        <w:t xml:space="preserve"> </w:t>
-      </w:r>
-      <w:r>
-        <w:rPr>
-          <w:rStyle w:val="VerbatimChar"/>
-        </w:rPr>
-        <w:t xml:space="preserve">~/.zshrc</w:t>
-      </w:r>
-      <w:r>
-        <w:t xml:space="preserve"> </w:t>
-      </w:r>
-      <w:r>
-        <w:t xml:space="preserve">(shell-export path) AND</w:t>
-      </w:r>
-      <w:r>
-        <w:t xml:space="preserve"> </w:t>
-      </w:r>
-      <w:r>
-        <w:rPr>
-          <w:rStyle w:val="VerbatimChar"/>
-        </w:rPr>
-        <w:t xml:space="preserve">.env</w:t>
-      </w:r>
-      <w:r>
-        <w:t xml:space="preserve"> </w:t>
-      </w:r>
-      <w:r>
-        <w:t xml:space="preserve">(project-local path) — both supported per spec V3 §3.3</w:t>
-      </w:r>
-    </w:p>
-    <w:p>
-      <w:pPr>
-        <w:pStyle w:val="Compact"/>
-        <w:numPr>
-          <w:ilvl w:val="0"/>
-          <w:numId w:val="1009"/>
-        </w:numPr>
-      </w:pPr>
-      <w:r>
-        <w:t xml:space="preserve">Pre-commit secrets audit checklist (</w:t>
-      </w:r>
-      <w:r>
-        <w:rPr>
-          <w:rStyle w:val="VerbatimChar"/>
-        </w:rPr>
-        <w:t xml:space="preserve">.env</w:t>
-      </w:r>
-      <w:r>
-        <w:t xml:space="preserve"> </w:t>
-      </w:r>
-      <w:r>
-        <w:t xml:space="preserve">not tracked; no obvious-format secrets;</w:t>
-      </w:r>
-      <w:r>
-        <w:t xml:space="preserve"> </w:t>
-      </w:r>
-      <w:r>
-        <w:rPr>
-          <w:rStyle w:val="VerbatimChar"/>
-        </w:rPr>
-        <w:t xml:space="preserve">.env.example</w:t>
-      </w:r>
-      <w:r>
-        <w:t xml:space="preserve"> </w:t>
-      </w:r>
-      <w:r>
-        <w:t xml:space="preserve">only has placeholders)</w:t>
-      </w:r>
-    </w:p>
-    <w:p>
-      <w:pPr>
-        <w:pStyle w:val="Compact"/>
-        <w:numPr>
-          <w:ilvl w:val="0"/>
-          <w:numId w:val="1009"/>
-        </w:numPr>
-      </w:pPr>
-      <w:r>
-        <w:t xml:space="preserve">Quickstart-compose vs native pherald operating modes</w:t>
-      </w:r>
-    </w:p>
-    <w:p>
-      <w:pPr>
-        <w:pStyle w:val="Compact"/>
-        <w:numPr>
-          <w:ilvl w:val="0"/>
-          <w:numId w:val="1009"/>
-        </w:numPr>
-      </w:pPr>
-      <w:r>
-        <w:t xml:space="preserve">Troubleshooting (SQLSTATE 28P01, "DSN not set", SKIP-with-reason logic per §11.4.3, …)</w:t>
-      </w:r>
-    </w:p>
-    <w:p>
-      <w:pPr>
-        <w:pStyle w:val="FirstParagraph"/>
-      </w:pPr>
-      <w:r>
-        <w:t xml:space="preserve">Per Universal Constitution §11.4.10:</w:t>
-      </w:r>
-      <w:r>
-        <w:t xml:space="preserve"> </w:t>
-      </w:r>
-      <w:r>
-        <w:rPr>
-          <w:rStyle w:val="VerbatimChar"/>
-          <w:b/>
-          <w:bCs/>
-        </w:rPr>
-        <w:t xml:space="preserve">.env</w:t>
-      </w:r>
-      <w:r>
-        <w:rPr>
-          <w:b/>
-          <w:bCs/>
-        </w:rPr>
-        <w:t xml:space="preserve"> </w:t>
-      </w:r>
-      <w:r>
-        <w:rPr>
-          <w:b/>
-          <w:bCs/>
-        </w:rPr>
-        <w:t xml:space="preserve">files MUST NEVER be committed</w:t>
-      </w:r>
-      <w:r>
-        <w:t xml:space="preserve">. The repo's</w:t>
-      </w:r>
-      <w:r>
-        <w:t xml:space="preserve"> </w:t>
-      </w:r>
-      <w:r>
-        <w:rPr>
-          <w:rStyle w:val="VerbatimChar"/>
-        </w:rPr>
-        <w:t xml:space="preserve">.gitignore</w:t>
-      </w:r>
-      <w:r>
-        <w:t xml:space="preserve"> </w:t>
-      </w:r>
-      <w:r>
-        <w:t xml:space="preserve">already covers</w:t>
-      </w:r>
-      <w:r>
-        <w:t xml:space="preserve"> </w:t>
-      </w:r>
-      <w:r>
-        <w:rPr>
-          <w:rStyle w:val="VerbatimChar"/>
-        </w:rPr>
-        <w:t xml:space="preserve">.env</w:t>
-      </w:r>
-      <w:r>
-        <w:t xml:space="preserve">. The committed</w:t>
-      </w:r>
-      <w:r>
-        <w:t xml:space="preserve"> </w:t>
-      </w:r>
-      <w:r>
-        <w:rPr>
-          <w:rStyle w:val="VerbatimChar"/>
-        </w:rPr>
-        <w:t xml:space="preserve">quickstart/.env.example</w:t>
-      </w:r>
-      <w:r>
-        <w:t xml:space="preserve"> </w:t>
-      </w:r>
-      <w:r>
-        <w:t xml:space="preserve">is the only credentials-file that lives in git, and it contains only placeholder values.</w:t>
-      </w:r>
-    </w:p>
-    <w:bookmarkEnd w:id="48"/>
-    <w:bookmarkStart w:id="51" w:name="X2d57ec4c52902418777a57d1b6587fe0de5df6e"/>
-    <w:p>
-      <w:pPr>
-        <w:pStyle w:val="Heading3"/>
-      </w:pPr>
-      <w:r>
-        <w:t xml:space="preserve">Active blockers — operator action required</w:t>
-      </w:r>
-    </w:p>
-    <w:p>
-      <w:pPr>
-        <w:pStyle w:val="FirstParagraph"/>
-      </w:pPr>
-      <w:hyperlink r:id="rId49">
-        <w:r>
-          <w:rPr>
-            <w:rStyle w:val="VerbatimChar"/>
-          </w:rPr>
-          <w:t xml:space="preserve">docs/requirements/blockers/missing_env_variables.md</w:t>
-        </w:r>
-      </w:hyperlink>
-      <w:r>
-        <w:t xml:space="preserve"> </w:t>
-      </w:r>
-      <w:r>
-        <w:t xml:space="preserve">— the step-by-step MTProto credential setup the operator must complete to unblock Wave 8 Track B (the full-automation rewrite of</w:t>
-      </w:r>
-      <w:r>
-        <w:t xml:space="preserve"> </w:t>
-      </w:r>
-      <w:r>
-        <w:rPr>
-          <w:rStyle w:val="VerbatimChar"/>
-        </w:rPr>
-        <w:t xml:space="preserve">TestSubscribe_LiveBotAPI</w:t>
-      </w:r>
-      <w:r>
-        <w:t xml:space="preserve">,</w:t>
-      </w:r>
-      <w:r>
-        <w:t xml:space="preserve"> </w:t>
-      </w:r>
-      <w:r>
-        <w:rPr>
-          <w:rStyle w:val="VerbatimChar"/>
-        </w:rPr>
-        <w:t xml:space="preserve">tests/test_wave6_live_loop.sh</w:t>
-      </w:r>
-      <w:r>
-        <w:t xml:space="preserve">, and Wave 6.5 lifecycle scenarios per HelixConstitution §11.4.98 + Herald §108.m). Available in Markdown / HTML / PDF / DOCX.</w:t>
-      </w:r>
-      <w:r>
-        <w:t xml:space="preserve"> </w:t>
-      </w:r>
-      <w:r>
-        <w:rPr>
-          <w:b/>
-          <w:bCs/>
-        </w:rPr>
-        <w:t xml:space="preserve">Required for §11.4.98 compliance — release-gate item.</w:t>
-      </w:r>
-    </w:p>
-    <w:p>
-      <w:pPr>
-        <w:pStyle w:val="BodyText"/>
-      </w:pPr>
-      <w:hyperlink r:id="rId50">
-        <w:r>
-          <w:rPr>
-            <w:rStyle w:val="VerbatimChar"/>
-          </w:rPr>
-          <w:t xml:space="preserve">docs/audits/full-automation-114-98-audit-2026-05-28.md</w:t>
-        </w:r>
-      </w:hyperlink>
-      <w:r>
-        <w:t xml:space="preserve"> </w:t>
-      </w:r>
-      <w:r>
-        <w:t xml:space="preserve">— the canonical classification of every Herald test against §11.4.98 (794 tests audited: 758 COMPLIANT-hermetic, 32 COMPLIANT-with-creds-bootstrap, 4 NON-COMPLIANT-manual-dep, 1 STRUCTURALLY-BROKEN). NON-COMPLIANT items have until 2026-06-27 (T+30 days) to be rewritten before graduating to §11.4.90 Obsolete.</w:t>
-      </w:r>
-    </w:p>
-    <w:bookmarkEnd w:id="51"/>
-    <w:bookmarkEnd w:id="52"/>
-    <w:bookmarkStart w:id="53" w:name="mirror--push-convention"/>
-    <w:p>
-      <w:pPr>
-        <w:pStyle w:val="Heading2"/>
-      </w:pPr>
-      <w:r>
-        <w:t xml:space="preserve">Mirror &amp; push convention</w:t>
-      </w:r>
-    </w:p>
-    <w:p>
-      <w:pPr>
-        <w:pStyle w:val="FirstParagraph"/>
-      </w:pPr>
-      <w:r>
-        <w:t xml:space="preserve">Herald is mirrored to four hosts. The</w:t>
-      </w:r>
-      <w:r>
-        <w:t xml:space="preserve"> </w:t>
-      </w:r>
-      <w:r>
-        <w:rPr>
-          <w:rStyle w:val="VerbatimChar"/>
-        </w:rPr>
-        <w:t xml:space="preserve">origin</w:t>
-      </w:r>
-      <w:r>
-        <w:t xml:space="preserve"> </w:t>
-      </w:r>
-      <w:r>
-        <w:t xml:space="preserve">remote is</w:t>
-      </w:r>
-      <w:r>
-        <w:t xml:space="preserve"> </w:t>
-      </w:r>
-      <w:r>
-        <w:rPr>
-          <w:b/>
-          <w:bCs/>
-        </w:rPr>
-        <w:t xml:space="preserve">fan-out</w:t>
-      </w:r>
-      <w:r>
-        <w:t xml:space="preserve">: one fetch URL + four push URLs. A single</w:t>
-      </w:r>
-      <w:r>
-        <w:t xml:space="preserve"> </w:t>
-      </w:r>
-      <w:r>
-        <w:rPr>
-          <w:rStyle w:val="VerbatimChar"/>
-        </w:rPr>
-        <w:t xml:space="preserve">git push origin main</w:t>
-      </w:r>
-      <w:r>
-        <w:t xml:space="preserve"> </w:t>
-      </w:r>
-      <w:r>
-        <w:t xml:space="preserve">propagates to every mirror in one operation.</w:t>
-      </w:r>
-    </w:p>
-    <w:tbl>
-      <w:tblPr>
-        <w:tblStyle w:val="Table"/>
-        <w:tblW w:type="auto" w:w="0"/>
-        <w:tblLook w:firstRow="1" w:lastRow="0" w:firstColumn="0" w:lastColumn="0" w:noHBand="0" w:noVBand="0" w:val="0020"/>
-      </w:tblPr>
-      <w:tblGrid>
-        <w:gridCol w:w="3960"/>
-        <w:gridCol w:w="3960"/>
-      </w:tblGrid>
-      <w:tr>
-        <w:trPr>
-          <w:tblHeader w:val="on"/>
-        </w:trPr>
-        <w:tc>
-          <w:tcPr/>
-          <w:p>
-            <w:pPr>
-              <w:pStyle w:val="Compact"/>
-            </w:pPr>
-            <w:r>
-              <w:t xml:space="preserve">Remote name</w:t>
-            </w:r>
-          </w:p>
-        </w:tc>
-        <w:tc>
-          <w:tcPr/>
-          <w:p>
-            <w:pPr>
-              <w:pStyle w:val="Compact"/>
-            </w:pPr>
-            <w:r>
-              <w:t xml:space="preserve">URL</w:t>
-            </w:r>
-          </w:p>
-        </w:tc>
-      </w:tr>
-      <w:tr>
-        <w:tc>
-          <w:tcPr/>
-          <w:p>
-            <w:pPr>
-              <w:pStyle w:val="Compact"/>
-            </w:pPr>
-            <w:r>
-              <w:rPr>
-                <w:rStyle w:val="VerbatimChar"/>
-              </w:rPr>
-              <w:t xml:space="preserve">github</w:t>
-            </w:r>
-          </w:p>
-        </w:tc>
-        <w:tc>
-          <w:tcPr/>
-          <w:p>
-            <w:pPr>
-              <w:pStyle w:val="Compact"/>
-            </w:pPr>
-            <w:r>
-              <w:rPr>
-                <w:rStyle w:val="VerbatimChar"/>
-              </w:rPr>
-              <w:t xml:space="preserve">git@github.com:vasic-digital/Herald.git</w:t>
-            </w:r>
-          </w:p>
-        </w:tc>
-      </w:tr>
-      <w:tr>
-        <w:tc>
-          <w:tcPr/>
-          <w:p>
-            <w:pPr>
-              <w:pStyle w:val="Compact"/>
-            </w:pPr>
-            <w:r>
-              <w:rPr>
-                <w:rStyle w:val="VerbatimChar"/>
-              </w:rPr>
-              <w:t xml:space="preserve">gitlab</w:t>
-            </w:r>
-          </w:p>
-        </w:tc>
-        <w:tc>
-          <w:tcPr/>
-          <w:p>
-            <w:pPr>
-              <w:pStyle w:val="Compact"/>
-            </w:pPr>
-            <w:r>
-              <w:rPr>
-                <w:rStyle w:val="VerbatimChar"/>
-              </w:rPr>
-              <w:t xml:space="preserve">git@gitlab.com:vasic-digital/herald.git</w:t>
-            </w:r>
-          </w:p>
-        </w:tc>
-      </w:tr>
-      <w:tr>
-        <w:tc>
-          <w:tcPr/>
-          <w:p>
-            <w:pPr>
-              <w:pStyle w:val="Compact"/>
-            </w:pPr>
-            <w:r>
-              <w:rPr>
-                <w:rStyle w:val="VerbatimChar"/>
-              </w:rPr>
-              <w:t xml:space="preserve">gitflic</w:t>
-            </w:r>
-          </w:p>
-        </w:tc>
-        <w:tc>
-          <w:tcPr/>
-          <w:p>
-            <w:pPr>
-              <w:pStyle w:val="Compact"/>
-            </w:pPr>
-            <w:r>
-              <w:rPr>
-                <w:rStyle w:val="VerbatimChar"/>
-              </w:rPr>
-              <w:t xml:space="preserve">git@gitflic.ru:vasic-digital/herald.git</w:t>
-            </w:r>
-          </w:p>
-        </w:tc>
-      </w:tr>
-      <w:tr>
-        <w:tc>
-          <w:tcPr/>
-          <w:p>
-            <w:pPr>
-              <w:pStyle w:val="Compact"/>
-            </w:pPr>
-            <w:r>
-              <w:rPr>
-                <w:rStyle w:val="VerbatimChar"/>
-              </w:rPr>
-              <w:t xml:space="preserve">gitverse</w:t>
-            </w:r>
-          </w:p>
-        </w:tc>
-        <w:tc>
-          <w:tcPr/>
-          <w:p>
-            <w:pPr>
-              <w:pStyle w:val="Compact"/>
-            </w:pPr>
-            <w:r>
-              <w:rPr>
-                <w:rStyle w:val="VerbatimChar"/>
-              </w:rPr>
-              <w:t xml:space="preserve">git@gitverse.ru:vasic-digital/Herald.git</w:t>
-            </w:r>
-          </w:p>
-        </w:tc>
-      </w:tr>
-      <w:tr>
-        <w:tc>
-          <w:tcPr/>
-          <w:p>
-            <w:pPr>
-              <w:pStyle w:val="Compact"/>
-            </w:pPr>
-            <w:r>
-              <w:rPr>
-                <w:rStyle w:val="VerbatimChar"/>
-              </w:rPr>
-              <w:t xml:space="preserve">origin</w:t>
-            </w:r>
-          </w:p>
-        </w:tc>
-        <w:tc>
-          <w:tcPr/>
-          <w:p>
-            <w:pPr>
-              <w:pStyle w:val="Compact"/>
-            </w:pPr>
-            <w:r>
-              <w:t xml:space="preserve">(fetch from</w:t>
-            </w:r>
-            <w:r>
-              <w:t xml:space="preserve"> </w:t>
-            </w:r>
-            <w:r>
-              <w:rPr>
-                <w:rStyle w:val="VerbatimChar"/>
-              </w:rPr>
-              <w:t xml:space="preserve">github</w:t>
-            </w:r>
-            <w:r>
-              <w:t xml:space="preserve">; push fans out to all four)</w:t>
-            </w:r>
-          </w:p>
-        </w:tc>
-      </w:tr>
-    </w:tbl>
-    <w:p>
-      <w:pPr>
-        <w:pStyle w:val="BodyText"/>
-      </w:pPr>
-      <w:r>
-        <w:t xml:space="preserve">Each entry under</w:t>
-      </w:r>
-      <w:r>
-        <w:t xml:space="preserve"> </w:t>
-      </w:r>
-      <w:r>
-        <w:rPr>
-          <w:rStyle w:val="VerbatimChar"/>
-        </w:rPr>
-        <w:t xml:space="preserve">upstreams/</w:t>
-      </w:r>
-      <w:r>
-        <w:t xml:space="preserve"> </w:t>
-      </w:r>
-      <w:r>
-        <w:t xml:space="preserve">is a shell script that exports a single</w:t>
-      </w:r>
-      <w:r>
-        <w:t xml:space="preserve"> </w:t>
-      </w:r>
-      <w:r>
-        <w:rPr>
-          <w:rStyle w:val="VerbatimChar"/>
-        </w:rPr>
-        <w:t xml:space="preserve">UPSTREAMABLE_REPOSITORY=…</w:t>
-      </w:r>
-      <w:r>
-        <w:t xml:space="preserve"> </w:t>
-      </w:r>
-      <w:r>
-        <w:t xml:space="preserve">URL and is meant to be</w:t>
-      </w:r>
-      <w:r>
-        <w:t xml:space="preserve"> </w:t>
-      </w:r>
-      <w:r>
-        <w:rPr>
-          <w:b/>
-          <w:bCs/>
-        </w:rPr>
-        <w:t xml:space="preserve">sourced</w:t>
-      </w:r>
-      <w:r>
-        <w:t xml:space="preserve">, not executed for its output. Capitalization matches each host's brand (GitFlic, GitVerse); do not normalize to lowercase or collapse into one file — external mirror-push tooling keys on the per-file split.</w:t>
-      </w:r>
-    </w:p>
-    <w:p>
-      <w:pPr>
-        <w:pStyle w:val="BodyText"/>
-      </w:pPr>
-      <w:r>
-        <w:t xml:space="preserve">If you ever need to rebuild the fan-out configuration, the constitution submodule ships</w:t>
-      </w:r>
-      <w:r>
-        <w:t xml:space="preserve"> </w:t>
-      </w:r>
-      <w:r>
-        <w:rPr>
-          <w:rStyle w:val="VerbatimChar"/>
-        </w:rPr>
-        <w:t xml:space="preserve">install_upstreams.sh</w:t>
-      </w:r>
-      <w:r>
-        <w:t xml:space="preserve"> </w:t>
-      </w:r>
-      <w:r>
-        <w:t xml:space="preserve">that consumes</w:t>
-      </w:r>
-      <w:r>
-        <w:t xml:space="preserve"> </w:t>
-      </w:r>
-      <w:r>
-        <w:rPr>
-          <w:rStyle w:val="VerbatimChar"/>
-        </w:rPr>
-        <w:t xml:space="preserve">Upstreams/*.sh</w:t>
-      </w:r>
-      <w:r>
-        <w:t xml:space="preserve"> </w:t>
-      </w:r>
-      <w:r>
-        <w:t xml:space="preserve">declarations and configures git remotes accordingly; the same pattern can be adapted for Herald.</w:t>
-      </w:r>
-    </w:p>
-    <w:bookmarkEnd w:id="53"/>
-    <w:bookmarkStart w:id="55" w:name="license"/>
-    <w:p>
-      <w:pPr>
-        <w:pStyle w:val="Heading2"/>
-      </w:pPr>
-      <w:r>
-        <w:t xml:space="preserve">License</w:t>
-      </w:r>
-    </w:p>
-    <w:p>
-      <w:pPr>
-        <w:pStyle w:val="FirstParagraph"/>
-      </w:pPr>
-      <w:hyperlink r:id="rId54">
-        <w:r>
-          <w:rPr>
-            <w:rStyle w:val="VerbatimChar"/>
-          </w:rPr>
-          <w:t xml:space="preserve">LICENSE</w:t>
-        </w:r>
-      </w:hyperlink>
-      <w:r>
-        <w:t xml:space="preserve"> </w:t>
-      </w:r>
-      <w:r>
-        <w:t xml:space="preserve">— see file for terms.</w:t>
-      </w:r>
-    </w:p>
-    <w:bookmarkEnd w:id="55"/>
-    <w:bookmarkStart w:id="56" w:name="contact--contribution"/>
-    <w:p>
-      <w:pPr>
-        <w:pStyle w:val="Heading2"/>
-      </w:pPr>
-      <w:r>
-        <w:t xml:space="preserve">Contact / contribution</w:t>
-      </w:r>
-    </w:p>
-    <w:p>
-      <w:pPr>
-        <w:pStyle w:val="FirstParagraph"/>
-      </w:pPr>
-      <w:r>
-        <w:t xml:space="preserve">Substantive contributions land via PRs on GitHub; mirrors are read-only for external consumers. Inheritance rules and the gate apply to every PR.</w:t>
-      </w:r>
-    </w:p>
-    <w:p>
-      <w:r>
-        <w:pict>
-          <v:rect style="width:0;height:1.5pt" o:hralign="center" o:hrstd="t" o:hr="t"/>
-        </w:pict>
-      </w:r>
-    </w:p>
-    <w:bookmarkEnd w:id="56"/>
-    <w:bookmarkStart w:id="60" w:name="sources-verified"/>
-    <w:p>
-      <w:pPr>
-        <w:pStyle w:val="Heading2"/>
-      </w:pPr>
-      <w:r>
-        <w:t xml:space="preserve">Sources verified</w:t>
-      </w:r>
-    </w:p>
-    <w:p>
-      <w:pPr>
-        <w:pStyle w:val="FirstParagraph"/>
-      </w:pPr>
-      <w:r>
-        <w:t xml:space="preserve">Per HelixConstitution §11.4.99 + Herald §108.n (Latest-Source Documentation Cross-Reference Mandate). This README is a gateway document — the substantive operator-facing instructions live in the per-channel / per-dispatcher guides linked above. Each linked guide carries its own</w:t>
-      </w:r>
-      <w:r>
-        <w:t xml:space="preserve"> </w:t>
-      </w:r>
-      <w:r>
-        <w:rPr>
-          <w:rStyle w:val="VerbatimChar"/>
-        </w:rPr>
-        <w:t xml:space="preserve">## Sources verified</w:t>
-      </w:r>
-      <w:r>
-        <w:t xml:space="preserve"> </w:t>
-      </w:r>
-      <w:r>
-        <w:t xml:space="preserve">footer covering the external services it documents. The cross-references below cover the external claims this README makes directly.</w:t>
-      </w:r>
-    </w:p>
-    <w:p>
-      <w:pPr>
-        <w:pStyle w:val="BodyText"/>
-      </w:pPr>
-      <w:r>
-        <w:rPr>
-          <w:b/>
-          <w:bCs/>
-        </w:rPr>
-        <w:t xml:space="preserve">Last verified:</w:t>
-      </w:r>
-      <w:r>
-        <w:t xml:space="preserve"> </w:t>
-      </w:r>
-      <w:r>
-        <w:t xml:space="preserve">2026-05-28</w:t>
+        <w:t xml:space="preserve">, documenting every subcommand the built binary surfaces (</w:t>
+      </w:r>
+      <w:r>
+        <w:rPr>
+          <w:rStyle w:val="VerbatimChar"/>
+        </w:rPr>
+        <w:t xml:space="preserve">&lt;flavor&gt; --help</w:t>
+      </w:r>
+      <w:r>
+        <w:t xml:space="preserve">), the env/credentials each needs, real example invocations, and which subcommands are live vs not-yet-implemented (all anti-bluff — derived from running the actual binary, nothing invented).</w:t>
       </w:r>
     </w:p>
     <w:tbl>
@@ -3775,6 +3044,1603 @@
               <w:pStyle w:val="Compact"/>
             </w:pPr>
             <w:r>
+              <w:t xml:space="preserve">Flavor</w:t>
+            </w:r>
+          </w:p>
+        </w:tc>
+        <w:tc>
+          <w:tcPr/>
+          <w:p>
+            <w:pPr>
+              <w:pStyle w:val="Compact"/>
+            </w:pPr>
+            <w:r>
+              <w:t xml:space="preserve">Role</w:t>
+            </w:r>
+          </w:p>
+        </w:tc>
+        <w:tc>
+          <w:tcPr/>
+          <w:p>
+            <w:pPr>
+              <w:pStyle w:val="Compact"/>
+            </w:pPr>
+            <w:r>
+              <w:t xml:space="preserve">Guide</w:t>
+            </w:r>
+          </w:p>
+        </w:tc>
+      </w:tr>
+      <w:tr>
+        <w:tc>
+          <w:tcPr/>
+          <w:p>
+            <w:pPr>
+              <w:pStyle w:val="Compact"/>
+            </w:pPr>
+            <w:r>
+              <w:rPr>
+                <w:rStyle w:val="VerbatimChar"/>
+              </w:rPr>
+              <w:t xml:space="preserve">pherald</w:t>
+            </w:r>
+          </w:p>
+        </w:tc>
+        <w:tc>
+          <w:tcPr/>
+          <w:p>
+            <w:pPr>
+              <w:pStyle w:val="Compact"/>
+            </w:pPr>
+            <w:r>
+              <w:t xml:space="preserve">Project Herald — the richest flavor:</w:t>
+            </w:r>
+            <w:r>
+              <w:t xml:space="preserve"> </w:t>
+            </w:r>
+            <w:r>
+              <w:rPr>
+                <w:rStyle w:val="VerbatimChar"/>
+              </w:rPr>
+              <w:t xml:space="preserve">serve</w:t>
+            </w:r>
+            <w:r>
+              <w:t xml:space="preserve">/</w:t>
+            </w:r>
+            <w:r>
+              <w:rPr>
+                <w:rStyle w:val="VerbatimChar"/>
+              </w:rPr>
+              <w:t xml:space="preserve">listen</w:t>
+            </w:r>
+            <w:r>
+              <w:t xml:space="preserve">/</w:t>
+            </w:r>
+            <w:r>
+              <w:rPr>
+                <w:rStyle w:val="VerbatimChar"/>
+              </w:rPr>
+              <w:t xml:space="preserve">watch</w:t>
+            </w:r>
+            <w:r>
+              <w:t xml:space="preserve">/</w:t>
+            </w:r>
+            <w:r>
+              <w:rPr>
+                <w:rStyle w:val="VerbatimChar"/>
+              </w:rPr>
+              <w:t xml:space="preserve">migrate</w:t>
+            </w:r>
+            <w:r>
+              <w:t xml:space="preserve">/</w:t>
+            </w:r>
+            <w:r>
+              <w:rPr>
+                <w:rStyle w:val="VerbatimChar"/>
+              </w:rPr>
+              <w:t xml:space="preserve">wizard</w:t>
+            </w:r>
+            <w:r>
+              <w:t xml:space="preserve">/</w:t>
+            </w:r>
+            <w:r>
+              <w:rPr>
+                <w:rStyle w:val="VerbatimChar"/>
+              </w:rPr>
+              <w:t xml:space="preserve">commit-push</w:t>
+            </w:r>
+            <w:r>
+              <w:t xml:space="preserve"> </w:t>
+            </w:r>
+            <w:r>
+              <w:t xml:space="preserve">+ the §43 GitOps commands</w:t>
+            </w:r>
+          </w:p>
+        </w:tc>
+        <w:tc>
+          <w:tcPr/>
+          <w:p>
+            <w:pPr>
+              <w:pStyle w:val="Compact"/>
+            </w:pPr>
+            <w:hyperlink r:id="rId47">
+              <w:r>
+                <w:rPr>
+                  <w:rStyle w:val="VerbatimChar"/>
+                </w:rPr>
+                <w:t xml:space="preserve">docs/guides/PHERALD.md</w:t>
+              </w:r>
+            </w:hyperlink>
+          </w:p>
+        </w:tc>
+      </w:tr>
+      <w:tr>
+        <w:tc>
+          <w:tcPr/>
+          <w:p>
+            <w:pPr>
+              <w:pStyle w:val="Compact"/>
+            </w:pPr>
+            <w:r>
+              <w:rPr>
+                <w:rStyle w:val="VerbatimChar"/>
+              </w:rPr>
+              <w:t xml:space="preserve">sherald</w:t>
+            </w:r>
+          </w:p>
+        </w:tc>
+        <w:tc>
+          <w:tcPr/>
+          <w:p>
+            <w:pPr>
+              <w:pStyle w:val="Compact"/>
+            </w:pPr>
+            <w:r>
+              <w:t xml:space="preserve">System Herald —</w:t>
+            </w:r>
+            <w:r>
+              <w:t xml:space="preserve"> </w:t>
+            </w:r>
+            <w:r>
+              <w:rPr>
+                <w:rStyle w:val="VerbatimChar"/>
+              </w:rPr>
+              <w:t xml:space="preserve">serve</w:t>
+            </w:r>
+            <w:r>
+              <w:t xml:space="preserve"> </w:t>
+            </w:r>
+            <w:r>
+              <w:t xml:space="preserve">(</w:t>
+            </w:r>
+            <w:r>
+              <w:rPr>
+                <w:rStyle w:val="VerbatimChar"/>
+              </w:rPr>
+              <w:t xml:space="preserve">/v1/safety_state</w:t>
+            </w:r>
+            <w:r>
+              <w:t xml:space="preserve">) + the host-safety guard commands (</w:t>
+            </w:r>
+            <w:r>
+              <w:rPr>
+                <w:rStyle w:val="VerbatimChar"/>
+              </w:rPr>
+              <w:t xml:space="preserve">destructive-guard</w:t>
+            </w:r>
+            <w:r>
+              <w:t xml:space="preserve">,</w:t>
+            </w:r>
+            <w:r>
+              <w:t xml:space="preserve"> </w:t>
+            </w:r>
+            <w:r>
+              <w:rPr>
+                <w:rStyle w:val="VerbatimChar"/>
+              </w:rPr>
+              <w:t xml:space="preserve">force-push-gate</w:t>
+            </w:r>
+            <w:r>
+              <w:t xml:space="preserve">,</w:t>
+            </w:r>
+            <w:r>
+              <w:t xml:space="preserve"> </w:t>
+            </w:r>
+            <w:r>
+              <w:rPr>
+                <w:rStyle w:val="VerbatimChar"/>
+              </w:rPr>
+              <w:t xml:space="preserve">mem-budget-watch</w:t>
+            </w:r>
+            <w:r>
+              <w:t xml:space="preserve">,</w:t>
+            </w:r>
+            <w:r>
+              <w:t xml:space="preserve"> </w:t>
+            </w:r>
+            <w:r>
+              <w:rPr>
+                <w:rStyle w:val="VerbatimChar"/>
+              </w:rPr>
+              <w:t xml:space="preserve">backup-snapshot</w:t>
+            </w:r>
+            <w:r>
+              <w:t xml:space="preserve">,</w:t>
+            </w:r>
+            <w:r>
+              <w:t xml:space="preserve"> </w:t>
+            </w:r>
+            <w:r>
+              <w:rPr>
+                <w:rStyle w:val="VerbatimChar"/>
+              </w:rPr>
+              <w:t xml:space="preserve">sysctl</w:t>
+            </w:r>
+            <w:r>
+              <w:t xml:space="preserve">)</w:t>
+            </w:r>
+          </w:p>
+        </w:tc>
+        <w:tc>
+          <w:tcPr/>
+          <w:p>
+            <w:pPr>
+              <w:pStyle w:val="Compact"/>
+            </w:pPr>
+            <w:hyperlink r:id="rId48">
+              <w:r>
+                <w:rPr>
+                  <w:rStyle w:val="VerbatimChar"/>
+                </w:rPr>
+                <w:t xml:space="preserve">docs/guides/SHERALD.md</w:t>
+              </w:r>
+            </w:hyperlink>
+          </w:p>
+        </w:tc>
+      </w:tr>
+      <w:tr>
+        <w:tc>
+          <w:tcPr/>
+          <w:p>
+            <w:pPr>
+              <w:pStyle w:val="Compact"/>
+            </w:pPr>
+            <w:r>
+              <w:rPr>
+                <w:rStyle w:val="VerbatimChar"/>
+              </w:rPr>
+              <w:t xml:space="preserve">cherald</w:t>
+            </w:r>
+          </w:p>
+        </w:tc>
+        <w:tc>
+          <w:tcPr/>
+          <w:p>
+            <w:pPr>
+              <w:pStyle w:val="Compact"/>
+            </w:pPr>
+            <w:r>
+              <w:t xml:space="preserve">Constitution Herald —</w:t>
+            </w:r>
+            <w:r>
+              <w:t xml:space="preserve"> </w:t>
+            </w:r>
+            <w:r>
+              <w:rPr>
+                <w:rStyle w:val="VerbatimChar"/>
+              </w:rPr>
+              <w:t xml:space="preserve">serve</w:t>
+            </w:r>
+            <w:r>
+              <w:t xml:space="preserve"> </w:t>
+            </w:r>
+            <w:r>
+              <w:t xml:space="preserve">(</w:t>
+            </w:r>
+            <w:r>
+              <w:rPr>
+                <w:rStyle w:val="VerbatimChar"/>
+              </w:rPr>
+              <w:t xml:space="preserve">/v1/compliance</w:t>
+            </w:r>
+            <w:r>
+              <w:t xml:space="preserve">) + the §11.4 compliance-check catalogue (</w:t>
+            </w:r>
+            <w:r>
+              <w:rPr>
+                <w:rStyle w:val="VerbatimChar"/>
+              </w:rPr>
+              <w:t xml:space="preserve">creds-scan</w:t>
+            </w:r>
+            <w:r>
+              <w:t xml:space="preserve">,</w:t>
+            </w:r>
+            <w:r>
+              <w:t xml:space="preserve"> </w:t>
+            </w:r>
+            <w:r>
+              <w:rPr>
+                <w:rStyle w:val="VerbatimChar"/>
+              </w:rPr>
+              <w:t xml:space="preserve">docs-sync</w:t>
+            </w:r>
+            <w:r>
+              <w:t xml:space="preserve">,</w:t>
+            </w:r>
+            <w:r>
+              <w:t xml:space="preserve"> </w:t>
+            </w:r>
+            <w:r>
+              <w:rPr>
+                <w:rStyle w:val="VerbatimChar"/>
+              </w:rPr>
+              <w:t xml:space="preserve">composite-gate</w:t>
+            </w:r>
+            <w:r>
+              <w:t xml:space="preserve">,</w:t>
+            </w:r>
+            <w:r>
+              <w:t xml:space="preserve"> </w:t>
+            </w:r>
+            <w:r>
+              <w:rPr>
+                <w:rStyle w:val="VerbatimChar"/>
+              </w:rPr>
+              <w:t xml:space="preserve">readme-sync</w:t>
+            </w:r>
+            <w:r>
+              <w:t xml:space="preserve">, …)</w:t>
+            </w:r>
+          </w:p>
+        </w:tc>
+        <w:tc>
+          <w:tcPr/>
+          <w:p>
+            <w:pPr>
+              <w:pStyle w:val="Compact"/>
+            </w:pPr>
+            <w:hyperlink r:id="rId49">
+              <w:r>
+                <w:rPr>
+                  <w:rStyle w:val="VerbatimChar"/>
+                </w:rPr>
+                <w:t xml:space="preserve">docs/guides/CHERALD.md</w:t>
+              </w:r>
+            </w:hyperlink>
+          </w:p>
+        </w:tc>
+      </w:tr>
+      <w:tr>
+        <w:tc>
+          <w:tcPr/>
+          <w:p>
+            <w:pPr>
+              <w:pStyle w:val="Compact"/>
+            </w:pPr>
+            <w:r>
+              <w:rPr>
+                <w:rStyle w:val="VerbatimChar"/>
+              </w:rPr>
+              <w:t xml:space="preserve">bherald</w:t>
+            </w:r>
+          </w:p>
+        </w:tc>
+        <w:tc>
+          <w:tcPr/>
+          <w:p>
+            <w:pPr>
+              <w:pStyle w:val="Compact"/>
+            </w:pPr>
+            <w:r>
+              <w:t xml:space="preserve">Build Herald — CLI-only CI/test gates:</w:t>
+            </w:r>
+            <w:r>
+              <w:t xml:space="preserve"> </w:t>
+            </w:r>
+            <w:r>
+              <w:rPr>
+                <w:rStyle w:val="VerbatimChar"/>
+              </w:rPr>
+              <w:t xml:space="preserve">evidence-capture</w:t>
+            </w:r>
+            <w:r>
+              <w:t xml:space="preserve"> </w:t>
+            </w:r>
+            <w:r>
+              <w:t xml:space="preserve">(§11.4.2) +</w:t>
+            </w:r>
+            <w:r>
+              <w:t xml:space="preserve"> </w:t>
+            </w:r>
+            <w:r>
+              <w:rPr>
+                <w:rStyle w:val="VerbatimChar"/>
+              </w:rPr>
+              <w:t xml:space="preserve">test-tier-verify</w:t>
+            </w:r>
+            <w:r>
+              <w:t xml:space="preserve"> </w:t>
+            </w:r>
+            <w:r>
+              <w:t xml:space="preserve">(§40.2 8-tier matrix);</w:t>
+            </w:r>
+            <w:r>
+              <w:t xml:space="preserve"> </w:t>
+            </w:r>
+            <w:r>
+              <w:rPr>
+                <w:rStyle w:val="VerbatimChar"/>
+              </w:rPr>
+              <w:t xml:space="preserve">gate-retest</w:t>
+            </w:r>
+            <w:r>
+              <w:t xml:space="preserve"> </w:t>
+            </w:r>
+            <w:r>
+              <w:t xml:space="preserve">not-yet-implemented (HRD-045)</w:t>
+            </w:r>
+          </w:p>
+        </w:tc>
+        <w:tc>
+          <w:tcPr/>
+          <w:p>
+            <w:pPr>
+              <w:pStyle w:val="Compact"/>
+            </w:pPr>
+            <w:hyperlink r:id="rId50">
+              <w:r>
+                <w:rPr>
+                  <w:rStyle w:val="VerbatimChar"/>
+                </w:rPr>
+                <w:t xml:space="preserve">docs/guides/BHERALD.md</w:t>
+              </w:r>
+            </w:hyperlink>
+          </w:p>
+        </w:tc>
+      </w:tr>
+      <w:tr>
+        <w:tc>
+          <w:tcPr/>
+          <w:p>
+            <w:pPr>
+              <w:pStyle w:val="Compact"/>
+            </w:pPr>
+            <w:r>
+              <w:rPr>
+                <w:rStyle w:val="VerbatimChar"/>
+              </w:rPr>
+              <w:t xml:space="preserve">rherald</w:t>
+            </w:r>
+          </w:p>
+        </w:tc>
+        <w:tc>
+          <w:tcPr/>
+          <w:p>
+            <w:pPr>
+              <w:pStyle w:val="Compact"/>
+            </w:pPr>
+            <w:r>
+              <w:t xml:space="preserve">Release Herald — CLI-only release path:</w:t>
+            </w:r>
+            <w:r>
+              <w:t xml:space="preserve"> </w:t>
+            </w:r>
+            <w:r>
+              <w:rPr>
+                <w:rStyle w:val="VerbatimChar"/>
+              </w:rPr>
+              <w:t xml:space="preserve">changelog-generate</w:t>
+            </w:r>
+            <w:r>
+              <w:t xml:space="preserve"> </w:t>
+            </w:r>
+            <w:r>
+              <w:t xml:space="preserve">(§5),</w:t>
+            </w:r>
+            <w:r>
+              <w:t xml:space="preserve"> </w:t>
+            </w:r>
+            <w:r>
+              <w:rPr>
+                <w:rStyle w:val="VerbatimChar"/>
+              </w:rPr>
+              <w:t xml:space="preserve">tag-mirror</w:t>
+            </w:r>
+            <w:r>
+              <w:t xml:space="preserve"> </w:t>
+            </w:r>
+            <w:r>
+              <w:t xml:space="preserve">(§4 cross-mirror parity),</w:t>
+            </w:r>
+            <w:r>
+              <w:t xml:space="preserve"> </w:t>
+            </w:r>
+            <w:r>
+              <w:rPr>
+                <w:rStyle w:val="VerbatimChar"/>
+              </w:rPr>
+              <w:t xml:space="preserve">gate-retest</w:t>
+            </w:r>
+            <w:r>
+              <w:t xml:space="preserve"> </w:t>
+            </w:r>
+            <w:r>
+              <w:t xml:space="preserve">(§11.4.40 pre-tag retest)</w:t>
+            </w:r>
+          </w:p>
+        </w:tc>
+        <w:tc>
+          <w:tcPr/>
+          <w:p>
+            <w:pPr>
+              <w:pStyle w:val="Compact"/>
+            </w:pPr>
+            <w:hyperlink r:id="rId51">
+              <w:r>
+                <w:rPr>
+                  <w:rStyle w:val="VerbatimChar"/>
+                </w:rPr>
+                <w:t xml:space="preserve">docs/guides/RHERALD.md</w:t>
+              </w:r>
+            </w:hyperlink>
+          </w:p>
+        </w:tc>
+      </w:tr>
+      <w:tr>
+        <w:tc>
+          <w:tcPr/>
+          <w:p>
+            <w:pPr>
+              <w:pStyle w:val="Compact"/>
+            </w:pPr>
+            <w:r>
+              <w:rPr>
+                <w:rStyle w:val="VerbatimChar"/>
+              </w:rPr>
+              <w:t xml:space="preserve">iherald</w:t>
+            </w:r>
+          </w:p>
+        </w:tc>
+        <w:tc>
+          <w:tcPr/>
+          <w:p>
+            <w:pPr>
+              <w:pStyle w:val="Compact"/>
+            </w:pPr>
+            <w:r>
+              <w:t xml:space="preserve">Incident Herald —</w:t>
+            </w:r>
+            <w:r>
+              <w:t xml:space="preserve"> </w:t>
+            </w:r>
+            <w:r>
+              <w:rPr>
+                <w:rStyle w:val="VerbatimChar"/>
+              </w:rPr>
+              <w:t xml:space="preserve">serve</w:t>
+            </w:r>
+            <w:r>
+              <w:t xml:space="preserve">;</w:t>
+            </w:r>
+            <w:r>
+              <w:t xml:space="preserve"> </w:t>
+            </w:r>
+            <w:r>
+              <w:rPr>
+                <w:rStyle w:val="VerbatimChar"/>
+              </w:rPr>
+              <w:t xml:space="preserve">/v1/webhooks/page</w:t>
+            </w:r>
+            <w:r>
+              <w:t xml:space="preserve"> </w:t>
+            </w:r>
+            <w:r>
+              <w:t xml:space="preserve">is an honest 501 stub pending HRD-024</w:t>
+            </w:r>
+          </w:p>
+        </w:tc>
+        <w:tc>
+          <w:tcPr/>
+          <w:p>
+            <w:pPr>
+              <w:pStyle w:val="Compact"/>
+            </w:pPr>
+            <w:hyperlink r:id="rId52">
+              <w:r>
+                <w:rPr>
+                  <w:rStyle w:val="VerbatimChar"/>
+                </w:rPr>
+                <w:t xml:space="preserve">docs/guides/IHERALD.md</w:t>
+              </w:r>
+            </w:hyperlink>
+          </w:p>
+        </w:tc>
+      </w:tr>
+      <w:tr>
+        <w:tc>
+          <w:tcPr/>
+          <w:p>
+            <w:pPr>
+              <w:pStyle w:val="Compact"/>
+            </w:pPr>
+            <w:r>
+              <w:rPr>
+                <w:rStyle w:val="VerbatimChar"/>
+              </w:rPr>
+              <w:t xml:space="preserve">scherald</w:t>
+            </w:r>
+          </w:p>
+        </w:tc>
+        <w:tc>
+          <w:tcPr/>
+          <w:p>
+            <w:pPr>
+              <w:pStyle w:val="Compact"/>
+            </w:pPr>
+            <w:r>
+              <w:t xml:space="preserve">Status-Check Herald — CLI-only</w:t>
+            </w:r>
+            <w:r>
+              <w:t xml:space="preserve"> </w:t>
+            </w:r>
+            <w:r>
+              <w:rPr>
+                <w:rStyle w:val="VerbatimChar"/>
+              </w:rPr>
+              <w:t xml:space="preserve">status-digest</w:t>
+            </w:r>
+            <w:r>
+              <w:t xml:space="preserve"> </w:t>
+            </w:r>
+            <w:r>
+              <w:t xml:space="preserve">(§11.4.45 rollup)</w:t>
+            </w:r>
+          </w:p>
+        </w:tc>
+        <w:tc>
+          <w:tcPr/>
+          <w:p>
+            <w:pPr>
+              <w:pStyle w:val="Compact"/>
+            </w:pPr>
+            <w:hyperlink r:id="rId53">
+              <w:r>
+                <w:rPr>
+                  <w:rStyle w:val="VerbatimChar"/>
+                </w:rPr>
+                <w:t xml:space="preserve">docs/guides/SCHERALD.md</w:t>
+              </w:r>
+            </w:hyperlink>
+          </w:p>
+        </w:tc>
+      </w:tr>
+      <w:tr>
+        <w:tc>
+          <w:tcPr/>
+          <w:p>
+            <w:pPr>
+              <w:pStyle w:val="Compact"/>
+            </w:pPr>
+            <w:r>
+              <w:rPr>
+                <w:rStyle w:val="VerbatimChar"/>
+              </w:rPr>
+              <w:t xml:space="preserve">qaherald</w:t>
+            </w:r>
+          </w:p>
+        </w:tc>
+        <w:tc>
+          <w:tcPr/>
+          <w:p>
+            <w:pPr>
+              <w:pStyle w:val="Compact"/>
+            </w:pPr>
+            <w:r>
+              <w:t xml:space="preserve">QA Herald — Herald's autonomous QA bot:</w:t>
+            </w:r>
+            <w:r>
+              <w:t xml:space="preserve"> </w:t>
+            </w:r>
+            <w:r>
+              <w:rPr>
+                <w:rStyle w:val="VerbatimChar"/>
+              </w:rPr>
+              <w:t xml:space="preserve">run</w:t>
+            </w:r>
+            <w:r>
+              <w:t xml:space="preserve"> </w:t>
+            </w:r>
+            <w:r>
+              <w:t xml:space="preserve">(scenario harness → docs/qa evidence),</w:t>
+            </w:r>
+            <w:r>
+              <w:t xml:space="preserve"> </w:t>
+            </w:r>
+            <w:r>
+              <w:rPr>
+                <w:rStyle w:val="VerbatimChar"/>
+              </w:rPr>
+              <w:t xml:space="preserve">mtproto</w:t>
+            </w:r>
+            <w:r>
+              <w:t xml:space="preserve"> </w:t>
+            </w:r>
+            <w:r>
+              <w:t xml:space="preserve">session lifecycle (</w:t>
+            </w:r>
+            <w:r>
+              <w:rPr>
+                <w:rStyle w:val="VerbatimChar"/>
+              </w:rPr>
+              <w:t xml:space="preserve">login</w:t>
+            </w:r>
+            <w:r>
+              <w:t xml:space="preserve">/</w:t>
+            </w:r>
+            <w:r>
+              <w:rPr>
+                <w:rStyle w:val="VerbatimChar"/>
+              </w:rPr>
+              <w:t xml:space="preserve">whoami</w:t>
+            </w:r>
+            <w:r>
+              <w:t xml:space="preserve">/</w:t>
+            </w:r>
+            <w:r>
+              <w:rPr>
+                <w:rStyle w:val="VerbatimChar"/>
+              </w:rPr>
+              <w:t xml:space="preserve">logout</w:t>
+            </w:r>
+            <w:r>
+              <w:t xml:space="preserve">),</w:t>
+            </w:r>
+            <w:r>
+              <w:t xml:space="preserve"> </w:t>
+            </w:r>
+            <w:r>
+              <w:rPr>
+                <w:rStyle w:val="VerbatimChar"/>
+              </w:rPr>
+              <w:t xml:space="preserve">lifecycle</w:t>
+            </w:r>
+            <w:r>
+              <w:t xml:space="preserve"> </w:t>
+            </w:r>
+            <w:r>
+              <w:t xml:space="preserve">(15-scenario driver, SKELETON)</w:t>
+            </w:r>
+          </w:p>
+        </w:tc>
+        <w:tc>
+          <w:tcPr/>
+          <w:p>
+            <w:pPr>
+              <w:pStyle w:val="Compact"/>
+            </w:pPr>
+            <w:hyperlink r:id="rId54">
+              <w:r>
+                <w:rPr>
+                  <w:rStyle w:val="VerbatimChar"/>
+                </w:rPr>
+                <w:t xml:space="preserve">docs/guides/QAHERALD.md</w:t>
+              </w:r>
+            </w:hyperlink>
+          </w:p>
+        </w:tc>
+      </w:tr>
+    </w:tbl>
+    <w:bookmarkEnd w:id="55"/>
+    <w:bookmarkStart w:id="57" w:name="credentials-master-guide"/>
+    <w:p>
+      <w:pPr>
+        <w:pStyle w:val="Heading3"/>
+      </w:pPr>
+      <w:r>
+        <w:t xml:space="preserve">Credentials master guide</w:t>
+      </w:r>
+    </w:p>
+    <w:p>
+      <w:pPr>
+        <w:pStyle w:val="FirstParagraph"/>
+      </w:pPr>
+      <w:hyperlink r:id="rId56">
+        <w:r>
+          <w:rPr>
+            <w:rStyle w:val="VerbatimChar"/>
+          </w:rPr>
+          <w:t xml:space="preserve">docs/guides/OPERATOR_CREDENTIALS.md</w:t>
+        </w:r>
+      </w:hyperlink>
+      <w:r>
+        <w:t xml:space="preserve"> </w:t>
+      </w:r>
+      <w:r>
+        <w:t xml:space="preserve">is the umbrella reference covering:</w:t>
+      </w:r>
+    </w:p>
+    <w:p>
+      <w:pPr>
+        <w:pStyle w:val="Compact"/>
+        <w:numPr>
+          <w:ilvl w:val="0"/>
+          <w:numId w:val="1009"/>
+        </w:numPr>
+      </w:pPr>
+      <w:r>
+        <w:t xml:space="preserve">The 12-factor resolution order (CLI flag &gt; shell exports &gt;</w:t>
+      </w:r>
+      <w:r>
+        <w:t xml:space="preserve"> </w:t>
+      </w:r>
+      <w:r>
+        <w:rPr>
+          <w:rStyle w:val="VerbatimChar"/>
+        </w:rPr>
+        <w:t xml:space="preserve">.env</w:t>
+      </w:r>
+      <w:r>
+        <w:t xml:space="preserve"> </w:t>
+      </w:r>
+      <w:r>
+        <w:t xml:space="preserve">&gt; defaults)</w:t>
+      </w:r>
+    </w:p>
+    <w:p>
+      <w:pPr>
+        <w:pStyle w:val="Compact"/>
+        <w:numPr>
+          <w:ilvl w:val="0"/>
+          <w:numId w:val="1009"/>
+        </w:numPr>
+      </w:pPr>
+      <w:r>
+        <w:t xml:space="preserve">How to set credentials via</w:t>
+      </w:r>
+      <w:r>
+        <w:t xml:space="preserve"> </w:t>
+      </w:r>
+      <w:r>
+        <w:rPr>
+          <w:rStyle w:val="VerbatimChar"/>
+        </w:rPr>
+        <w:t xml:space="preserve">~/.bashrc</w:t>
+      </w:r>
+      <w:r>
+        <w:t xml:space="preserve"> </w:t>
+      </w:r>
+      <w:r>
+        <w:t xml:space="preserve">/</w:t>
+      </w:r>
+      <w:r>
+        <w:t xml:space="preserve"> </w:t>
+      </w:r>
+      <w:r>
+        <w:rPr>
+          <w:rStyle w:val="VerbatimChar"/>
+        </w:rPr>
+        <w:t xml:space="preserve">~/.zshrc</w:t>
+      </w:r>
+      <w:r>
+        <w:t xml:space="preserve"> </w:t>
+      </w:r>
+      <w:r>
+        <w:t xml:space="preserve">(shell-export path) AND</w:t>
+      </w:r>
+      <w:r>
+        <w:t xml:space="preserve"> </w:t>
+      </w:r>
+      <w:r>
+        <w:rPr>
+          <w:rStyle w:val="VerbatimChar"/>
+        </w:rPr>
+        <w:t xml:space="preserve">.env</w:t>
+      </w:r>
+      <w:r>
+        <w:t xml:space="preserve"> </w:t>
+      </w:r>
+      <w:r>
+        <w:t xml:space="preserve">(project-local path) — both supported per spec V3 §3.3</w:t>
+      </w:r>
+    </w:p>
+    <w:p>
+      <w:pPr>
+        <w:pStyle w:val="Compact"/>
+        <w:numPr>
+          <w:ilvl w:val="0"/>
+          <w:numId w:val="1009"/>
+        </w:numPr>
+      </w:pPr>
+      <w:r>
+        <w:t xml:space="preserve">Pre-commit secrets audit checklist (</w:t>
+      </w:r>
+      <w:r>
+        <w:rPr>
+          <w:rStyle w:val="VerbatimChar"/>
+        </w:rPr>
+        <w:t xml:space="preserve">.env</w:t>
+      </w:r>
+      <w:r>
+        <w:t xml:space="preserve"> </w:t>
+      </w:r>
+      <w:r>
+        <w:t xml:space="preserve">not tracked; no obvious-format secrets;</w:t>
+      </w:r>
+      <w:r>
+        <w:t xml:space="preserve"> </w:t>
+      </w:r>
+      <w:r>
+        <w:rPr>
+          <w:rStyle w:val="VerbatimChar"/>
+        </w:rPr>
+        <w:t xml:space="preserve">.env.example</w:t>
+      </w:r>
+      <w:r>
+        <w:t xml:space="preserve"> </w:t>
+      </w:r>
+      <w:r>
+        <w:t xml:space="preserve">only has placeholders)</w:t>
+      </w:r>
+    </w:p>
+    <w:p>
+      <w:pPr>
+        <w:pStyle w:val="Compact"/>
+        <w:numPr>
+          <w:ilvl w:val="0"/>
+          <w:numId w:val="1009"/>
+        </w:numPr>
+      </w:pPr>
+      <w:r>
+        <w:t xml:space="preserve">Quickstart-compose vs native pherald operating modes</w:t>
+      </w:r>
+    </w:p>
+    <w:p>
+      <w:pPr>
+        <w:pStyle w:val="Compact"/>
+        <w:numPr>
+          <w:ilvl w:val="0"/>
+          <w:numId w:val="1009"/>
+        </w:numPr>
+      </w:pPr>
+      <w:r>
+        <w:t xml:space="preserve">Troubleshooting (SQLSTATE 28P01, "DSN not set", SKIP-with-reason logic per §11.4.3, …)</w:t>
+      </w:r>
+    </w:p>
+    <w:p>
+      <w:pPr>
+        <w:pStyle w:val="FirstParagraph"/>
+      </w:pPr>
+      <w:r>
+        <w:t xml:space="preserve">Per Universal Constitution §11.4.10:</w:t>
+      </w:r>
+      <w:r>
+        <w:t xml:space="preserve"> </w:t>
+      </w:r>
+      <w:r>
+        <w:rPr>
+          <w:rStyle w:val="VerbatimChar"/>
+          <w:b/>
+          <w:bCs/>
+        </w:rPr>
+        <w:t xml:space="preserve">.env</w:t>
+      </w:r>
+      <w:r>
+        <w:rPr>
+          <w:b/>
+          <w:bCs/>
+        </w:rPr>
+        <w:t xml:space="preserve"> </w:t>
+      </w:r>
+      <w:r>
+        <w:rPr>
+          <w:b/>
+          <w:bCs/>
+        </w:rPr>
+        <w:t xml:space="preserve">files MUST NEVER be committed</w:t>
+      </w:r>
+      <w:r>
+        <w:t xml:space="preserve">. The repo's</w:t>
+      </w:r>
+      <w:r>
+        <w:t xml:space="preserve"> </w:t>
+      </w:r>
+      <w:r>
+        <w:rPr>
+          <w:rStyle w:val="VerbatimChar"/>
+        </w:rPr>
+        <w:t xml:space="preserve">.gitignore</w:t>
+      </w:r>
+      <w:r>
+        <w:t xml:space="preserve"> </w:t>
+      </w:r>
+      <w:r>
+        <w:t xml:space="preserve">already covers</w:t>
+      </w:r>
+      <w:r>
+        <w:t xml:space="preserve"> </w:t>
+      </w:r>
+      <w:r>
+        <w:rPr>
+          <w:rStyle w:val="VerbatimChar"/>
+        </w:rPr>
+        <w:t xml:space="preserve">.env</w:t>
+      </w:r>
+      <w:r>
+        <w:t xml:space="preserve">. The committed</w:t>
+      </w:r>
+      <w:r>
+        <w:t xml:space="preserve"> </w:t>
+      </w:r>
+      <w:r>
+        <w:rPr>
+          <w:rStyle w:val="VerbatimChar"/>
+        </w:rPr>
+        <w:t xml:space="preserve">quickstart/.env.example</w:t>
+      </w:r>
+      <w:r>
+        <w:t xml:space="preserve"> </w:t>
+      </w:r>
+      <w:r>
+        <w:t xml:space="preserve">is the only credentials-file that lives in git, and it contains only placeholder values.</w:t>
+      </w:r>
+    </w:p>
+    <w:bookmarkEnd w:id="57"/>
+    <w:bookmarkStart w:id="60" w:name="X2d57ec4c52902418777a57d1b6587fe0de5df6e"/>
+    <w:p>
+      <w:pPr>
+        <w:pStyle w:val="Heading3"/>
+      </w:pPr>
+      <w:r>
+        <w:t xml:space="preserve">Active blockers — operator action required</w:t>
+      </w:r>
+    </w:p>
+    <w:p>
+      <w:pPr>
+        <w:pStyle w:val="FirstParagraph"/>
+      </w:pPr>
+      <w:hyperlink r:id="rId58">
+        <w:r>
+          <w:rPr>
+            <w:rStyle w:val="VerbatimChar"/>
+          </w:rPr>
+          <w:t xml:space="preserve">docs/requirements/blockers/missing_env_variables.md</w:t>
+        </w:r>
+      </w:hyperlink>
+      <w:r>
+        <w:t xml:space="preserve"> </w:t>
+      </w:r>
+      <w:r>
+        <w:t xml:space="preserve">— the step-by-step MTProto credential setup the operator must complete to unblock Wave 8 Track B (the full-automation rewrite of</w:t>
+      </w:r>
+      <w:r>
+        <w:t xml:space="preserve"> </w:t>
+      </w:r>
+      <w:r>
+        <w:rPr>
+          <w:rStyle w:val="VerbatimChar"/>
+        </w:rPr>
+        <w:t xml:space="preserve">TestSubscribe_LiveBotAPI</w:t>
+      </w:r>
+      <w:r>
+        <w:t xml:space="preserve">,</w:t>
+      </w:r>
+      <w:r>
+        <w:t xml:space="preserve"> </w:t>
+      </w:r>
+      <w:r>
+        <w:rPr>
+          <w:rStyle w:val="VerbatimChar"/>
+        </w:rPr>
+        <w:t xml:space="preserve">tests/test_wave6_live_loop.sh</w:t>
+      </w:r>
+      <w:r>
+        <w:t xml:space="preserve">, and Wave 6.5 lifecycle scenarios per HelixConstitution §11.4.98 + Herald §108.m). Available in Markdown / HTML / PDF / DOCX.</w:t>
+      </w:r>
+      <w:r>
+        <w:t xml:space="preserve"> </w:t>
+      </w:r>
+      <w:r>
+        <w:rPr>
+          <w:b/>
+          <w:bCs/>
+        </w:rPr>
+        <w:t xml:space="preserve">Required for §11.4.98 compliance — release-gate item.</w:t>
+      </w:r>
+    </w:p>
+    <w:p>
+      <w:pPr>
+        <w:pStyle w:val="BodyText"/>
+      </w:pPr>
+      <w:hyperlink r:id="rId59">
+        <w:r>
+          <w:rPr>
+            <w:rStyle w:val="VerbatimChar"/>
+          </w:rPr>
+          <w:t xml:space="preserve">docs/audits/full-automation-114-98-audit-2026-05-28.md</w:t>
+        </w:r>
+      </w:hyperlink>
+      <w:r>
+        <w:t xml:space="preserve"> </w:t>
+      </w:r>
+      <w:r>
+        <w:t xml:space="preserve">— the canonical classification of every Herald test against §11.4.98 (794 tests audited: 758 COMPLIANT-hermetic, 32 COMPLIANT-with-creds-bootstrap, 4 NON-COMPLIANT-manual-dep, 1 STRUCTURALLY-BROKEN). NON-COMPLIANT items have until 2026-06-27 (T+30 days) to be rewritten before graduating to §11.4.90 Obsolete.</w:t>
+      </w:r>
+    </w:p>
+    <w:bookmarkEnd w:id="60"/>
+    <w:bookmarkEnd w:id="61"/>
+    <w:bookmarkStart w:id="62" w:name="mirror--push-convention"/>
+    <w:p>
+      <w:pPr>
+        <w:pStyle w:val="Heading2"/>
+      </w:pPr>
+      <w:r>
+        <w:t xml:space="preserve">Mirror &amp; push convention</w:t>
+      </w:r>
+    </w:p>
+    <w:p>
+      <w:pPr>
+        <w:pStyle w:val="FirstParagraph"/>
+      </w:pPr>
+      <w:r>
+        <w:t xml:space="preserve">Herald is mirrored to four hosts. The</w:t>
+      </w:r>
+      <w:r>
+        <w:t xml:space="preserve"> </w:t>
+      </w:r>
+      <w:r>
+        <w:rPr>
+          <w:rStyle w:val="VerbatimChar"/>
+        </w:rPr>
+        <w:t xml:space="preserve">origin</w:t>
+      </w:r>
+      <w:r>
+        <w:t xml:space="preserve"> </w:t>
+      </w:r>
+      <w:r>
+        <w:t xml:space="preserve">remote is</w:t>
+      </w:r>
+      <w:r>
+        <w:t xml:space="preserve"> </w:t>
+      </w:r>
+      <w:r>
+        <w:rPr>
+          <w:b/>
+          <w:bCs/>
+        </w:rPr>
+        <w:t xml:space="preserve">fan-out</w:t>
+      </w:r>
+      <w:r>
+        <w:t xml:space="preserve">: one fetch URL + four push URLs. A single</w:t>
+      </w:r>
+      <w:r>
+        <w:t xml:space="preserve"> </w:t>
+      </w:r>
+      <w:r>
+        <w:rPr>
+          <w:rStyle w:val="VerbatimChar"/>
+        </w:rPr>
+        <w:t xml:space="preserve">git push origin main</w:t>
+      </w:r>
+      <w:r>
+        <w:t xml:space="preserve"> </w:t>
+      </w:r>
+      <w:r>
+        <w:t xml:space="preserve">propagates to every mirror in one operation.</w:t>
+      </w:r>
+    </w:p>
+    <w:tbl>
+      <w:tblPr>
+        <w:tblStyle w:val="Table"/>
+        <w:tblW w:type="auto" w:w="0"/>
+        <w:tblLook w:firstRow="1" w:lastRow="0" w:firstColumn="0" w:lastColumn="0" w:noHBand="0" w:noVBand="0" w:val="0020"/>
+      </w:tblPr>
+      <w:tblGrid>
+        <w:gridCol w:w="3960"/>
+        <w:gridCol w:w="3960"/>
+      </w:tblGrid>
+      <w:tr>
+        <w:trPr>
+          <w:tblHeader w:val="on"/>
+        </w:trPr>
+        <w:tc>
+          <w:tcPr/>
+          <w:p>
+            <w:pPr>
+              <w:pStyle w:val="Compact"/>
+            </w:pPr>
+            <w:r>
+              <w:t xml:space="preserve">Remote name</w:t>
+            </w:r>
+          </w:p>
+        </w:tc>
+        <w:tc>
+          <w:tcPr/>
+          <w:p>
+            <w:pPr>
+              <w:pStyle w:val="Compact"/>
+            </w:pPr>
+            <w:r>
+              <w:t xml:space="preserve">URL</w:t>
+            </w:r>
+          </w:p>
+        </w:tc>
+      </w:tr>
+      <w:tr>
+        <w:tc>
+          <w:tcPr/>
+          <w:p>
+            <w:pPr>
+              <w:pStyle w:val="Compact"/>
+            </w:pPr>
+            <w:r>
+              <w:rPr>
+                <w:rStyle w:val="VerbatimChar"/>
+              </w:rPr>
+              <w:t xml:space="preserve">github</w:t>
+            </w:r>
+          </w:p>
+        </w:tc>
+        <w:tc>
+          <w:tcPr/>
+          <w:p>
+            <w:pPr>
+              <w:pStyle w:val="Compact"/>
+            </w:pPr>
+            <w:r>
+              <w:rPr>
+                <w:rStyle w:val="VerbatimChar"/>
+              </w:rPr>
+              <w:t xml:space="preserve">git@github.com:vasic-digital/Herald.git</w:t>
+            </w:r>
+          </w:p>
+        </w:tc>
+      </w:tr>
+      <w:tr>
+        <w:tc>
+          <w:tcPr/>
+          <w:p>
+            <w:pPr>
+              <w:pStyle w:val="Compact"/>
+            </w:pPr>
+            <w:r>
+              <w:rPr>
+                <w:rStyle w:val="VerbatimChar"/>
+              </w:rPr>
+              <w:t xml:space="preserve">gitlab</w:t>
+            </w:r>
+          </w:p>
+        </w:tc>
+        <w:tc>
+          <w:tcPr/>
+          <w:p>
+            <w:pPr>
+              <w:pStyle w:val="Compact"/>
+            </w:pPr>
+            <w:r>
+              <w:rPr>
+                <w:rStyle w:val="VerbatimChar"/>
+              </w:rPr>
+              <w:t xml:space="preserve">git@gitlab.com:vasic-digital/herald.git</w:t>
+            </w:r>
+          </w:p>
+        </w:tc>
+      </w:tr>
+      <w:tr>
+        <w:tc>
+          <w:tcPr/>
+          <w:p>
+            <w:pPr>
+              <w:pStyle w:val="Compact"/>
+            </w:pPr>
+            <w:r>
+              <w:rPr>
+                <w:rStyle w:val="VerbatimChar"/>
+              </w:rPr>
+              <w:t xml:space="preserve">gitflic</w:t>
+            </w:r>
+          </w:p>
+        </w:tc>
+        <w:tc>
+          <w:tcPr/>
+          <w:p>
+            <w:pPr>
+              <w:pStyle w:val="Compact"/>
+            </w:pPr>
+            <w:r>
+              <w:rPr>
+                <w:rStyle w:val="VerbatimChar"/>
+              </w:rPr>
+              <w:t xml:space="preserve">git@gitflic.ru:vasic-digital/herald.git</w:t>
+            </w:r>
+          </w:p>
+        </w:tc>
+      </w:tr>
+      <w:tr>
+        <w:tc>
+          <w:tcPr/>
+          <w:p>
+            <w:pPr>
+              <w:pStyle w:val="Compact"/>
+            </w:pPr>
+            <w:r>
+              <w:rPr>
+                <w:rStyle w:val="VerbatimChar"/>
+              </w:rPr>
+              <w:t xml:space="preserve">gitverse</w:t>
+            </w:r>
+          </w:p>
+        </w:tc>
+        <w:tc>
+          <w:tcPr/>
+          <w:p>
+            <w:pPr>
+              <w:pStyle w:val="Compact"/>
+            </w:pPr>
+            <w:r>
+              <w:rPr>
+                <w:rStyle w:val="VerbatimChar"/>
+              </w:rPr>
+              <w:t xml:space="preserve">git@gitverse.ru:vasic-digital/Herald.git</w:t>
+            </w:r>
+          </w:p>
+        </w:tc>
+      </w:tr>
+      <w:tr>
+        <w:tc>
+          <w:tcPr/>
+          <w:p>
+            <w:pPr>
+              <w:pStyle w:val="Compact"/>
+            </w:pPr>
+            <w:r>
+              <w:rPr>
+                <w:rStyle w:val="VerbatimChar"/>
+              </w:rPr>
+              <w:t xml:space="preserve">origin</w:t>
+            </w:r>
+          </w:p>
+        </w:tc>
+        <w:tc>
+          <w:tcPr/>
+          <w:p>
+            <w:pPr>
+              <w:pStyle w:val="Compact"/>
+            </w:pPr>
+            <w:r>
+              <w:t xml:space="preserve">(fetch from</w:t>
+            </w:r>
+            <w:r>
+              <w:t xml:space="preserve"> </w:t>
+            </w:r>
+            <w:r>
+              <w:rPr>
+                <w:rStyle w:val="VerbatimChar"/>
+              </w:rPr>
+              <w:t xml:space="preserve">github</w:t>
+            </w:r>
+            <w:r>
+              <w:t xml:space="preserve">; push fans out to all four)</w:t>
+            </w:r>
+          </w:p>
+        </w:tc>
+      </w:tr>
+    </w:tbl>
+    <w:p>
+      <w:pPr>
+        <w:pStyle w:val="BodyText"/>
+      </w:pPr>
+      <w:r>
+        <w:t xml:space="preserve">Each entry under</w:t>
+      </w:r>
+      <w:r>
+        <w:t xml:space="preserve"> </w:t>
+      </w:r>
+      <w:r>
+        <w:rPr>
+          <w:rStyle w:val="VerbatimChar"/>
+        </w:rPr>
+        <w:t xml:space="preserve">upstreams/</w:t>
+      </w:r>
+      <w:r>
+        <w:t xml:space="preserve"> </w:t>
+      </w:r>
+      <w:r>
+        <w:t xml:space="preserve">is a shell script that exports a single</w:t>
+      </w:r>
+      <w:r>
+        <w:t xml:space="preserve"> </w:t>
+      </w:r>
+      <w:r>
+        <w:rPr>
+          <w:rStyle w:val="VerbatimChar"/>
+        </w:rPr>
+        <w:t xml:space="preserve">UPSTREAMABLE_REPOSITORY=…</w:t>
+      </w:r>
+      <w:r>
+        <w:t xml:space="preserve"> </w:t>
+      </w:r>
+      <w:r>
+        <w:t xml:space="preserve">URL and is meant to be</w:t>
+      </w:r>
+      <w:r>
+        <w:t xml:space="preserve"> </w:t>
+      </w:r>
+      <w:r>
+        <w:rPr>
+          <w:b/>
+          <w:bCs/>
+        </w:rPr>
+        <w:t xml:space="preserve">sourced</w:t>
+      </w:r>
+      <w:r>
+        <w:t xml:space="preserve">, not executed for its output. Capitalization matches each host's brand (GitFlic, GitVerse); do not normalize to lowercase or collapse into one file — external mirror-push tooling keys on the per-file split.</w:t>
+      </w:r>
+    </w:p>
+    <w:p>
+      <w:pPr>
+        <w:pStyle w:val="BodyText"/>
+      </w:pPr>
+      <w:r>
+        <w:t xml:space="preserve">If you ever need to rebuild the fan-out configuration, the constitution submodule ships</w:t>
+      </w:r>
+      <w:r>
+        <w:t xml:space="preserve"> </w:t>
+      </w:r>
+      <w:r>
+        <w:rPr>
+          <w:rStyle w:val="VerbatimChar"/>
+        </w:rPr>
+        <w:t xml:space="preserve">install_upstreams.sh</w:t>
+      </w:r>
+      <w:r>
+        <w:t xml:space="preserve"> </w:t>
+      </w:r>
+      <w:r>
+        <w:t xml:space="preserve">that consumes</w:t>
+      </w:r>
+      <w:r>
+        <w:t xml:space="preserve"> </w:t>
+      </w:r>
+      <w:r>
+        <w:rPr>
+          <w:rStyle w:val="VerbatimChar"/>
+        </w:rPr>
+        <w:t xml:space="preserve">Upstreams/*.sh</w:t>
+      </w:r>
+      <w:r>
+        <w:t xml:space="preserve"> </w:t>
+      </w:r>
+      <w:r>
+        <w:t xml:space="preserve">declarations and configures git remotes accordingly; the same pattern can be adapted for Herald.</w:t>
+      </w:r>
+    </w:p>
+    <w:bookmarkEnd w:id="62"/>
+    <w:bookmarkStart w:id="64" w:name="license"/>
+    <w:p>
+      <w:pPr>
+        <w:pStyle w:val="Heading2"/>
+      </w:pPr>
+      <w:r>
+        <w:t xml:space="preserve">License</w:t>
+      </w:r>
+    </w:p>
+    <w:p>
+      <w:pPr>
+        <w:pStyle w:val="FirstParagraph"/>
+      </w:pPr>
+      <w:hyperlink r:id="rId63">
+        <w:r>
+          <w:rPr>
+            <w:rStyle w:val="VerbatimChar"/>
+          </w:rPr>
+          <w:t xml:space="preserve">LICENSE</w:t>
+        </w:r>
+      </w:hyperlink>
+      <w:r>
+        <w:t xml:space="preserve"> </w:t>
+      </w:r>
+      <w:r>
+        <w:t xml:space="preserve">— see file for terms.</w:t>
+      </w:r>
+    </w:p>
+    <w:bookmarkEnd w:id="64"/>
+    <w:bookmarkStart w:id="65" w:name="contact--contribution"/>
+    <w:p>
+      <w:pPr>
+        <w:pStyle w:val="Heading2"/>
+      </w:pPr>
+      <w:r>
+        <w:t xml:space="preserve">Contact / contribution</w:t>
+      </w:r>
+    </w:p>
+    <w:p>
+      <w:pPr>
+        <w:pStyle w:val="FirstParagraph"/>
+      </w:pPr>
+      <w:r>
+        <w:t xml:space="preserve">Substantive contributions land via PRs on GitHub; mirrors are read-only for external consumers. Inheritance rules and the gate apply to every PR.</w:t>
+      </w:r>
+    </w:p>
+    <w:p>
+      <w:r>
+        <w:pict>
+          <v:rect style="width:0;height:1.5pt" o:hralign="center" o:hrstd="t" o:hr="t"/>
+        </w:pict>
+      </w:r>
+    </w:p>
+    <w:bookmarkEnd w:id="65"/>
+    <w:bookmarkStart w:id="69" w:name="sources-verified"/>
+    <w:p>
+      <w:pPr>
+        <w:pStyle w:val="Heading2"/>
+      </w:pPr>
+      <w:r>
+        <w:t xml:space="preserve">Sources verified</w:t>
+      </w:r>
+    </w:p>
+    <w:p>
+      <w:pPr>
+        <w:pStyle w:val="FirstParagraph"/>
+      </w:pPr>
+      <w:r>
+        <w:t xml:space="preserve">Per HelixConstitution §11.4.99 + Herald §108.n (Latest-Source Documentation Cross-Reference Mandate). This README is a gateway document — the substantive operator-facing instructions live in the per-channel / per-dispatcher guides linked above. Each linked guide carries its own</w:t>
+      </w:r>
+      <w:r>
+        <w:t xml:space="preserve"> </w:t>
+      </w:r>
+      <w:r>
+        <w:rPr>
+          <w:rStyle w:val="VerbatimChar"/>
+        </w:rPr>
+        <w:t xml:space="preserve">## Sources verified</w:t>
+      </w:r>
+      <w:r>
+        <w:t xml:space="preserve"> </w:t>
+      </w:r>
+      <w:r>
+        <w:t xml:space="preserve">footer covering the external services it documents. The cross-references below cover the external claims this README makes directly.</w:t>
+      </w:r>
+    </w:p>
+    <w:p>
+      <w:pPr>
+        <w:pStyle w:val="BodyText"/>
+      </w:pPr>
+      <w:r>
+        <w:rPr>
+          <w:b/>
+          <w:bCs/>
+        </w:rPr>
+        <w:t xml:space="preserve">Last verified:</w:t>
+      </w:r>
+      <w:r>
+        <w:t xml:space="preserve"> </w:t>
+      </w:r>
+      <w:r>
+        <w:t xml:space="preserve">2026-05-28</w:t>
+      </w:r>
+    </w:p>
+    <w:tbl>
+      <w:tblPr>
+        <w:tblStyle w:val="Table"/>
+        <w:tblW w:type="auto" w:w="0"/>
+        <w:tblLook w:firstRow="1" w:lastRow="0" w:firstColumn="0" w:lastColumn="0" w:noHBand="0" w:noVBand="0" w:val="0020"/>
+      </w:tblPr>
+      <w:tblGrid>
+        <w:gridCol w:w="2640"/>
+        <w:gridCol w:w="2640"/>
+        <w:gridCol w:w="2640"/>
+      </w:tblGrid>
+      <w:tr>
+        <w:trPr>
+          <w:tblHeader w:val="on"/>
+        </w:trPr>
+        <w:tc>
+          <w:tcPr/>
+          <w:p>
+            <w:pPr>
+              <w:pStyle w:val="Compact"/>
+            </w:pPr>
+            <w:r>
               <w:t xml:space="preserve">Source</w:t>
             </w:r>
           </w:p>
@@ -3860,7 +4726,7 @@
             <w:pPr>
               <w:pStyle w:val="Compact"/>
             </w:pPr>
-            <w:hyperlink r:id="rId57">
+            <w:hyperlink r:id="rId66">
               <w:r>
                 <w:rPr>
                   <w:rStyle w:val="Hyperlink"/>
@@ -3899,7 +4765,7 @@
             <w:r>
               <w:t xml:space="preserve"> </w:t>
             </w:r>
-            <w:hyperlink r:id="rId58">
+            <w:hyperlink r:id="rId67">
               <w:r>
                 <w:rPr>
                   <w:rStyle w:val="VerbatimChar"/>
@@ -3934,7 +4800,7 @@
             <w:pPr>
               <w:pStyle w:val="Compact"/>
             </w:pPr>
-            <w:hyperlink r:id="rId59">
+            <w:hyperlink r:id="rId68">
               <w:r>
                 <w:rPr>
                   <w:rStyle w:val="Hyperlink"/>
@@ -3991,7 +4857,7 @@
             <w:pPr>
               <w:pStyle w:val="Compact"/>
             </w:pPr>
-            <w:hyperlink r:id="rId49">
+            <w:hyperlink r:id="rId58">
               <w:r>
                 <w:rPr>
                   <w:rStyle w:val="VerbatimChar"/>
@@ -4118,8 +4984,8 @@
         <w:t xml:space="preserve">(repo-layout changes, new flavors, new mirror hosts, new linked guides) — no time-bound staleness. Linked guides MUST be kept current per their own footers.</w:t>
       </w:r>
     </w:p>
-    <w:bookmarkEnd w:id="60"/>
-    <w:bookmarkEnd w:id="61"/>
+    <w:bookmarkEnd w:id="69"/>
+    <w:bookmarkEnd w:id="70"/>
     <w:sectPr>
       <w:footnotePr>
         <w:numRestart w:val="eachSect"/>

--- a/README.docx
+++ b/README.docx
@@ -3629,13 +3629,13 @@
               <w:rPr>
                 <w:rStyle w:val="VerbatimChar"/>
               </w:rPr>
-              <w:t xml:space="preserve">/v1/webhooks/page</w:t>
+              <w:t xml:space="preserve">POST /v1/webhooks/page</w:t>
             </w:r>
             <w:r>
               <w:t xml:space="preserve"> </w:t>
             </w:r>
             <w:r>
-              <w:t xml:space="preserve">is an honest 501 stub pending HRD-024</w:t>
+              <w:t xml:space="preserve">is a LIVE JWT-gated escalation handler (drives the bindings Pipeline → emits the escalation CloudEvent → 202 + Receipt; third-party pager egress is a follow-up subscriber)</w:t>
             </w:r>
           </w:p>
         </w:tc>

--- a/README.docx
+++ b/README.docx
@@ -10,7 +10,7 @@
         <w:t xml:space="preserve">Herald</w:t>
       </w:r>
     </w:p>
-    <w:bookmarkStart w:id="70" w:name="herald"/>
+    <w:bookmarkStart w:id="72" w:name="herald"/>
     <w:p>
       <w:pPr>
         <w:pStyle w:val="Heading1"/>
@@ -75,7 +75,7 @@
               <w:pStyle w:val="Compact"/>
             </w:pPr>
             <w:r>
-              <w:t xml:space="preserve">3</w:t>
+              <w:t xml:space="preserve">4</w:t>
             </w:r>
           </w:p>
         </w:tc>
@@ -123,7 +123,7 @@
               <w:pStyle w:val="Compact"/>
             </w:pPr>
             <w:r>
-              <w:t xml:space="preserve">2026-05-20</w:t>
+              <w:t xml:space="preserve">2026-05-31</w:t>
             </w:r>
           </w:p>
         </w:tc>
@@ -171,7 +171,55 @@
               <w:pStyle w:val="Compact"/>
             </w:pPr>
             <w:r>
-              <w:t xml:space="preserve">Updated spec links to V3 (active) + archive/ for V1/V2; repo-layout block reflects current docs/specs/mvp/ tree.</w:t>
+              <w:t xml:space="preserve">r4: added a credentials-guide bullet + doc-link for the</w:t>
+            </w:r>
+            <w:r>
+              <w:t xml:space="preserve"> </w:t>
+            </w:r>
+            <w:r>
+              <w:rPr>
+                <w:rStyle w:val="VerbatimChar"/>
+              </w:rPr>
+              <w:t xml:space="preserve">HERALD_&lt;CHANNEL&gt;_OPERATOR_USERNAME</w:t>
+            </w:r>
+            <w:r>
+              <w:t xml:space="preserve"> </w:t>
+            </w:r>
+            <w:r>
+              <w:t xml:space="preserve">operator env var and the participant/attribution contract (</w:t>
+            </w:r>
+            <w:r>
+              <w:rPr>
+                <w:rStyle w:val="VerbatimChar"/>
+              </w:rPr>
+              <w:t xml:space="preserve">docs/design/PARTICIPANT_ATTRIBUTION.md</w:t>
+            </w:r>
+            <w:r>
+              <w:t xml:space="preserve">) driving</w:t>
+            </w:r>
+            <w:r>
+              <w:t xml:space="preserve"> </w:t>
+            </w:r>
+            <w:r>
+              <w:rPr>
+                <w:rStyle w:val="VerbatimChar"/>
+              </w:rPr>
+              <w:t xml:space="preserve">created_by</w:t>
+            </w:r>
+            <w:r>
+              <w:t xml:space="preserve">/</w:t>
+            </w:r>
+            <w:r>
+              <w:rPr>
+                <w:rStyle w:val="VerbatimChar"/>
+              </w:rPr>
+              <w:t xml:space="preserve">assigned_to</w:t>
+            </w:r>
+            <w:r>
+              <w:t xml:space="preserve"> </w:t>
+            </w:r>
+            <w:r>
+              <w:t xml:space="preserve">attribution + notification @-tagging. Prior r3: updated spec links to V3 (active) + archive/ for V1/V2; repo-layout block reflects current docs/specs/mvp/ tree.</w:t>
             </w:r>
           </w:p>
         </w:tc>
@@ -2164,7 +2212,7 @@
     </w:p>
     <w:bookmarkEnd w:id="28"/>
     <w:bookmarkEnd w:id="29"/>
-    <w:bookmarkStart w:id="61" w:name="operator-setup-guides"/>
+    <w:bookmarkStart w:id="63" w:name="operator-setup-guides"/>
     <w:p>
       <w:pPr>
         <w:pStyle w:val="Heading2"/>
@@ -3831,7 +3879,7 @@
       </w:tr>
     </w:tbl>
     <w:bookmarkEnd w:id="55"/>
-    <w:bookmarkStart w:id="57" w:name="credentials-master-guide"/>
+    <w:bookmarkStart w:id="59" w:name="credentials-master-guide"/>
     <w:p>
       <w:pPr>
         <w:pStyle w:val="Heading3"/>
@@ -4003,6 +4051,100 @@
         </w:numPr>
       </w:pPr>
       <w:r>
+        <w:t xml:space="preserve">The</w:t>
+      </w:r>
+      <w:r>
+        <w:t xml:space="preserve"> </w:t>
+      </w:r>
+      <w:r>
+        <w:rPr>
+          <w:rStyle w:val="VerbatimChar"/>
+        </w:rPr>
+        <w:t xml:space="preserve">HERALD_&lt;CHANNEL&gt;_OPERATOR_USERNAME</w:t>
+      </w:r>
+      <w:r>
+        <w:t xml:space="preserve"> </w:t>
+      </w:r>
+      <w:r>
+        <w:t xml:space="preserve">operator env var (e.g.</w:t>
+      </w:r>
+      <w:r>
+        <w:t xml:space="preserve"> </w:t>
+      </w:r>
+      <w:r>
+        <w:rPr>
+          <w:rStyle w:val="VerbatimChar"/>
+        </w:rPr>
+        <w:t xml:space="preserve">HERALD_TGRAM_OPERATOR_USERNAME=@milos85vasic</w:t>
+      </w:r>
+      <w:r>
+        <w:t xml:space="preserve">) that drives workable-item</w:t>
+      </w:r>
+      <w:r>
+        <w:t xml:space="preserve"> </w:t>
+      </w:r>
+      <w:r>
+        <w:rPr>
+          <w:rStyle w:val="VerbatimChar"/>
+        </w:rPr>
+        <w:t xml:space="preserve">created_by</w:t>
+      </w:r>
+      <w:r>
+        <w:t xml:space="preserve">/</w:t>
+      </w:r>
+      <w:r>
+        <w:rPr>
+          <w:rStyle w:val="VerbatimChar"/>
+        </w:rPr>
+        <w:t xml:space="preserve">assigned_to</w:t>
+      </w:r>
+      <w:r>
+        <w:t xml:space="preserve"> </w:t>
+      </w:r>
+      <w:r>
+        <w:t xml:space="preserve">attribution + notification @-tagging — authoritative contract</w:t>
+      </w:r>
+      <w:r>
+        <w:t xml:space="preserve"> </w:t>
+      </w:r>
+      <w:hyperlink r:id="rId57">
+        <w:r>
+          <w:rPr>
+            <w:rStyle w:val="VerbatimChar"/>
+          </w:rPr>
+          <w:t xml:space="preserve">docs/design/PARTICIPANT_ATTRIBUTION.md</w:t>
+        </w:r>
+      </w:hyperlink>
+      <w:r>
+        <w:t xml:space="preserve">, full behaviour in</w:t>
+      </w:r>
+      <w:r>
+        <w:t xml:space="preserve"> </w:t>
+      </w:r>
+      <w:hyperlink r:id="rId58">
+        <w:r>
+          <w:rPr>
+            <w:rStyle w:val="VerbatimChar"/>
+          </w:rPr>
+          <w:t xml:space="preserve">docs/guides/WORKABLE_ITEMS_INTEGRATION.md</w:t>
+        </w:r>
+      </w:hyperlink>
+      <w:r>
+        <w:t xml:space="preserve"> </w:t>
+      </w:r>
+      <w:r>
+        <w:t xml:space="preserve">§3.6–§3.8</w:t>
+      </w:r>
+    </w:p>
+    <w:p>
+      <w:pPr>
+        <w:pStyle w:val="Compact"/>
+        <w:numPr>
+          <w:ilvl w:val="0"/>
+          <w:numId w:val="1009"/>
+        </w:numPr>
+      </w:pPr>
+      <w:r>
         <w:t xml:space="preserve">Troubleshooting (SQLSTATE 28P01, "DSN not set", SKIP-with-reason logic per §11.4.3, …)</w:t>
       </w:r>
     </w:p>
@@ -4084,8 +4226,8 @@
         <w:t xml:space="preserve">is the only credentials-file that lives in git, and it contains only placeholder values.</w:t>
       </w:r>
     </w:p>
-    <w:bookmarkEnd w:id="57"/>
-    <w:bookmarkStart w:id="60" w:name="X2d57ec4c52902418777a57d1b6587fe0de5df6e"/>
+    <w:bookmarkEnd w:id="59"/>
+    <w:bookmarkStart w:id="62" w:name="X2d57ec4c52902418777a57d1b6587fe0de5df6e"/>
     <w:p>
       <w:pPr>
         <w:pStyle w:val="Heading3"/>
@@ -4098,7 +4240,7 @@
       <w:pPr>
         <w:pStyle w:val="FirstParagraph"/>
       </w:pPr>
-      <w:hyperlink r:id="rId58">
+      <w:hyperlink r:id="rId60">
         <w:r>
           <w:rPr>
             <w:rStyle w:val="VerbatimChar"/>
@@ -4151,7 +4293,7 @@
       <w:pPr>
         <w:pStyle w:val="BodyText"/>
       </w:pPr>
-      <w:hyperlink r:id="rId59">
+      <w:hyperlink r:id="rId61">
         <w:r>
           <w:rPr>
             <w:rStyle w:val="VerbatimChar"/>
@@ -4166,9 +4308,9 @@
         <w:t xml:space="preserve">— the canonical classification of every Herald test against §11.4.98 (794 tests audited: 758 COMPLIANT-hermetic, 32 COMPLIANT-with-creds-bootstrap, 4 NON-COMPLIANT-manual-dep, 1 STRUCTURALLY-BROKEN). NON-COMPLIANT items have until 2026-06-27 (T+30 days) to be rewritten before graduating to §11.4.90 Obsolete.</w:t>
       </w:r>
     </w:p>
-    <w:bookmarkEnd w:id="60"/>
-    <w:bookmarkEnd w:id="61"/>
-    <w:bookmarkStart w:id="62" w:name="mirror--push-convention"/>
+    <w:bookmarkEnd w:id="62"/>
+    <w:bookmarkEnd w:id="63"/>
+    <w:bookmarkStart w:id="64" w:name="mirror--push-convention"/>
     <w:p>
       <w:pPr>
         <w:pStyle w:val="Heading2"/>
@@ -4514,8 +4656,8 @@
         <w:t xml:space="preserve">declarations and configures git remotes accordingly; the same pattern can be adapted for Herald.</w:t>
       </w:r>
     </w:p>
-    <w:bookmarkEnd w:id="62"/>
-    <w:bookmarkStart w:id="64" w:name="license"/>
+    <w:bookmarkEnd w:id="64"/>
+    <w:bookmarkStart w:id="66" w:name="license"/>
     <w:p>
       <w:pPr>
         <w:pStyle w:val="Heading2"/>
@@ -4528,7 +4670,7 @@
       <w:pPr>
         <w:pStyle w:val="FirstParagraph"/>
       </w:pPr>
-      <w:hyperlink r:id="rId63">
+      <w:hyperlink r:id="rId65">
         <w:r>
           <w:rPr>
             <w:rStyle w:val="VerbatimChar"/>
@@ -4543,8 +4685,8 @@
         <w:t xml:space="preserve">— see file for terms.</w:t>
       </w:r>
     </w:p>
-    <w:bookmarkEnd w:id="64"/>
-    <w:bookmarkStart w:id="65" w:name="contact--contribution"/>
+    <w:bookmarkEnd w:id="66"/>
+    <w:bookmarkStart w:id="67" w:name="contact--contribution"/>
     <w:p>
       <w:pPr>
         <w:pStyle w:val="Heading2"/>
@@ -4568,8 +4710,8 @@
         </w:pict>
       </w:r>
     </w:p>
-    <w:bookmarkEnd w:id="65"/>
-    <w:bookmarkStart w:id="69" w:name="sources-verified"/>
+    <w:bookmarkEnd w:id="67"/>
+    <w:bookmarkStart w:id="71" w:name="sources-verified"/>
     <w:p>
       <w:pPr>
         <w:pStyle w:val="Heading2"/>
@@ -4726,7 +4868,7 @@
             <w:pPr>
               <w:pStyle w:val="Compact"/>
             </w:pPr>
-            <w:hyperlink r:id="rId66">
+            <w:hyperlink r:id="rId68">
               <w:r>
                 <w:rPr>
                   <w:rStyle w:val="Hyperlink"/>
@@ -4765,7 +4907,7 @@
             <w:r>
               <w:t xml:space="preserve"> </w:t>
             </w:r>
-            <w:hyperlink r:id="rId67">
+            <w:hyperlink r:id="rId69">
               <w:r>
                 <w:rPr>
                   <w:rStyle w:val="VerbatimChar"/>
@@ -4800,7 +4942,7 @@
             <w:pPr>
               <w:pStyle w:val="Compact"/>
             </w:pPr>
-            <w:hyperlink r:id="rId68">
+            <w:hyperlink r:id="rId70">
               <w:r>
                 <w:rPr>
                   <w:rStyle w:val="Hyperlink"/>
@@ -4857,7 +4999,7 @@
             <w:pPr>
               <w:pStyle w:val="Compact"/>
             </w:pPr>
-            <w:hyperlink r:id="rId58">
+            <w:hyperlink r:id="rId60">
               <w:r>
                 <w:rPr>
                   <w:rStyle w:val="VerbatimChar"/>
@@ -4984,8 +5126,8 @@
         <w:t xml:space="preserve">(repo-layout changes, new flavors, new mirror hosts, new linked guides) — no time-bound staleness. Linked guides MUST be kept current per their own footers.</w:t>
       </w:r>
     </w:p>
-    <w:bookmarkEnd w:id="69"/>
-    <w:bookmarkEnd w:id="70"/>
+    <w:bookmarkEnd w:id="71"/>
+    <w:bookmarkEnd w:id="72"/>
     <w:sectPr>
       <w:footnotePr>
         <w:numRestart w:val="eachSect"/>

--- a/README.docx
+++ b/README.docx
@@ -10,7 +10,7 @@
         <w:t xml:space="preserve">Herald</w:t>
       </w:r>
     </w:p>
-    <w:bookmarkStart w:id="72" w:name="herald"/>
+    <w:bookmarkStart w:id="74" w:name="herald"/>
     <w:p>
       <w:pPr>
         <w:pStyle w:val="Heading1"/>
@@ -75,7 +75,7 @@
               <w:pStyle w:val="Compact"/>
             </w:pPr>
             <w:r>
-              <w:t xml:space="preserve">4</w:t>
+              <w:t xml:space="preserve">5</w:t>
             </w:r>
           </w:p>
         </w:tc>
@@ -171,7 +171,49 @@
               <w:pStyle w:val="Compact"/>
             </w:pPr>
             <w:r>
-              <w:t xml:space="preserve">r4: added a credentials-guide bullet + doc-link for the</w:t>
+              <w:t xml:space="preserve">r5: added an "Operator setup guides" note + doc-link that subscribers speak plain natural language (no command syntax) and the System determines intent via the three-tier discipline (command-recognition fast-path → Claude Code intent inference →</w:t>
+            </w:r>
+            <w:r>
+              <w:t xml:space="preserve"> </w:t>
+            </w:r>
+            <w:r>
+              <w:rPr>
+                <w:rStyle w:val="VerbatimChar"/>
+              </w:rPr>
+              <w:t xml:space="preserve">clarify</w:t>
+            </w:r>
+            <w:r>
+              <w:t xml:space="preserve"> </w:t>
+            </w:r>
+            <w:r>
+              <w:t xml:space="preserve">reply-tag-and-ask fallback) — authoritative contract</w:t>
+            </w:r>
+            <w:r>
+              <w:t xml:space="preserve"> </w:t>
+            </w:r>
+            <w:r>
+              <w:rPr>
+                <w:rStyle w:val="VerbatimChar"/>
+              </w:rPr>
+              <w:t xml:space="preserve">docs/design/INTENT_RECOGNITION.md</w:t>
+            </w:r>
+            <w:r>
+              <w:t xml:space="preserve">, detail in</w:t>
+            </w:r>
+            <w:r>
+              <w:t xml:space="preserve"> </w:t>
+            </w:r>
+            <w:r>
+              <w:rPr>
+                <w:rStyle w:val="VerbatimChar"/>
+              </w:rPr>
+              <w:t xml:space="preserve">docs/guides/MESSENGER_CHANNELS.md</w:t>
+            </w:r>
+            <w:r>
+              <w:t xml:space="preserve"> </w:t>
+            </w:r>
+            <w:r>
+              <w:t xml:space="preserve">§6B. Prior r4: added a credentials-guide bullet + doc-link for the</w:t>
             </w:r>
             <w:r>
               <w:t xml:space="preserve"> </w:t>
@@ -2212,7 +2254,7 @@
     </w:p>
     <w:bookmarkEnd w:id="28"/>
     <w:bookmarkEnd w:id="29"/>
-    <w:bookmarkStart w:id="63" w:name="operator-setup-guides"/>
+    <w:bookmarkStart w:id="65" w:name="operator-setup-guides"/>
     <w:p>
       <w:pPr>
         <w:pStyle w:val="Heading2"/>
@@ -2290,7 +2332,86 @@
         <w:t xml:space="preserve">stays stable as features land.</w:t>
       </w:r>
     </w:p>
-    <w:bookmarkStart w:id="39" w:name="messengers"/>
+    <w:p>
+      <w:pPr>
+        <w:pStyle w:val="BlockText"/>
+      </w:pPr>
+      <w:r>
+        <w:rPr>
+          <w:b/>
+          <w:bCs/>
+        </w:rPr>
+        <w:t xml:space="preserve">Subscribers speak plain natural language — no command syntax.</w:t>
+      </w:r>
+      <w:r>
+        <w:t xml:space="preserve"> </w:t>
+      </w:r>
+      <w:r>
+        <w:t xml:space="preserve">Whichever messenger they use, subscribers do NOT need to learn any command syntax (no</w:t>
+      </w:r>
+      <w:r>
+        <w:t xml:space="preserve"> </w:t>
+      </w:r>
+      <w:r>
+        <w:rPr>
+          <w:rStyle w:val="VerbatimChar"/>
+        </w:rPr>
+        <w:t xml:space="preserve">COMMAND:</w:t>
+      </w:r>
+      <w:r>
+        <w:t xml:space="preserve"> </w:t>
+      </w:r>
+      <w:r>
+        <w:t xml:space="preserve">prefix). They send a clear message in their own words and the System determines the intent via a three-tier discipline (command-recognition fast-path → Claude Code intent inference → a</w:t>
+      </w:r>
+      <w:r>
+        <w:t xml:space="preserve"> </w:t>
+      </w:r>
+      <w:r>
+        <w:rPr>
+          <w:rStyle w:val="VerbatimChar"/>
+        </w:rPr>
+        <w:t xml:space="preserve">clarify</w:t>
+      </w:r>
+      <w:r>
+        <w:t xml:space="preserve"> </w:t>
+      </w:r>
+      <w:r>
+        <w:t xml:space="preserve">reply-tag-and-ask fallback), never guessing and never ignoring a message. Authoritative contract:</w:t>
+      </w:r>
+      <w:r>
+        <w:t xml:space="preserve"> </w:t>
+      </w:r>
+      <w:hyperlink r:id="rId30">
+        <w:r>
+          <w:rPr>
+            <w:rStyle w:val="VerbatimChar"/>
+          </w:rPr>
+          <w:t xml:space="preserve">docs/design/INTENT_RECOGNITION.md</w:t>
+        </w:r>
+      </w:hyperlink>
+      <w:r>
+        <w:t xml:space="preserve">; operator-facing detail in</w:t>
+      </w:r>
+      <w:r>
+        <w:t xml:space="preserve"> </w:t>
+      </w:r>
+      <w:hyperlink r:id="rId31">
+        <w:r>
+          <w:rPr>
+            <w:rStyle w:val="VerbatimChar"/>
+          </w:rPr>
+          <w:t xml:space="preserve">docs/guides/MESSENGER_CHANNELS.md</w:t>
+        </w:r>
+      </w:hyperlink>
+      <w:r>
+        <w:t xml:space="preserve"> </w:t>
+      </w:r>
+      <w:r>
+        <w:t xml:space="preserve">§6B.</w:t>
+      </w:r>
+    </w:p>
+    <w:bookmarkStart w:id="41" w:name="messengers"/>
     <w:p>
       <w:pPr>
         <w:pStyle w:val="Heading3"/>
@@ -2387,7 +2508,7 @@
             <w:pPr>
               <w:pStyle w:val="Compact"/>
             </w:pPr>
-            <w:hyperlink r:id="rId30">
+            <w:hyperlink r:id="rId32">
               <w:r>
                 <w:rPr>
                   <w:rStyle w:val="VerbatimChar"/>
@@ -2427,7 +2548,7 @@
             <w:pPr>
               <w:pStyle w:val="Compact"/>
             </w:pPr>
-            <w:hyperlink r:id="rId31">
+            <w:hyperlink r:id="rId33">
               <w:r>
                 <w:rPr>
                   <w:rStyle w:val="VerbatimChar"/>
@@ -2467,7 +2588,7 @@
             <w:pPr>
               <w:pStyle w:val="Compact"/>
             </w:pPr>
-            <w:hyperlink r:id="rId32">
+            <w:hyperlink r:id="rId34">
               <w:r>
                 <w:rPr>
                   <w:rStyle w:val="VerbatimChar"/>
@@ -2507,7 +2628,7 @@
             <w:pPr>
               <w:pStyle w:val="Compact"/>
             </w:pPr>
-            <w:hyperlink r:id="rId33">
+            <w:hyperlink r:id="rId35">
               <w:r>
                 <w:rPr>
                   <w:rStyle w:val="VerbatimChar"/>
@@ -2547,7 +2668,7 @@
             <w:pPr>
               <w:pStyle w:val="Compact"/>
             </w:pPr>
-            <w:hyperlink r:id="rId34">
+            <w:hyperlink r:id="rId36">
               <w:r>
                 <w:rPr>
                   <w:rStyle w:val="VerbatimChar"/>
@@ -2587,7 +2708,7 @@
             <w:pPr>
               <w:pStyle w:val="Compact"/>
             </w:pPr>
-            <w:hyperlink r:id="rId35">
+            <w:hyperlink r:id="rId37">
               <w:r>
                 <w:rPr>
                   <w:rStyle w:val="VerbatimChar"/>
@@ -2627,7 +2748,7 @@
             <w:pPr>
               <w:pStyle w:val="Compact"/>
             </w:pPr>
-            <w:hyperlink r:id="rId36">
+            <w:hyperlink r:id="rId38">
               <w:r>
                 <w:rPr>
                   <w:rStyle w:val="VerbatimChar"/>
@@ -2667,7 +2788,7 @@
             <w:pPr>
               <w:pStyle w:val="Compact"/>
             </w:pPr>
-            <w:hyperlink r:id="rId37">
+            <w:hyperlink r:id="rId39">
               <w:r>
                 <w:rPr>
                   <w:rStyle w:val="VerbatimChar"/>
@@ -2707,7 +2828,7 @@
             <w:pPr>
               <w:pStyle w:val="Compact"/>
             </w:pPr>
-            <w:hyperlink r:id="rId38">
+            <w:hyperlink r:id="rId40">
               <w:r>
                 <w:rPr>
                   <w:rStyle w:val="VerbatimChar"/>
@@ -2719,8 +2840,8 @@
         </w:tc>
       </w:tr>
     </w:tbl>
-    <w:bookmarkEnd w:id="39"/>
-    <w:bookmarkStart w:id="46" w:name="llm--agent-dispatchers"/>
+    <w:bookmarkEnd w:id="41"/>
+    <w:bookmarkStart w:id="48" w:name="llm--agent-dispatchers"/>
     <w:p>
       <w:pPr>
         <w:pStyle w:val="Heading3"/>
@@ -2817,7 +2938,7 @@
             <w:pPr>
               <w:pStyle w:val="Compact"/>
             </w:pPr>
-            <w:hyperlink r:id="rId40">
+            <w:hyperlink r:id="rId42">
               <w:r>
                 <w:rPr>
                   <w:rStyle w:val="VerbatimChar"/>
@@ -2857,7 +2978,7 @@
             <w:pPr>
               <w:pStyle w:val="Compact"/>
             </w:pPr>
-            <w:hyperlink r:id="rId41">
+            <w:hyperlink r:id="rId43">
               <w:r>
                 <w:rPr>
                   <w:rStyle w:val="VerbatimChar"/>
@@ -2897,7 +3018,7 @@
             <w:pPr>
               <w:pStyle w:val="Compact"/>
             </w:pPr>
-            <w:hyperlink r:id="rId42">
+            <w:hyperlink r:id="rId44">
               <w:r>
                 <w:rPr>
                   <w:rStyle w:val="VerbatimChar"/>
@@ -2937,7 +3058,7 @@
             <w:pPr>
               <w:pStyle w:val="Compact"/>
             </w:pPr>
-            <w:hyperlink r:id="rId43">
+            <w:hyperlink r:id="rId45">
               <w:r>
                 <w:rPr>
                   <w:rStyle w:val="VerbatimChar"/>
@@ -2977,7 +3098,7 @@
             <w:pPr>
               <w:pStyle w:val="Compact"/>
             </w:pPr>
-            <w:hyperlink r:id="rId44">
+            <w:hyperlink r:id="rId46">
               <w:r>
                 <w:rPr>
                   <w:rStyle w:val="VerbatimChar"/>
@@ -3017,7 +3138,7 @@
             <w:pPr>
               <w:pStyle w:val="Compact"/>
             </w:pPr>
-            <w:hyperlink r:id="rId45">
+            <w:hyperlink r:id="rId47">
               <w:r>
                 <w:rPr>
                   <w:rStyle w:val="VerbatimChar"/>
@@ -3029,8 +3150,8 @@
         </w:tc>
       </w:tr>
     </w:tbl>
-    <w:bookmarkEnd w:id="46"/>
-    <w:bookmarkStart w:id="55" w:name="per-flavor-operator-guides"/>
+    <w:bookmarkEnd w:id="48"/>
+    <w:bookmarkStart w:id="57" w:name="per-flavor-operator-guides"/>
     <w:p>
       <w:pPr>
         <w:pStyle w:val="Heading3"/>
@@ -3211,7 +3332,7 @@
             <w:pPr>
               <w:pStyle w:val="Compact"/>
             </w:pPr>
-            <w:hyperlink r:id="rId47">
+            <w:hyperlink r:id="rId49">
               <w:r>
                 <w:rPr>
                   <w:rStyle w:val="VerbatimChar"/>
@@ -3335,7 +3456,7 @@
             <w:pPr>
               <w:pStyle w:val="Compact"/>
             </w:pPr>
-            <w:hyperlink r:id="rId48">
+            <w:hyperlink r:id="rId50">
               <w:r>
                 <w:rPr>
                   <w:rStyle w:val="VerbatimChar"/>
@@ -3447,7 +3568,7 @@
             <w:pPr>
               <w:pStyle w:val="Compact"/>
             </w:pPr>
-            <w:hyperlink r:id="rId49">
+            <w:hyperlink r:id="rId51">
               <w:r>
                 <w:rPr>
                   <w:rStyle w:val="VerbatimChar"/>
@@ -3535,7 +3656,7 @@
             <w:pPr>
               <w:pStyle w:val="Compact"/>
             </w:pPr>
-            <w:hyperlink r:id="rId50">
+            <w:hyperlink r:id="rId52">
               <w:r>
                 <w:rPr>
                   <w:rStyle w:val="VerbatimChar"/>
@@ -3623,7 +3744,7 @@
             <w:pPr>
               <w:pStyle w:val="Compact"/>
             </w:pPr>
-            <w:hyperlink r:id="rId51">
+            <w:hyperlink r:id="rId53">
               <w:r>
                 <w:rPr>
                   <w:rStyle w:val="VerbatimChar"/>
@@ -3693,7 +3814,7 @@
             <w:pPr>
               <w:pStyle w:val="Compact"/>
             </w:pPr>
-            <w:hyperlink r:id="rId52">
+            <w:hyperlink r:id="rId54">
               <w:r>
                 <w:rPr>
                   <w:rStyle w:val="VerbatimChar"/>
@@ -3751,7 +3872,7 @@
             <w:pPr>
               <w:pStyle w:val="Compact"/>
             </w:pPr>
-            <w:hyperlink r:id="rId53">
+            <w:hyperlink r:id="rId55">
               <w:r>
                 <w:rPr>
                   <w:rStyle w:val="VerbatimChar"/>
@@ -3866,7 +3987,7 @@
             <w:pPr>
               <w:pStyle w:val="Compact"/>
             </w:pPr>
-            <w:hyperlink r:id="rId54">
+            <w:hyperlink r:id="rId56">
               <w:r>
                 <w:rPr>
                   <w:rStyle w:val="VerbatimChar"/>
@@ -3878,8 +3999,8 @@
         </w:tc>
       </w:tr>
     </w:tbl>
-    <w:bookmarkEnd w:id="55"/>
-    <w:bookmarkStart w:id="59" w:name="credentials-master-guide"/>
+    <w:bookmarkEnd w:id="57"/>
+    <w:bookmarkStart w:id="61" w:name="credentials-master-guide"/>
     <w:p>
       <w:pPr>
         <w:pStyle w:val="Heading3"/>
@@ -3892,7 +4013,7 @@
       <w:pPr>
         <w:pStyle w:val="FirstParagraph"/>
       </w:pPr>
-      <w:hyperlink r:id="rId56">
+      <w:hyperlink r:id="rId58">
         <w:r>
           <w:rPr>
             <w:rStyle w:val="VerbatimChar"/>
@@ -4107,7 +4228,7 @@
       <w:r>
         <w:t xml:space="preserve"> </w:t>
       </w:r>
-      <w:hyperlink r:id="rId57">
+      <w:hyperlink r:id="rId59">
         <w:r>
           <w:rPr>
             <w:rStyle w:val="VerbatimChar"/>
@@ -4121,7 +4242,7 @@
       <w:r>
         <w:t xml:space="preserve"> </w:t>
       </w:r>
-      <w:hyperlink r:id="rId58">
+      <w:hyperlink r:id="rId60">
         <w:r>
           <w:rPr>
             <w:rStyle w:val="VerbatimChar"/>
@@ -4226,8 +4347,8 @@
         <w:t xml:space="preserve">is the only credentials-file that lives in git, and it contains only placeholder values.</w:t>
       </w:r>
     </w:p>
-    <w:bookmarkEnd w:id="59"/>
-    <w:bookmarkStart w:id="62" w:name="X2d57ec4c52902418777a57d1b6587fe0de5df6e"/>
+    <w:bookmarkEnd w:id="61"/>
+    <w:bookmarkStart w:id="64" w:name="X2d57ec4c52902418777a57d1b6587fe0de5df6e"/>
     <w:p>
       <w:pPr>
         <w:pStyle w:val="Heading3"/>
@@ -4240,7 +4361,7 @@
       <w:pPr>
         <w:pStyle w:val="FirstParagraph"/>
       </w:pPr>
-      <w:hyperlink r:id="rId60">
+      <w:hyperlink r:id="rId62">
         <w:r>
           <w:rPr>
             <w:rStyle w:val="VerbatimChar"/>
@@ -4293,7 +4414,7 @@
       <w:pPr>
         <w:pStyle w:val="BodyText"/>
       </w:pPr>
-      <w:hyperlink r:id="rId61">
+      <w:hyperlink r:id="rId63">
         <w:r>
           <w:rPr>
             <w:rStyle w:val="VerbatimChar"/>
@@ -4308,9 +4429,9 @@
         <w:t xml:space="preserve">— the canonical classification of every Herald test against §11.4.98 (794 tests audited: 758 COMPLIANT-hermetic, 32 COMPLIANT-with-creds-bootstrap, 4 NON-COMPLIANT-manual-dep, 1 STRUCTURALLY-BROKEN). NON-COMPLIANT items have until 2026-06-27 (T+30 days) to be rewritten before graduating to §11.4.90 Obsolete.</w:t>
       </w:r>
     </w:p>
-    <w:bookmarkEnd w:id="62"/>
-    <w:bookmarkEnd w:id="63"/>
-    <w:bookmarkStart w:id="64" w:name="mirror--push-convention"/>
+    <w:bookmarkEnd w:id="64"/>
+    <w:bookmarkEnd w:id="65"/>
+    <w:bookmarkStart w:id="66" w:name="mirror--push-convention"/>
     <w:p>
       <w:pPr>
         <w:pStyle w:val="Heading2"/>
@@ -4656,8 +4777,8 @@
         <w:t xml:space="preserve">declarations and configures git remotes accordingly; the same pattern can be adapted for Herald.</w:t>
       </w:r>
     </w:p>
-    <w:bookmarkEnd w:id="64"/>
-    <w:bookmarkStart w:id="66" w:name="license"/>
+    <w:bookmarkEnd w:id="66"/>
+    <w:bookmarkStart w:id="68" w:name="license"/>
     <w:p>
       <w:pPr>
         <w:pStyle w:val="Heading2"/>
@@ -4670,7 +4791,7 @@
       <w:pPr>
         <w:pStyle w:val="FirstParagraph"/>
       </w:pPr>
-      <w:hyperlink r:id="rId65">
+      <w:hyperlink r:id="rId67">
         <w:r>
           <w:rPr>
             <w:rStyle w:val="VerbatimChar"/>
@@ -4685,8 +4806,8 @@
         <w:t xml:space="preserve">— see file for terms.</w:t>
       </w:r>
     </w:p>
-    <w:bookmarkEnd w:id="66"/>
-    <w:bookmarkStart w:id="67" w:name="contact--contribution"/>
+    <w:bookmarkEnd w:id="68"/>
+    <w:bookmarkStart w:id="69" w:name="contact--contribution"/>
     <w:p>
       <w:pPr>
         <w:pStyle w:val="Heading2"/>
@@ -4710,8 +4831,8 @@
         </w:pict>
       </w:r>
     </w:p>
-    <w:bookmarkEnd w:id="67"/>
-    <w:bookmarkStart w:id="71" w:name="sources-verified"/>
+    <w:bookmarkEnd w:id="69"/>
+    <w:bookmarkStart w:id="73" w:name="sources-verified"/>
     <w:p>
       <w:pPr>
         <w:pStyle w:val="Heading2"/>
@@ -4868,7 +4989,7 @@
             <w:pPr>
               <w:pStyle w:val="Compact"/>
             </w:pPr>
-            <w:hyperlink r:id="rId68">
+            <w:hyperlink r:id="rId70">
               <w:r>
                 <w:rPr>
                   <w:rStyle w:val="Hyperlink"/>
@@ -4890,7 +5011,7 @@
             <w:r>
               <w:t xml:space="preserve"> </w:t>
             </w:r>
-            <w:hyperlink r:id="rId30">
+            <w:hyperlink r:id="rId32">
               <w:r>
                 <w:rPr>
                   <w:rStyle w:val="VerbatimChar"/>
@@ -4907,7 +5028,7 @@
             <w:r>
               <w:t xml:space="preserve"> </w:t>
             </w:r>
-            <w:hyperlink r:id="rId69">
+            <w:hyperlink r:id="rId71">
               <w:r>
                 <w:rPr>
                   <w:rStyle w:val="VerbatimChar"/>
@@ -4942,7 +5063,7 @@
             <w:pPr>
               <w:pStyle w:val="Compact"/>
             </w:pPr>
-            <w:hyperlink r:id="rId70">
+            <w:hyperlink r:id="rId72">
               <w:r>
                 <w:rPr>
                   <w:rStyle w:val="Hyperlink"/>
@@ -4964,7 +5085,7 @@
             <w:r>
               <w:t xml:space="preserve"> </w:t>
             </w:r>
-            <w:hyperlink r:id="rId40">
+            <w:hyperlink r:id="rId42">
               <w:r>
                 <w:rPr>
                   <w:rStyle w:val="VerbatimChar"/>
@@ -4999,7 +5120,7 @@
             <w:pPr>
               <w:pStyle w:val="Compact"/>
             </w:pPr>
-            <w:hyperlink r:id="rId60">
+            <w:hyperlink r:id="rId62">
               <w:r>
                 <w:rPr>
                   <w:rStyle w:val="VerbatimChar"/>
@@ -5126,8 +5247,8 @@
         <w:t xml:space="preserve">(repo-layout changes, new flavors, new mirror hosts, new linked guides) — no time-bound staleness. Linked guides MUST be kept current per their own footers.</w:t>
       </w:r>
     </w:p>
-    <w:bookmarkEnd w:id="71"/>
-    <w:bookmarkEnd w:id="72"/>
+    <w:bookmarkEnd w:id="73"/>
+    <w:bookmarkEnd w:id="74"/>
     <w:sectPr>
       <w:footnotePr>
         <w:numRestart w:val="eachSect"/>

--- a/README.docx
+++ b/README.docx
@@ -261,7 +261,7 @@
               <w:t xml:space="preserve"> </w:t>
             </w:r>
             <w:r>
-              <w:t xml:space="preserve">attribution + notification @-tagging. Prior r3: updated spec links to V3 (active) + archive/ for V1/V2; repo-layout block reflects current docs/specs/mvp/ tree.</w:t>
+              <w:t xml:space="preserve">attribution + notification @-tagging. Prior r3: updated spec links to V4 (active) + archive/ for V1/V2; repo-layout block reflects current docs/specs/mvp/ tree.</w:t>
             </w:r>
           </w:p>
         </w:tc>
@@ -333,7 +333,7 @@
               <w:pStyle w:val="Compact"/>
             </w:pPr>
             <w:r>
-              <w:t xml:space="preserve">spec-path references updated to specification.V3.md path</w:t>
+              <w:t xml:space="preserve">spec-path references updated to specification.V4.md path</w:t>
             </w:r>
           </w:p>
         </w:tc>
@@ -765,7 +765,7 @@
           <w:rPr>
             <w:rStyle w:val="VerbatimChar"/>
           </w:rPr>
-          <w:t xml:space="preserve">docs/specs/mvp/specification.V3.md</w:t>
+          <w:t xml:space="preserve">docs/specs/mvp/specification.V4.md</w:t>
         </w:r>
       </w:hyperlink>
       <w:r>
@@ -1653,7 +1653,7 @@
         <w:rPr>
           <w:rStyle w:val="VerbatimChar"/>
         </w:rPr>
-        <w:t xml:space="preserve">│           ├── specification.V3.md           # active spec (operator-product)</w:t>
+        <w:t xml:space="preserve">│           ├── specification.V4.md           # active spec (operator-product)</w:t>
       </w:r>
       <w:r>
         <w:br/>
@@ -2228,7 +2228,7 @@
           <w:rPr>
             <w:rStyle w:val="VerbatimChar"/>
           </w:rPr>
-          <w:t xml:space="preserve">docs/specs/mvp/specification.V3.md</w:t>
+          <w:t xml:space="preserve">docs/specs/mvp/specification.V4.md</w:t>
         </w:r>
       </w:hyperlink>
       <w:r>
@@ -5195,7 +5195,7 @@
                 <w:rPr>
                   <w:rStyle w:val="VerbatimChar"/>
                 </w:rPr>
-                <w:t xml:space="preserve">docs/specs/mvp/specification.V3.md</w:t>
+                <w:t xml:space="preserve">docs/specs/mvp/specification.V4.md</w:t>
               </w:r>
             </w:hyperlink>
           </w:p>

--- a/README.docx
+++ b/README.docx
@@ -10,7 +10,7 @@
         <w:t xml:space="preserve">Herald</w:t>
       </w:r>
     </w:p>
-    <w:bookmarkStart w:id="74" w:name="herald"/>
+    <w:bookmarkStart w:id="76" w:name="herald"/>
     <w:p>
       <w:pPr>
         <w:pStyle w:val="Heading1"/>
@@ -701,7 +701,7 @@
       </w:r>
     </w:p>
     <w:bookmarkEnd w:id="9"/>
-    <w:bookmarkStart w:id="15" w:name="status"/>
+    <w:bookmarkStart w:id="18" w:name="status"/>
     <w:p>
       <w:pPr>
         <w:pStyle w:val="Heading2"/>
@@ -715,7 +715,7 @@
         <w:pStyle w:val="FirstParagraph"/>
       </w:pPr>
       <w:r>
-        <w:t xml:space="preserve">Herald is</w:t>
+        <w:t xml:space="preserve">Herald is in</w:t>
       </w:r>
       <w:r>
         <w:t xml:space="preserve"> </w:t>
@@ -725,13 +725,29 @@
           <w:b/>
           <w:bCs/>
         </w:rPr>
-        <w:t xml:space="preserve">pre-implementation</w:t>
-      </w:r>
-      <w:r>
-        <w:t xml:space="preserve"> </w:t>
-      </w:r>
-      <w:r>
-        <w:t xml:space="preserve">(2026-05-15). The repository currently contains:</w:t>
+        <w:t xml:space="preserve">active multi-wave implementation</w:t>
+      </w:r>
+      <w:r>
+        <w:t xml:space="preserve"> </w:t>
+      </w:r>
+      <w:r>
+        <w:t xml:space="preserve">(as of 2026-05-31) — waves 2 through 7 have shipped and the latest tag is</w:t>
+      </w:r>
+      <w:r>
+        <w:t xml:space="preserve"> </w:t>
+      </w:r>
+      <w:r>
+        <w:rPr>
+          <w:b/>
+          <w:bCs/>
+        </w:rPr>
+        <w:t xml:space="preserve">v0.6.0</w:t>
+      </w:r>
+      <w:r>
+        <w:t xml:space="preserve"> </w:t>
+      </w:r>
+      <w:r>
+        <w:t xml:space="preserve">(2026-05-28). The repository contains:</w:t>
       </w:r>
     </w:p>
     <w:p>
@@ -772,7 +788,7 @@
         <w:t xml:space="preserve"> </w:t>
       </w:r>
       <w:r>
-        <w:t xml:space="preserve">— comprehensive (~3900 lines): project-integration contract, inbound processing pipeline, LLM/agent dispatch with Claude Code, tri-stage reply protocol, versioned reports, multi-format outbound attachments, nine refined flavors. V1 and V2 preserved in</w:t>
+        <w:t xml:space="preserve">— comprehensive: project-integration contract, inbound processing pipeline, LLM/agent dispatch with Claude Code, tri-stage reply protocol, versioned reports, multi-format outbound attachments, the refined flavors. V1–V3 preserved in</w:t>
       </w:r>
       <w:r>
         <w:t xml:space="preserve"> </w:t>
@@ -801,6 +817,160 @@
         </w:numPr>
       </w:pPr>
       <w:r>
+        <w:rPr>
+          <w:b/>
+          <w:bCs/>
+        </w:rPr>
+        <w:t xml:space="preserve">18 Go workspace modules</w:t>
+      </w:r>
+      <w:r>
+        <w:t xml:space="preserve"> </w:t>
+      </w:r>
+      <w:r>
+        <w:t xml:space="preserve">(10 shared/foundation + 8 flavor binaries</w:t>
+      </w:r>
+      <w:r>
+        <w:t xml:space="preserve"> </w:t>
+      </w:r>
+      <w:r>
+        <w:rPr>
+          <w:rStyle w:val="VerbatimChar"/>
+        </w:rPr>
+        <w:t xml:space="preserve">pherald</w:t>
+      </w:r>
+      <w:r>
+        <w:t xml:space="preserve">/</w:t>
+      </w:r>
+      <w:r>
+        <w:rPr>
+          <w:rStyle w:val="VerbatimChar"/>
+        </w:rPr>
+        <w:t xml:space="preserve">sherald</w:t>
+      </w:r>
+      <w:r>
+        <w:t xml:space="preserve">/</w:t>
+      </w:r>
+      <w:r>
+        <w:rPr>
+          <w:rStyle w:val="VerbatimChar"/>
+        </w:rPr>
+        <w:t xml:space="preserve">cherald</w:t>
+      </w:r>
+      <w:r>
+        <w:t xml:space="preserve">/</w:t>
+      </w:r>
+      <w:r>
+        <w:rPr>
+          <w:rStyle w:val="VerbatimChar"/>
+        </w:rPr>
+        <w:t xml:space="preserve">bherald</w:t>
+      </w:r>
+      <w:r>
+        <w:t xml:space="preserve">/</w:t>
+      </w:r>
+      <w:r>
+        <w:rPr>
+          <w:rStyle w:val="VerbatimChar"/>
+        </w:rPr>
+        <w:t xml:space="preserve">rherald</w:t>
+      </w:r>
+      <w:r>
+        <w:t xml:space="preserve">/</w:t>
+      </w:r>
+      <w:r>
+        <w:rPr>
+          <w:rStyle w:val="VerbatimChar"/>
+        </w:rPr>
+        <w:t xml:space="preserve">iherald</w:t>
+      </w:r>
+      <w:r>
+        <w:t xml:space="preserve">/</w:t>
+      </w:r>
+      <w:r>
+        <w:rPr>
+          <w:rStyle w:val="VerbatimChar"/>
+        </w:rPr>
+        <w:t xml:space="preserve">scherald</w:t>
+      </w:r>
+      <w:r>
+        <w:t xml:space="preserve">/</w:t>
+      </w:r>
+      <w:r>
+        <w:rPr>
+          <w:rStyle w:val="VerbatimChar"/>
+        </w:rPr>
+        <w:t xml:space="preserve">qaherald</w:t>
+      </w:r>
+      <w:r>
+        <w:t xml:space="preserve">). Live and tested: the</w:t>
+      </w:r>
+      <w:r>
+        <w:t xml:space="preserve"> </w:t>
+      </w:r>
+      <w:r>
+        <w:rPr>
+          <w:rStyle w:val="VerbatimChar"/>
+        </w:rPr>
+        <w:t xml:space="preserve">pherald listen</w:t>
+      </w:r>
+      <w:r>
+        <w:t xml:space="preserve"> </w:t>
+      </w:r>
+      <w:r>
+        <w:t xml:space="preserve">inbound runtime, the Telegram + Slack channel adapters, the Claude Code dispatcher,</w:t>
+      </w:r>
+      <w:r>
+        <w:t xml:space="preserve"> </w:t>
+      </w:r>
+      <w:r>
+        <w:rPr>
+          <w:rStyle w:val="VerbatimChar"/>
+        </w:rPr>
+        <w:t xml:space="preserve">commons_storage</w:t>
+      </w:r>
+      <w:r>
+        <w:t xml:space="preserve"> </w:t>
+      </w:r>
+      <w:r>
+        <w:t xml:space="preserve">(pgx + River + Redis), and the Gin</w:t>
+      </w:r>
+      <w:r>
+        <w:t xml:space="preserve"> </w:t>
+      </w:r>
+      <w:r>
+        <w:rPr>
+          <w:rStyle w:val="VerbatimChar"/>
+        </w:rPr>
+        <w:t xml:space="preserve">/v1/*</w:t>
+      </w:r>
+      <w:r>
+        <w:t xml:space="preserve"> </w:t>
+      </w:r>
+      <w:r>
+        <w:t xml:space="preserve">REST API.</w:t>
+      </w:r>
+    </w:p>
+    <w:p>
+      <w:pPr>
+        <w:pStyle w:val="Compact"/>
+        <w:numPr>
+          <w:ilvl w:val="0"/>
+          <w:numId w:val="1004"/>
+        </w:numPr>
+      </w:pPr>
+      <w:r>
+        <w:t xml:space="preserve">Landed cross-cutting mandates: participant-attribution (§11.4.104), natural-language intent-recognition (§11.4.105), and the Docs Chain documentation-sync integration (§11.4.106).</w:t>
+      </w:r>
+    </w:p>
+    <w:p>
+      <w:pPr>
+        <w:pStyle w:val="Compact"/>
+        <w:numPr>
+          <w:ilvl w:val="0"/>
+          <w:numId w:val="1004"/>
+        </w:numPr>
+      </w:pPr>
+      <w:r>
         <w:t xml:space="preserve">Project-specific Constitution + operator/agent guides under</w:t>
       </w:r>
       <w:r>
@@ -882,7 +1052,22 @@
         </w:r>
       </w:hyperlink>
       <w:r>
-        <w:t xml:space="preserve">.</w:t>
+        <w:t xml:space="preserve">, plus</w:t>
+      </w:r>
+      <w:r>
+        <w:t xml:space="preserve"> </w:t>
+      </w:r>
+      <w:r>
+        <w:rPr>
+          <w:rStyle w:val="VerbatimChar"/>
+        </w:rPr>
+        <w:t xml:space="preserve">scripts/e2e_bluff_hunt.sh</w:t>
+      </w:r>
+      <w:r>
+        <w:t xml:space="preserve"> </w:t>
+      </w:r>
+      <w:r>
+        <w:t xml:space="preserve">(the canonical anti-bluff end-to-end smoke).</w:t>
       </w:r>
     </w:p>
     <w:p>
@@ -956,19 +1141,33 @@
         <w:pStyle w:val="FirstParagraph"/>
       </w:pPr>
       <w:r>
-        <w:t xml:space="preserve">There is no</w:t>
-      </w:r>
-      <w:r>
-        <w:t xml:space="preserve"> </w:t>
-      </w:r>
-      <w:r>
-        <w:rPr>
-          <w:rStyle w:val="VerbatimChar"/>
-        </w:rPr>
-        <w:t xml:space="preserve">go.mod</w:t>
-      </w:r>
-      <w:r>
-        <w:t xml:space="preserve">, no Go source code, and no build tooling yet. Intended language is Go; standard</w:t>
+        <w:t xml:space="preserve">The Go workspace (</w:t>
+      </w:r>
+      <w:r>
+        <w:rPr>
+          <w:rStyle w:val="VerbatimChar"/>
+        </w:rPr>
+        <w:t xml:space="preserve">go.work</w:t>
+      </w:r>
+      <w:r>
+        <w:t xml:space="preserve">, 18 modules) builds and tests green; see</w:t>
+      </w:r>
+      <w:r>
+        <w:t xml:space="preserve"> </w:t>
+      </w:r>
+      <w:hyperlink r:id="rId15">
+        <w:r>
+          <w:rPr>
+            <w:rStyle w:val="VerbatimChar"/>
+          </w:rPr>
+          <w:t xml:space="preserve">CLAUDE.md</w:t>
+        </w:r>
+      </w:hyperlink>
+      <w:r>
+        <w:t xml:space="preserve"> </w:t>
+      </w:r>
+      <w:r>
+        <w:t xml:space="preserve">for the canonical build/test commands. Standard</w:t>
       </w:r>
       <w:r>
         <w:t xml:space="preserve"> </w:t>
@@ -998,11 +1197,42 @@
         <w:t xml:space="preserve"> </w:t>
       </w:r>
       <w:r>
-        <w:t xml:space="preserve">layout will be used when scaffolding starts.</w:t>
-      </w:r>
-    </w:p>
-    <w:bookmarkEnd w:id="15"/>
-    <w:bookmarkStart w:id="16" w:name="mission"/>
+        <w:t xml:space="preserve">layout. Roughly a dozen evidence-gated HRDs remain open in</w:t>
+      </w:r>
+      <w:r>
+        <w:t xml:space="preserve"> </w:t>
+      </w:r>
+      <w:hyperlink r:id="rId16">
+        <w:r>
+          <w:rPr>
+            <w:rStyle w:val="VerbatimChar"/>
+          </w:rPr>
+          <w:t xml:space="preserve">docs/Issues.md</w:t>
+        </w:r>
+      </w:hyperlink>
+      <w:r>
+        <w:t xml:space="preserve"> </w:t>
+      </w:r>
+      <w:r>
+        <w:t xml:space="preserve">(live-integration credentials + later-iteration channels); the bulk of the catalogue migrated to</w:t>
+      </w:r>
+      <w:r>
+        <w:t xml:space="preserve"> </w:t>
+      </w:r>
+      <w:hyperlink r:id="rId17">
+        <w:r>
+          <w:rPr>
+            <w:rStyle w:val="VerbatimChar"/>
+          </w:rPr>
+          <w:t xml:space="preserve">docs/Fixed.md</w:t>
+        </w:r>
+      </w:hyperlink>
+      <w:r>
+        <w:t xml:space="preserve">.</w:t>
+      </w:r>
+    </w:p>
+    <w:bookmarkEnd w:id="18"/>
+    <w:bookmarkStart w:id="19" w:name="mission"/>
     <w:p>
       <w:pPr>
         <w:pStyle w:val="Heading2"/>
@@ -1084,8 +1314,8 @@
         <w:t xml:space="preserve">Delivery failures on one channel never block delivery to other channels.</w:t>
       </w:r>
     </w:p>
-    <w:bookmarkEnd w:id="16"/>
-    <w:bookmarkStart w:id="18" w:name="deployment-model"/>
+    <w:bookmarkEnd w:id="19"/>
+    <w:bookmarkStart w:id="21" w:name="deployment-model"/>
     <w:p>
       <w:pPr>
         <w:pStyle w:val="Heading2"/>
@@ -1208,7 +1438,7 @@
       <w:r>
         <w:t xml:space="preserve"> </w:t>
       </w:r>
-      <w:hyperlink r:id="rId17">
+      <w:hyperlink r:id="rId20">
         <w:r>
           <w:rPr>
             <w:rStyle w:val="VerbatimChar"/>
@@ -1223,8 +1453,8 @@
         <w:t xml:space="preserve">for the full rationale and the discovery contract that lets Herald locate the constitution at runtime from any nested depth.</w:t>
       </w:r>
     </w:p>
-    <w:bookmarkEnd w:id="18"/>
-    <w:bookmarkStart w:id="21" w:name="Xb3c0546342e3c7234c2c61ace57582bb2caf8dc"/>
+    <w:bookmarkEnd w:id="21"/>
+    <w:bookmarkStart w:id="24" w:name="Xb3c0546342e3c7234c2c61ace57582bb2caf8dc"/>
     <w:p>
       <w:pPr>
         <w:pStyle w:val="Heading2"/>
@@ -1243,7 +1473,7 @@
       <w:r>
         <w:t xml:space="preserve"> </w:t>
       </w:r>
-      <w:hyperlink r:id="rId19">
+      <w:hyperlink r:id="rId22">
         <w:r>
           <w:rPr>
             <w:rStyle w:val="Hyperlink"/>
@@ -1272,7 +1502,7 @@
       <w:r>
         <w:t xml:space="preserve"> </w:t>
       </w:r>
-      <w:hyperlink r:id="rId20">
+      <w:hyperlink r:id="rId23">
         <w:r>
           <w:rPr>
             <w:rStyle w:val="VerbatimChar"/>
@@ -1512,7 +1742,7 @@
       <w:r>
         <w:t xml:space="preserve"> </w:t>
       </w:r>
-      <w:hyperlink r:id="rId19">
+      <w:hyperlink r:id="rId22">
         <w:r>
           <w:rPr>
             <w:rStyle w:val="Hyperlink"/>
@@ -1527,8 +1757,8 @@
         <w:t xml:space="preserve">and is mirrored to GitLab, GitFlic, and GitVerse.</w:t>
       </w:r>
     </w:p>
-    <w:bookmarkEnd w:id="21"/>
-    <w:bookmarkStart w:id="22" w:name="repository-layout"/>
+    <w:bookmarkEnd w:id="24"/>
+    <w:bookmarkStart w:id="25" w:name="repository-layout"/>
     <w:p>
       <w:pPr>
         <w:pStyle w:val="Heading2"/>
@@ -1755,8 +1985,8 @@
         <w:t xml:space="preserve">    └── test_constitution_inheritance_meta.sh  # paired mutation meta-test (§1.1)</w:t>
       </w:r>
     </w:p>
-    <w:bookmarkEnd w:id="22"/>
-    <w:bookmarkStart w:id="29" w:name="quickstart-for-developers-and-agents"/>
+    <w:bookmarkEnd w:id="25"/>
+    <w:bookmarkStart w:id="31" w:name="quickstart-for-developers-and-agents"/>
     <w:p>
       <w:pPr>
         <w:pStyle w:val="Heading2"/>
@@ -1765,7 +1995,7 @@
         <w:t xml:space="preserve">Quickstart for developers and agents</w:t>
       </w:r>
     </w:p>
-    <w:bookmarkStart w:id="24" w:name="X35378431ec8015390932b28e42d6964f4f9b45b"/>
+    <w:bookmarkStart w:id="27" w:name="X35378431ec8015390932b28e42d6964f4f9b45b"/>
     <w:p>
       <w:pPr>
         <w:pStyle w:val="Heading3"/>
@@ -1800,7 +2030,7 @@
       <w:r>
         <w:t xml:space="preserve"> </w:t>
       </w:r>
-      <w:hyperlink r:id="rId23">
+      <w:hyperlink r:id="rId26">
         <w:r>
           <w:rPr>
             <w:rStyle w:val="Hyperlink"/>
@@ -1912,8 +2142,8 @@
         <w:t xml:space="preserve">.</w:t>
       </w:r>
     </w:p>
-    <w:bookmarkEnd w:id="24"/>
-    <w:bookmarkStart w:id="25" w:name="Xc40abc6fbfefede58fa4628a50b4d998da0274f"/>
+    <w:bookmarkEnd w:id="27"/>
+    <w:bookmarkStart w:id="28" w:name="Xc40abc6fbfefede58fa4628a50b4d998da0274f"/>
     <w:p>
       <w:pPr>
         <w:pStyle w:val="Heading3"/>
@@ -2042,8 +2272,8 @@
         <w:t xml:space="preserve">fails (constitution not found), follow the message — clone the constitution alongside Herald.</w:t>
       </w:r>
     </w:p>
-    <w:bookmarkEnd w:id="25"/>
-    <w:bookmarkStart w:id="28" w:name="X656158d4d89821062c6d841c838450ce114ecc9"/>
+    <w:bookmarkEnd w:id="28"/>
+    <w:bookmarkStart w:id="30" w:name="X656158d4d89821062c6d841c838450ce114ecc9"/>
     <w:p>
       <w:pPr>
         <w:pStyle w:val="Heading3"/>
@@ -2137,7 +2367,7 @@
           <w:numId w:val="1008"/>
         </w:numPr>
       </w:pPr>
-      <w:hyperlink r:id="rId26">
+      <w:hyperlink r:id="rId15">
         <w:r>
           <w:rPr>
             <w:rStyle w:val="VerbatimChar"/>
@@ -2154,7 +2384,7 @@
       <w:r>
         <w:t xml:space="preserve"> </w:t>
       </w:r>
-      <w:hyperlink r:id="rId27">
+      <w:hyperlink r:id="rId29">
         <w:r>
           <w:rPr>
             <w:rStyle w:val="VerbatimChar"/>
@@ -2177,7 +2407,7 @@
           <w:numId w:val="1008"/>
         </w:numPr>
       </w:pPr>
-      <w:hyperlink r:id="rId20">
+      <w:hyperlink r:id="rId23">
         <w:r>
           <w:rPr>
             <w:rStyle w:val="VerbatimChar"/>
@@ -2200,7 +2430,7 @@
           <w:numId w:val="1008"/>
         </w:numPr>
       </w:pPr>
-      <w:hyperlink r:id="rId17">
+      <w:hyperlink r:id="rId20">
         <w:r>
           <w:rPr>
             <w:rStyle w:val="VerbatimChar"/>
@@ -2252,9 +2482,9 @@
         <w:t xml:space="preserve">.</w:t>
       </w:r>
     </w:p>
-    <w:bookmarkEnd w:id="28"/>
-    <w:bookmarkEnd w:id="29"/>
-    <w:bookmarkStart w:id="65" w:name="operator-setup-guides"/>
+    <w:bookmarkEnd w:id="30"/>
+    <w:bookmarkEnd w:id="31"/>
+    <w:bookmarkStart w:id="67" w:name="operator-setup-guides"/>
     <w:p>
       <w:pPr>
         <w:pStyle w:val="Heading2"/>
@@ -2382,7 +2612,7 @@
       <w:r>
         <w:t xml:space="preserve"> </w:t>
       </w:r>
-      <w:hyperlink r:id="rId30">
+      <w:hyperlink r:id="rId32">
         <w:r>
           <w:rPr>
             <w:rStyle w:val="VerbatimChar"/>
@@ -2396,7 +2626,7 @@
       <w:r>
         <w:t xml:space="preserve"> </w:t>
       </w:r>
-      <w:hyperlink r:id="rId31">
+      <w:hyperlink r:id="rId33">
         <w:r>
           <w:rPr>
             <w:rStyle w:val="VerbatimChar"/>
@@ -2411,7 +2641,7 @@
         <w:t xml:space="preserve">§6B.</w:t>
       </w:r>
     </w:p>
-    <w:bookmarkStart w:id="41" w:name="messengers"/>
+    <w:bookmarkStart w:id="43" w:name="messengers"/>
     <w:p>
       <w:pPr>
         <w:pStyle w:val="Heading3"/>
@@ -2508,7 +2738,7 @@
             <w:pPr>
               <w:pStyle w:val="Compact"/>
             </w:pPr>
-            <w:hyperlink r:id="rId32">
+            <w:hyperlink r:id="rId34">
               <w:r>
                 <w:rPr>
                   <w:rStyle w:val="VerbatimChar"/>
@@ -2548,7 +2778,7 @@
             <w:pPr>
               <w:pStyle w:val="Compact"/>
             </w:pPr>
-            <w:hyperlink r:id="rId33">
+            <w:hyperlink r:id="rId35">
               <w:r>
                 <w:rPr>
                   <w:rStyle w:val="VerbatimChar"/>
@@ -2588,7 +2818,7 @@
             <w:pPr>
               <w:pStyle w:val="Compact"/>
             </w:pPr>
-            <w:hyperlink r:id="rId34">
+            <w:hyperlink r:id="rId36">
               <w:r>
                 <w:rPr>
                   <w:rStyle w:val="VerbatimChar"/>
@@ -2628,7 +2858,7 @@
             <w:pPr>
               <w:pStyle w:val="Compact"/>
             </w:pPr>
-            <w:hyperlink r:id="rId35">
+            <w:hyperlink r:id="rId37">
               <w:r>
                 <w:rPr>
                   <w:rStyle w:val="VerbatimChar"/>
@@ -2668,7 +2898,7 @@
             <w:pPr>
               <w:pStyle w:val="Compact"/>
             </w:pPr>
-            <w:hyperlink r:id="rId36">
+            <w:hyperlink r:id="rId38">
               <w:r>
                 <w:rPr>
                   <w:rStyle w:val="VerbatimChar"/>
@@ -2708,7 +2938,7 @@
             <w:pPr>
               <w:pStyle w:val="Compact"/>
             </w:pPr>
-            <w:hyperlink r:id="rId37">
+            <w:hyperlink r:id="rId39">
               <w:r>
                 <w:rPr>
                   <w:rStyle w:val="VerbatimChar"/>
@@ -2748,7 +2978,7 @@
             <w:pPr>
               <w:pStyle w:val="Compact"/>
             </w:pPr>
-            <w:hyperlink r:id="rId38">
+            <w:hyperlink r:id="rId40">
               <w:r>
                 <w:rPr>
                   <w:rStyle w:val="VerbatimChar"/>
@@ -2788,7 +3018,7 @@
             <w:pPr>
               <w:pStyle w:val="Compact"/>
             </w:pPr>
-            <w:hyperlink r:id="rId39">
+            <w:hyperlink r:id="rId41">
               <w:r>
                 <w:rPr>
                   <w:rStyle w:val="VerbatimChar"/>
@@ -2828,7 +3058,7 @@
             <w:pPr>
               <w:pStyle w:val="Compact"/>
             </w:pPr>
-            <w:hyperlink r:id="rId40">
+            <w:hyperlink r:id="rId42">
               <w:r>
                 <w:rPr>
                   <w:rStyle w:val="VerbatimChar"/>
@@ -2840,8 +3070,8 @@
         </w:tc>
       </w:tr>
     </w:tbl>
-    <w:bookmarkEnd w:id="41"/>
-    <w:bookmarkStart w:id="48" w:name="llm--agent-dispatchers"/>
+    <w:bookmarkEnd w:id="43"/>
+    <w:bookmarkStart w:id="50" w:name="llm--agent-dispatchers"/>
     <w:p>
       <w:pPr>
         <w:pStyle w:val="Heading3"/>
@@ -2938,7 +3168,7 @@
             <w:pPr>
               <w:pStyle w:val="Compact"/>
             </w:pPr>
-            <w:hyperlink r:id="rId42">
+            <w:hyperlink r:id="rId44">
               <w:r>
                 <w:rPr>
                   <w:rStyle w:val="VerbatimChar"/>
@@ -2978,7 +3208,7 @@
             <w:pPr>
               <w:pStyle w:val="Compact"/>
             </w:pPr>
-            <w:hyperlink r:id="rId43">
+            <w:hyperlink r:id="rId45">
               <w:r>
                 <w:rPr>
                   <w:rStyle w:val="VerbatimChar"/>
@@ -3018,7 +3248,7 @@
             <w:pPr>
               <w:pStyle w:val="Compact"/>
             </w:pPr>
-            <w:hyperlink r:id="rId44">
+            <w:hyperlink r:id="rId46">
               <w:r>
                 <w:rPr>
                   <w:rStyle w:val="VerbatimChar"/>
@@ -3058,7 +3288,7 @@
             <w:pPr>
               <w:pStyle w:val="Compact"/>
             </w:pPr>
-            <w:hyperlink r:id="rId45">
+            <w:hyperlink r:id="rId47">
               <w:r>
                 <w:rPr>
                   <w:rStyle w:val="VerbatimChar"/>
@@ -3098,7 +3328,7 @@
             <w:pPr>
               <w:pStyle w:val="Compact"/>
             </w:pPr>
-            <w:hyperlink r:id="rId46">
+            <w:hyperlink r:id="rId48">
               <w:r>
                 <w:rPr>
                   <w:rStyle w:val="VerbatimChar"/>
@@ -3138,7 +3368,7 @@
             <w:pPr>
               <w:pStyle w:val="Compact"/>
             </w:pPr>
-            <w:hyperlink r:id="rId47">
+            <w:hyperlink r:id="rId49">
               <w:r>
                 <w:rPr>
                   <w:rStyle w:val="VerbatimChar"/>
@@ -3150,8 +3380,8 @@
         </w:tc>
       </w:tr>
     </w:tbl>
-    <w:bookmarkEnd w:id="48"/>
-    <w:bookmarkStart w:id="57" w:name="per-flavor-operator-guides"/>
+    <w:bookmarkEnd w:id="50"/>
+    <w:bookmarkStart w:id="59" w:name="per-flavor-operator-guides"/>
     <w:p>
       <w:pPr>
         <w:pStyle w:val="Heading3"/>
@@ -3332,7 +3562,7 @@
             <w:pPr>
               <w:pStyle w:val="Compact"/>
             </w:pPr>
-            <w:hyperlink r:id="rId49">
+            <w:hyperlink r:id="rId51">
               <w:r>
                 <w:rPr>
                   <w:rStyle w:val="VerbatimChar"/>
@@ -3456,7 +3686,7 @@
             <w:pPr>
               <w:pStyle w:val="Compact"/>
             </w:pPr>
-            <w:hyperlink r:id="rId50">
+            <w:hyperlink r:id="rId52">
               <w:r>
                 <w:rPr>
                   <w:rStyle w:val="VerbatimChar"/>
@@ -3568,7 +3798,7 @@
             <w:pPr>
               <w:pStyle w:val="Compact"/>
             </w:pPr>
-            <w:hyperlink r:id="rId51">
+            <w:hyperlink r:id="rId53">
               <w:r>
                 <w:rPr>
                   <w:rStyle w:val="VerbatimChar"/>
@@ -3656,7 +3886,7 @@
             <w:pPr>
               <w:pStyle w:val="Compact"/>
             </w:pPr>
-            <w:hyperlink r:id="rId52">
+            <w:hyperlink r:id="rId54">
               <w:r>
                 <w:rPr>
                   <w:rStyle w:val="VerbatimChar"/>
@@ -3744,7 +3974,7 @@
             <w:pPr>
               <w:pStyle w:val="Compact"/>
             </w:pPr>
-            <w:hyperlink r:id="rId53">
+            <w:hyperlink r:id="rId55">
               <w:r>
                 <w:rPr>
                   <w:rStyle w:val="VerbatimChar"/>
@@ -3814,7 +4044,7 @@
             <w:pPr>
               <w:pStyle w:val="Compact"/>
             </w:pPr>
-            <w:hyperlink r:id="rId54">
+            <w:hyperlink r:id="rId56">
               <w:r>
                 <w:rPr>
                   <w:rStyle w:val="VerbatimChar"/>
@@ -3872,7 +4102,7 @@
             <w:pPr>
               <w:pStyle w:val="Compact"/>
             </w:pPr>
-            <w:hyperlink r:id="rId55">
+            <w:hyperlink r:id="rId57">
               <w:r>
                 <w:rPr>
                   <w:rStyle w:val="VerbatimChar"/>
@@ -3987,7 +4217,7 @@
             <w:pPr>
               <w:pStyle w:val="Compact"/>
             </w:pPr>
-            <w:hyperlink r:id="rId56">
+            <w:hyperlink r:id="rId58">
               <w:r>
                 <w:rPr>
                   <w:rStyle w:val="VerbatimChar"/>
@@ -3999,8 +4229,8 @@
         </w:tc>
       </w:tr>
     </w:tbl>
-    <w:bookmarkEnd w:id="57"/>
-    <w:bookmarkStart w:id="61" w:name="credentials-master-guide"/>
+    <w:bookmarkEnd w:id="59"/>
+    <w:bookmarkStart w:id="63" w:name="credentials-master-guide"/>
     <w:p>
       <w:pPr>
         <w:pStyle w:val="Heading3"/>
@@ -4013,7 +4243,7 @@
       <w:pPr>
         <w:pStyle w:val="FirstParagraph"/>
       </w:pPr>
-      <w:hyperlink r:id="rId58">
+      <w:hyperlink r:id="rId60">
         <w:r>
           <w:rPr>
             <w:rStyle w:val="VerbatimChar"/>
@@ -4228,7 +4458,7 @@
       <w:r>
         <w:t xml:space="preserve"> </w:t>
       </w:r>
-      <w:hyperlink r:id="rId59">
+      <w:hyperlink r:id="rId61">
         <w:r>
           <w:rPr>
             <w:rStyle w:val="VerbatimChar"/>
@@ -4242,7 +4472,7 @@
       <w:r>
         <w:t xml:space="preserve"> </w:t>
       </w:r>
-      <w:hyperlink r:id="rId60">
+      <w:hyperlink r:id="rId62">
         <w:r>
           <w:rPr>
             <w:rStyle w:val="VerbatimChar"/>
@@ -4347,8 +4577,8 @@
         <w:t xml:space="preserve">is the only credentials-file that lives in git, and it contains only placeholder values.</w:t>
       </w:r>
     </w:p>
-    <w:bookmarkEnd w:id="61"/>
-    <w:bookmarkStart w:id="64" w:name="X2d57ec4c52902418777a57d1b6587fe0de5df6e"/>
+    <w:bookmarkEnd w:id="63"/>
+    <w:bookmarkStart w:id="66" w:name="X2d57ec4c52902418777a57d1b6587fe0de5df6e"/>
     <w:p>
       <w:pPr>
         <w:pStyle w:val="Heading3"/>
@@ -4361,7 +4591,7 @@
       <w:pPr>
         <w:pStyle w:val="FirstParagraph"/>
       </w:pPr>
-      <w:hyperlink r:id="rId62">
+      <w:hyperlink r:id="rId64">
         <w:r>
           <w:rPr>
             <w:rStyle w:val="VerbatimChar"/>
@@ -4414,7 +4644,7 @@
       <w:pPr>
         <w:pStyle w:val="BodyText"/>
       </w:pPr>
-      <w:hyperlink r:id="rId63">
+      <w:hyperlink r:id="rId65">
         <w:r>
           <w:rPr>
             <w:rStyle w:val="VerbatimChar"/>
@@ -4429,9 +4659,9 @@
         <w:t xml:space="preserve">— the canonical classification of every Herald test against §11.4.98 (794 tests audited: 758 COMPLIANT-hermetic, 32 COMPLIANT-with-creds-bootstrap, 4 NON-COMPLIANT-manual-dep, 1 STRUCTURALLY-BROKEN). NON-COMPLIANT items have until 2026-06-27 (T+30 days) to be rewritten before graduating to §11.4.90 Obsolete.</w:t>
       </w:r>
     </w:p>
-    <w:bookmarkEnd w:id="64"/>
-    <w:bookmarkEnd w:id="65"/>
-    <w:bookmarkStart w:id="66" w:name="mirror--push-convention"/>
+    <w:bookmarkEnd w:id="66"/>
+    <w:bookmarkEnd w:id="67"/>
+    <w:bookmarkStart w:id="68" w:name="mirror--push-convention"/>
     <w:p>
       <w:pPr>
         <w:pStyle w:val="Heading2"/>
@@ -4777,8 +5007,8 @@
         <w:t xml:space="preserve">declarations and configures git remotes accordingly; the same pattern can be adapted for Herald.</w:t>
       </w:r>
     </w:p>
-    <w:bookmarkEnd w:id="66"/>
-    <w:bookmarkStart w:id="68" w:name="license"/>
+    <w:bookmarkEnd w:id="68"/>
+    <w:bookmarkStart w:id="70" w:name="license"/>
     <w:p>
       <w:pPr>
         <w:pStyle w:val="Heading2"/>
@@ -4791,7 +5021,7 @@
       <w:pPr>
         <w:pStyle w:val="FirstParagraph"/>
       </w:pPr>
-      <w:hyperlink r:id="rId67">
+      <w:hyperlink r:id="rId69">
         <w:r>
           <w:rPr>
             <w:rStyle w:val="VerbatimChar"/>
@@ -4806,8 +5036,8 @@
         <w:t xml:space="preserve">— see file for terms.</w:t>
       </w:r>
     </w:p>
-    <w:bookmarkEnd w:id="68"/>
-    <w:bookmarkStart w:id="69" w:name="contact--contribution"/>
+    <w:bookmarkEnd w:id="70"/>
+    <w:bookmarkStart w:id="71" w:name="contact--contribution"/>
     <w:p>
       <w:pPr>
         <w:pStyle w:val="Heading2"/>
@@ -4831,8 +5061,8 @@
         </w:pict>
       </w:r>
     </w:p>
-    <w:bookmarkEnd w:id="69"/>
-    <w:bookmarkStart w:id="73" w:name="sources-verified"/>
+    <w:bookmarkEnd w:id="71"/>
+    <w:bookmarkStart w:id="75" w:name="sources-verified"/>
     <w:p>
       <w:pPr>
         <w:pStyle w:val="Heading2"/>
@@ -4949,7 +5179,7 @@
             <w:pPr>
               <w:pStyle w:val="Compact"/>
             </w:pPr>
-            <w:hyperlink r:id="rId19">
+            <w:hyperlink r:id="rId22">
               <w:r>
                 <w:rPr>
                   <w:rStyle w:val="Hyperlink"/>
@@ -4989,7 +5219,7 @@
             <w:pPr>
               <w:pStyle w:val="Compact"/>
             </w:pPr>
-            <w:hyperlink r:id="rId70">
+            <w:hyperlink r:id="rId72">
               <w:r>
                 <w:rPr>
                   <w:rStyle w:val="Hyperlink"/>
@@ -5011,7 +5241,7 @@
             <w:r>
               <w:t xml:space="preserve"> </w:t>
             </w:r>
-            <w:hyperlink r:id="rId32">
+            <w:hyperlink r:id="rId34">
               <w:r>
                 <w:rPr>
                   <w:rStyle w:val="VerbatimChar"/>
@@ -5028,7 +5258,7 @@
             <w:r>
               <w:t xml:space="preserve"> </w:t>
             </w:r>
-            <w:hyperlink r:id="rId71">
+            <w:hyperlink r:id="rId73">
               <w:r>
                 <w:rPr>
                   <w:rStyle w:val="VerbatimChar"/>
@@ -5063,7 +5293,7 @@
             <w:pPr>
               <w:pStyle w:val="Compact"/>
             </w:pPr>
-            <w:hyperlink r:id="rId72">
+            <w:hyperlink r:id="rId74">
               <w:r>
                 <w:rPr>
                   <w:rStyle w:val="Hyperlink"/>
@@ -5085,7 +5315,7 @@
             <w:r>
               <w:t xml:space="preserve"> </w:t>
             </w:r>
-            <w:hyperlink r:id="rId42">
+            <w:hyperlink r:id="rId44">
               <w:r>
                 <w:rPr>
                   <w:rStyle w:val="VerbatimChar"/>
@@ -5120,7 +5350,7 @@
             <w:pPr>
               <w:pStyle w:val="Compact"/>
             </w:pPr>
-            <w:hyperlink r:id="rId62">
+            <w:hyperlink r:id="rId64">
               <w:r>
                 <w:rPr>
                   <w:rStyle w:val="VerbatimChar"/>
@@ -5247,8 +5477,8 @@
         <w:t xml:space="preserve">(repo-layout changes, new flavors, new mirror hosts, new linked guides) — no time-bound staleness. Linked guides MUST be kept current per their own footers.</w:t>
       </w:r>
     </w:p>
-    <w:bookmarkEnd w:id="73"/>
-    <w:bookmarkEnd w:id="74"/>
+    <w:bookmarkEnd w:id="75"/>
+    <w:bookmarkEnd w:id="76"/>
     <w:sectPr>
       <w:footnotePr>
         <w:numRestart w:val="eachSect"/>
